--- a/downloads/student/ai-6-week-08.docx
+++ b/downloads/student/ai-6-week-08.docx
@@ -777,6 +777,16 @@
     <w:p>
       <w:r>
         <w:t>Two recorded replies do not estimate future reliability; define run conditions and test wider case coverage.</w:t>
+      </w:r>
+    </w:p>
+    <w:p>
+      <w:r>
+        <w:t>Read the labelled picture: Score "Friday in room B" and "Friday in room D" against both mandatory criteria. Would a correct 25-word response pass, and why?</w:t>
+      </w:r>
+    </w:p>
+    <w:p>
+      <w:r>
+        <w:t>Change one thing: Use a 25-word answer that preserves both facts. Predict the result before checking the explanation. What remains the same?</w:t>
       </w:r>
     </w:p>
     <w:p>
@@ -1875,6 +1885,187 @@
         <w:t>Attempt the independent case before hints. Record whether you worked alone, used a hint or followed a model. After feedback, fix the first unsupported step and explain why it changed. A later check uses a changed case, not a copied answer.</w:t>
       </w:r>
     </w:p>
+    <w:p>
+      <w:pPr>
+        <w:pStyle w:val="Heading1"/>
+      </w:pPr>
+      <w:r>
+        <w:t>15. Your lesson route</w:t>
+      </w:r>
+    </w:p>
+    <w:p>
+      <w:r>
+        <w:t>Start with this question: Judge two summaries with a rubric. A summariser must preserve two supplied facts and use at most 20 words.</w:t>
+      </w:r>
+    </w:p>
+    <w:tbl>
+      <w:tblPr>
+        <w:tblStyle w:val="LightShading-Accent1"/>
+        <w:tblW w:type="auto" w:w="0"/>
+        <w:tblLook w:firstColumn="1" w:firstRow="1" w:lastColumn="0" w:lastRow="0" w:noHBand="0" w:noVBand="1" w:val="04A0"/>
+      </w:tblPr>
+      <w:tblGrid>
+        <w:gridCol w:w="5112"/>
+        <w:gridCol w:w="5112"/>
+      </w:tblGrid>
+      <w:tr>
+        <w:trPr>
+          <w:tblHeader/>
+        </w:trPr>
+        <w:tc>
+          <w:tcPr>
+            <w:tcW w:type="dxa" w:w="5112"/>
+          </w:tcPr>
+          <w:p>
+            <w:r>
+              <w:t>By the end, I can</w:t>
+            </w:r>
+          </w:p>
+        </w:tc>
+        <w:tc>
+          <w:tcPr>
+            <w:tcW w:type="dxa" w:w="5112"/>
+          </w:tcPr>
+          <w:p>
+            <w:r>
+              <w:t>How I will show it</w:t>
+            </w:r>
+          </w:p>
+        </w:tc>
+      </w:tr>
+      <w:tr>
+        <w:tc>
+          <w:tcPr>
+            <w:tcW w:type="dxa" w:w="5112"/>
+          </w:tcPr>
+          <w:p>
+            <w:r>
+              <w:t>Explain the mechanism and terminology of testing model-dependent behaviour</w:t>
+            </w:r>
+          </w:p>
+        </w:tc>
+        <w:tc>
+          <w:tcPr>
+            <w:tcW w:type="dxa" w:w="5112"/>
+          </w:tcPr>
+          <w:p>
+            <w:r>
+              <w:t>Explain the deciding step, show a trace or test, and state one limit.</w:t>
+            </w:r>
+          </w:p>
+        </w:tc>
+      </w:tr>
+      <w:tr>
+        <w:tc>
+          <w:tcPr>
+            <w:tcW w:type="dxa" w:w="5112"/>
+          </w:tcPr>
+          <w:p>
+            <w:r>
+              <w:t>Apply the stated procedure to a new case with a traceable result</w:t>
+            </w:r>
+          </w:p>
+        </w:tc>
+        <w:tc>
+          <w:tcPr>
+            <w:tcW w:type="dxa" w:w="5112"/>
+          </w:tcPr>
+          <w:p>
+            <w:r>
+              <w:t>Explain the deciding step, show a trace or test, and state one limit.</w:t>
+            </w:r>
+          </w:p>
+        </w:tc>
+      </w:tr>
+      <w:tr>
+        <w:tc>
+          <w:tcPr>
+            <w:tcW w:type="dxa" w:w="5112"/>
+          </w:tcPr>
+          <w:p>
+            <w:r>
+              <w:t>Identify an assumption or limitation and design a revealing follow-up</w:t>
+            </w:r>
+          </w:p>
+        </w:tc>
+        <w:tc>
+          <w:tcPr>
+            <w:tcW w:type="dxa" w:w="5112"/>
+          </w:tcPr>
+          <w:p>
+            <w:r>
+              <w:t>Explain the deciding step, show a trace or test, and state one limit.</w:t>
+            </w:r>
+          </w:p>
+        </w:tc>
+      </w:tr>
+    </w:tbl>
+    <w:p>
+      <w:r>
+        <w:t>Remember → watch and explain → try with help → investigate → try independently → keep project evidence. Your teacher may spread this lesson across several classes.</w:t>
+      </w:r>
+    </w:p>
+    <w:p>
+      <w:r>
+        <w:t>Keep your first prediction. Compare it with what the evidence shows and explain any change.</w:t>
+      </w:r>
+    </w:p>
+    <w:p>
+      <w:pPr>
+        <w:pStyle w:val="Heading1"/>
+      </w:pPr>
+      <w:r>
+        <w:t>16. Finish and return</w:t>
+      </w:r>
+    </w:p>
+    <w:p>
+      <w:r>
+        <w:t>Close your notes. Explain this goal in your own words: Explain the mechanism and terminology of testing model-dependent behaviour</w:t>
+      </w:r>
+    </w:p>
+    <w:p>
+      <w:pPr>
+        <w:pStyle w:val="Heading3"/>
+      </w:pPr>
+      <w:r>
+        <w:t>My deciding step, evidence and one remaining question</w:t>
+      </w:r>
+    </w:p>
+    <w:p>
+      <w:r>
+        <w:t>________________________________________________________________</w:t>
+      </w:r>
+    </w:p>
+    <w:p>
+      <w:r>
+        <w:t>________________________________________________________________</w:t>
+      </w:r>
+    </w:p>
+    <w:p>
+      <w:r>
+        <w:t>________________________________________________________________</w:t>
+      </w:r>
+    </w:p>
+    <w:p>
+      <w:r>
+        <w:t>________________________________________________________________</w:t>
+      </w:r>
+    </w:p>
+    <w:p>
+      <w:r>
+        <w:t>________________________________________________________________</w:t>
+      </w:r>
+    </w:p>
+    <w:p>
+      <w:r>
+        <w:t>If you are unsure, return to the worked picture and explain one arrow. If you are ready, change an input or assumption and justify your prediction.</w:t>
+      </w:r>
+    </w:p>
+    <w:p>
+      <w:r>
+        <w:t>Save your workbook evidence. At the next review, try a different case before opening your old answer.</w:t>
+      </w:r>
+    </w:p>
     <w:sectPr>
       <w:pgSz w:w="12240" w:h="15840"/>
       <w:pgMar w:top="936" w:right="1008" w:bottom="936" w:left="1008" w:header="720" w:footer="720" w:gutter="0"/>

--- a/downloads/student/ai-6-week-08.docx
+++ b/downloads/student/ai-6-week-08.docx
@@ -2066,6 +2066,202 @@
         <w:t>Save your workbook evidence. At the next review, try a different case before opening your old answer.</w:t>
       </w:r>
     </w:p>
+    <w:p>
+      <w:pPr>
+        <w:pStyle w:val="Heading1"/>
+      </w:pPr>
+      <w:r>
+        <w:t>17. Supported practice, repair and portfolio</w:t>
+      </w:r>
+    </w:p>
+    <w:p>
+      <w:r>
+        <w:t>Use this supported practice once, in the browser or on paper. Keep the reserved independent assessment for a separate first attempt before teacher feedback.</w:t>
+      </w:r>
+    </w:p>
+    <w:p>
+      <w:r>
+        <w:t>Judge two summaries with a rubric. A summariser must preserve two supplied facts and use at most 20 words.</w:t>
+      </w:r>
+    </w:p>
+    <w:p>
+      <w:pPr>
+        <w:pStyle w:val="Heading3"/>
+      </w:pPr>
+      <w:r>
+        <w:t>Practice 1: explain the deciding evidence</w:t>
+      </w:r>
+    </w:p>
+    <w:p>
+      <w:r>
+        <w:t>Which labelled step matches this detail? It is short, but room D contradicts room B.</w:t>
+      </w:r>
+    </w:p>
+    <w:p>
+      <w:r>
+        <w:t>1. Check second reply</w:t>
+      </w:r>
+    </w:p>
+    <w:p>
+      <w:r>
+        <w:t>2. Check first reply</w:t>
+      </w:r>
+    </w:p>
+    <w:p>
+      <w:r>
+        <w:t>3. Identify facts</w:t>
+      </w:r>
+    </w:p>
+    <w:p>
+      <w:pPr>
+        <w:pStyle w:val="Heading3"/>
+      </w:pPr>
+      <w:r>
+        <w:t>My selected conclusion, deciding fact and explanation</w:t>
+      </w:r>
+    </w:p>
+    <w:p>
+      <w:r>
+        <w:t>________________________________________________________________</w:t>
+      </w:r>
+    </w:p>
+    <w:p>
+      <w:r>
+        <w:t>________________________________________________________________</w:t>
+      </w:r>
+    </w:p>
+    <w:p>
+      <w:r>
+        <w:t>________________________________________________________________</w:t>
+      </w:r>
+    </w:p>
+    <w:p>
+      <w:r>
+        <w:t>________________________________________________________________</w:t>
+      </w:r>
+    </w:p>
+    <w:p>
+      <w:r>
+        <w:t>________________________________________________________________</w:t>
+      </w:r>
+    </w:p>
+    <w:p>
+      <w:r>
+        <w:t>Hint if needed: Read the steps in the pictorial case. Match the supplied detail to the stage that performs or records it.</w:t>
+      </w:r>
+    </w:p>
+    <w:p>
+      <w:r>
+        <w:t>After your attempt, compare with the supported explanation: Check second reply It is short, but room D contradicts room B. A behaviour contract can accept different wording while requiring the same facts. Short, fluent text may still fail factual support.</w:t>
+      </w:r>
+    </w:p>
+    <w:p>
+      <w:pPr>
+        <w:pStyle w:val="Heading3"/>
+      </w:pPr>
+      <w:r>
+        <w:t>Practice 2: explain the deciding evidence</w:t>
+      </w:r>
+    </w:p>
+    <w:p>
+      <w:r>
+        <w:t>Changed-case practice: Use a 25-word answer that preserves both facts. Which conclusion is supported by the supplied facts?</w:t>
+      </w:r>
+    </w:p>
+    <w:p>
+      <w:r>
+        <w:t>1. We can decide the result without examining the changed input or the procedure.</w:t>
+      </w:r>
+    </w:p>
+    <w:p>
+      <w:r>
+        <w:t>2. This one example guarantees correct results for every future input.</w:t>
+      </w:r>
+    </w:p>
+    <w:p>
+      <w:r>
+        <w:t>3. It passes support but fails the length requirement.</w:t>
+      </w:r>
+    </w:p>
+    <w:p>
+      <w:pPr>
+        <w:pStyle w:val="Heading3"/>
+      </w:pPr>
+      <w:r>
+        <w:t>My selected conclusion, deciding fact and explanation</w:t>
+      </w:r>
+    </w:p>
+    <w:p>
+      <w:r>
+        <w:t>________________________________________________________________</w:t>
+      </w:r>
+    </w:p>
+    <w:p>
+      <w:r>
+        <w:t>________________________________________________________________</w:t>
+      </w:r>
+    </w:p>
+    <w:p>
+      <w:r>
+        <w:t>________________________________________________________________</w:t>
+      </w:r>
+    </w:p>
+    <w:p>
+      <w:r>
+        <w:t>________________________________________________________________</w:t>
+      </w:r>
+    </w:p>
+    <w:p>
+      <w:r>
+        <w:t>________________________________________________________________</w:t>
+      </w:r>
+    </w:p>
+    <w:p>
+      <w:r>
+        <w:t>Hint if needed: Use the changed condition and the deciding step in the pictorial trace. The answer must say what follows from those facts.</w:t>
+      </w:r>
+    </w:p>
+    <w:p>
+      <w:r>
+        <w:t>After your attempt, compare with the supported explanation: It passes support but fails the length requirement. Every mandatory criterion must pass; facts do not erase a length violation.</w:t>
+      </w:r>
+    </w:p>
+    <w:p>
+      <w:pPr>
+        <w:pStyle w:val="Heading3"/>
+      </w:pPr>
+      <w:r>
+        <w:t>Repair a missing building block</w:t>
+      </w:r>
+    </w:p>
+    <w:p>
+      <w:r>
+        <w:t>Review Testing pure components (ai-6/7). Goal: Explain the mechanism and terminology of testing pure components. Short practice: Predict the formatter outputs for 7 and 12, including spacing. Why does input 0 need rejection under this contract rather than an ordinary formatted response?. Return to this week and explain what you changed.</w:t>
+      </w:r>
+    </w:p>
+    <w:p>
+      <w:r>
+        <w:t>Review Authentication and authorisation (ai-6/5). Goal: Explain the mechanism and terminology of authentication and authorisation. Short practice: Explain why Jo’s valid volunteer login does not permit editing C. Which trusted role change allows the action, and why is a role written in the request insufficient?. Return to this week and explain what you changed.</w:t>
+      </w:r>
+    </w:p>
+    <w:p>
+      <w:r>
+        <w:t>Review Architecture and data flow (ai-6/2). Goal: Explain the mechanism and terminology of architecture and data flow. Short practice: Label what moves along the library request, retrieval and drafting arrows. Where does 17:30 come from, and why must the service stop if the retrieval arrow is disconnected?. Return to this week and explain what you changed.</w:t>
+      </w:r>
+    </w:p>
+    <w:p>
+      <w:pPr>
+        <w:pStyle w:val="Heading3"/>
+      </w:pPr>
+      <w:r>
+        <w:t>Keep your completed work</w:t>
+      </w:r>
+    </w:p>
+    <w:p>
+      <w:r>
+        <w:t>Use Download completed work in the hosted lesson to export your answers, reflections, practice feedback and code-run evidence. Open the HTML copy to read or print it. Drafts stay in this browser when storage is available; clear drafts on a shared device.</w:t>
+      </w:r>
+    </w:p>
     <w:sectPr>
       <w:pgSz w:w="12240" w:h="15840"/>
       <w:pgMar w:top="936" w:right="1008" w:bottom="936" w:left="1008" w:header="720" w:footer="720" w:gutter="0"/>

--- a/downloads/student/ai-6-week-08.docx
+++ b/downloads/student/ai-6-week-08.docx
@@ -42,6 +42,11 @@
       </w:r>
     </w:p>
     <w:p>
+      <w:r>
+        <w:t>Start with the target: Explain the mechanism and terminology of testing model-dependent behaviour. Try the recall before opening notes.</w:t>
+      </w:r>
+    </w:p>
+    <w:p>
       <w:pPr>
         <w:pStyle w:val="Heading3"/>
       </w:pPr>
@@ -50,17 +55,47 @@
       </w:r>
     </w:p>
     <w:p>
-      <w:r>
-        <w:t>I can explain the mechanism and terminology of testing model-dependent behaviour.</w:t>
-      </w:r>
-    </w:p>
-    <w:p>
-      <w:r>
+      <w:pPr>
+        <w:spacing w:line="336" w:lineRule="auto" w:after="180"/>
+      </w:pPr>
+      <w:r>
+        <w:rPr>
+          <w:b w:val="0"/>
+        </w:rPr>
+        <w:t xml:space="preserve">I can explain the </w:t>
+      </w:r>
+      <w:r>
+        <w:rPr>
+          <w:b/>
+        </w:rPr>
+        <w:t>mechanism</w:t>
+      </w:r>
+      <w:r>
+        <w:rPr>
+          <w:b w:val="0"/>
+        </w:rPr>
+        <w:t xml:space="preserve"> and terminology of testing model-dependent behaviour.</w:t>
+      </w:r>
+    </w:p>
+    <w:p>
+      <w:pPr>
+        <w:spacing w:line="336" w:lineRule="auto" w:after="180"/>
+      </w:pPr>
+      <w:r>
+        <w:rPr>
+          <w:b w:val="0"/>
+        </w:rPr>
         <w:t>I can apply the stated procedure to a new case with a traceable result.</w:t>
       </w:r>
     </w:p>
     <w:p>
-      <w:r>
+      <w:pPr>
+        <w:spacing w:line="336" w:lineRule="auto" w:after="180"/>
+      </w:pPr>
+      <w:r>
+        <w:rPr>
+          <w:b w:val="0"/>
+        </w:rPr>
         <w:t>I can identify an assumption or limitation and design a revealing follow-up.</w:t>
       </w:r>
     </w:p>
@@ -73,47 +108,125 @@
       </w:r>
     </w:p>
     <w:p>
-      <w:r>
+      <w:pPr>
+        <w:spacing w:line="336" w:lineRule="auto" w:after="180"/>
+      </w:pPr>
+      <w:r>
+        <w:rPr>
+          <w:b w:val="0"/>
+        </w:rPr>
         <w:t>Close your notes first. A rough first answer helps us choose the right starting point; it is not a score for your ability.</w:t>
       </w:r>
     </w:p>
     <w:p>
-      <w:r>
+      <w:pPr>
+        <w:spacing w:line="336" w:lineRule="auto" w:after="180"/>
+      </w:pPr>
+      <w:r>
+        <w:rPr>
+          <w:b w:val="0"/>
+        </w:rPr>
         <w:t>Without opening the old lesson, explain one key idea from Testing pure components. Give an example and a mistake that the idea helps you avoid.</w:t>
       </w:r>
     </w:p>
     <w:p>
-      <w:r>
+      <w:pPr>
+        <w:spacing w:line="336" w:lineRule="auto" w:after="180"/>
+      </w:pPr>
+      <w:r>
+        <w:rPr>
+          <w:b w:val="0"/>
+        </w:rPr>
         <w:t>Without opening the old lesson, explain one key idea from Authentication and authorisation. Give an example and a mistake that the idea helps you avoid.</w:t>
       </w:r>
     </w:p>
     <w:p>
-      <w:r>
+      <w:pPr>
+        <w:spacing w:line="336" w:lineRule="auto" w:after="180"/>
+      </w:pPr>
+      <w:r>
+        <w:rPr>
+          <w:b w:val="0"/>
+        </w:rPr>
         <w:t>Without opening the old lesson, explain one key idea from Architecture and data flow. Give an example and a mistake that the idea helps you avoid.</w:t>
       </w:r>
     </w:p>
     <w:p>
-      <w:r>
-        <w:t>After trying, check the relevant lesson or ask your teacher. Change the part of your explanation that the evidence shows was wrong.</w:t>
-      </w:r>
-    </w:p>
-    <w:p>
-      <w:r>
+      <w:pPr>
+        <w:spacing w:line="336" w:lineRule="auto" w:after="180"/>
+      </w:pPr>
+      <w:r>
+        <w:rPr>
+          <w:b w:val="0"/>
+        </w:rPr>
+        <w:t xml:space="preserve">After trying, check the relevant lesson or ask your teacher. Change the part of your explanation that the </w:t>
+      </w:r>
+      <w:r>
+        <w:rPr>
+          <w:b/>
+        </w:rPr>
+        <w:t>evidence</w:t>
+      </w:r>
+      <w:r>
+        <w:rPr>
+          <w:b w:val="0"/>
+        </w:rPr>
+        <w:t xml:space="preserve"> shows was wrong.</w:t>
+      </w:r>
+    </w:p>
+    <w:p>
+      <w:pPr>
+        <w:spacing w:line="336" w:lineRule="auto" w:after="180"/>
+      </w:pPr>
+      <w:r>
+        <w:rPr>
+          <w:b w:val="0"/>
+        </w:rPr>
         <w:t>This week you will practise:</w:t>
       </w:r>
     </w:p>
     <w:p>
-      <w:r>
-        <w:t>Explain the mechanism and terminology of testing model-dependent behaviour</w:t>
-      </w:r>
-    </w:p>
-    <w:p>
-      <w:r>
+      <w:pPr>
+        <w:spacing w:line="336" w:lineRule="auto" w:after="180"/>
+      </w:pPr>
+      <w:r>
+        <w:rPr>
+          <w:b w:val="0"/>
+        </w:rPr>
+        <w:t xml:space="preserve">Explain the </w:t>
+      </w:r>
+      <w:r>
+        <w:rPr>
+          <w:b/>
+        </w:rPr>
+        <w:t>mechanism</w:t>
+      </w:r>
+      <w:r>
+        <w:rPr>
+          <w:b w:val="0"/>
+        </w:rPr>
+        <w:t xml:space="preserve"> and terminology of testing model-dependent behaviour</w:t>
+      </w:r>
+    </w:p>
+    <w:p>
+      <w:pPr>
+        <w:spacing w:line="336" w:lineRule="auto" w:after="180"/>
+      </w:pPr>
+      <w:r>
+        <w:rPr>
+          <w:b w:val="0"/>
+        </w:rPr>
         <w:t>Apply the stated procedure to a new case with a traceable result</w:t>
       </w:r>
     </w:p>
     <w:p>
-      <w:r>
+      <w:pPr>
+        <w:spacing w:line="336" w:lineRule="auto" w:after="180"/>
+      </w:pPr>
+      <w:r>
+        <w:rPr>
+          <w:b w:val="0"/>
+        </w:rPr>
         <w:t>Identify an assumption or limitation and design a revealing follow-up</w:t>
       </w:r>
     </w:p>
@@ -126,8 +239,38 @@
       </w:r>
     </w:p>
     <w:p>
-      <w:r>
-        <w:t>Recall Testing pure components. Explain why a recorded result needs its input conditions and evidence source before it can support a claim.</w:t>
+      <w:pPr>
+        <w:spacing w:line="336" w:lineRule="auto" w:after="180"/>
+      </w:pPr>
+      <w:r>
+        <w:rPr>
+          <w:b w:val="0"/>
+        </w:rPr>
+        <w:t xml:space="preserve">Recall Testing pure components. Explain why a recorded result needs its </w:t>
+      </w:r>
+      <w:r>
+        <w:rPr>
+          <w:b/>
+        </w:rPr>
+        <w:t>input</w:t>
+      </w:r>
+      <w:r>
+        <w:rPr>
+          <w:b w:val="0"/>
+        </w:rPr>
+        <w:t xml:space="preserve"> conditions and </w:t>
+      </w:r>
+      <w:r>
+        <w:rPr>
+          <w:b/>
+        </w:rPr>
+        <w:t>evidence</w:t>
+      </w:r>
+      <w:r>
+        <w:rPr>
+          <w:b w:val="0"/>
+        </w:rPr>
+        <w:t xml:space="preserve"> source before it can support a claim.</w:t>
       </w:r>
     </w:p>
     <w:p>
@@ -162,7 +305,13 @@
       </w:r>
     </w:p>
     <w:p>
-      <w:r>
+      <w:pPr>
+        <w:spacing w:line="336" w:lineRule="auto" w:after="180"/>
+      </w:pPr>
+      <w:r>
+        <w:rPr>
+          <w:b w:val="0"/>
+        </w:rPr>
         <w:t>Explain testing model-dependent behaviour using the deciding step in this fictional service.</w:t>
       </w:r>
     </w:p>
@@ -176,12 +325,40 @@
     </w:p>
     <w:p>
       <w:r>
+        <w:t>Investigate the supplied Testing model-dependent behaviour case. Separate observations, given facts and assumptions before choosing an explanation.</w:t>
+      </w:r>
+    </w:p>
+    <w:p>
+      <w:pPr>
+        <w:spacing w:line="336" w:lineRule="auto" w:after="180"/>
+      </w:pPr>
+      <w:r>
+        <w:rPr>
+          <w:b w:val="0"/>
+        </w:rPr>
         <w:t>Model-dependent behaviour may vary between runs. Evaluate defined semantic criteria and report repeated outcomes rather than requiring one exact sentence.</w:t>
       </w:r>
     </w:p>
     <w:p>
-      <w:r>
-        <w:t>Begin by writing the question the procedure is intended to answer. Identify the information already supplied, the information it will produce and the information still missing. These are constructed classroom examples; they do not require live accounts, private records or an external service. Do not treat a plausible explanation as a measured outcome.</w:t>
+      <w:pPr>
+        <w:spacing w:line="336" w:lineRule="auto" w:after="180"/>
+      </w:pPr>
+      <w:r>
+        <w:rPr>
+          <w:b w:val="0"/>
+        </w:rPr>
+        <w:t>Begin by writing the question the procedure is intended to answer. Identify the information already supplied, the information it will produce and the information still missing.</w:t>
+      </w:r>
+    </w:p>
+    <w:p>
+      <w:pPr>
+        <w:spacing w:line="336" w:lineRule="auto" w:after="180"/>
+      </w:pPr>
+      <w:r>
+        <w:rPr>
+          <w:b w:val="0"/>
+        </w:rPr>
+        <w:t>These are constructed classroom examples; they do not require live accounts, private records or an external service. Do not treat a plausible explanation as a measured outcome.</w:t>
       </w:r>
     </w:p>
     <w:p>
@@ -217,7 +394,30 @@
     </w:p>
     <w:p>
       <w:r>
-        <w:t>Use fixed evidence and rubric per case. Require supported room/capacity, valid schema and no actions. Repeats estimate observed variation for this case; they are not additional independent users.</w:t>
+        <w:t>Follow the mechanism for Testing model-dependent behaviour. Connect each labelled input, deciding step and result.</w:t>
+      </w:r>
+    </w:p>
+    <w:p>
+      <w:pPr>
+        <w:spacing w:line="336" w:lineRule="auto" w:after="180"/>
+      </w:pPr>
+      <w:r>
+        <w:rPr>
+          <w:b w:val="0"/>
+        </w:rPr>
+        <w:t xml:space="preserve">Use fixed </w:t>
+      </w:r>
+      <w:r>
+        <w:rPr>
+          <w:b/>
+        </w:rPr>
+        <w:t>evidence</w:t>
+      </w:r>
+      <w:r>
+        <w:rPr>
+          <w:b w:val="0"/>
+        </w:rPr>
+        <w:t xml:space="preserve"> and rubric per case. Require supported room/capacity, valid schema and no actions. Repeats estimate observed variation for this case; they are not additional independent users.</w:t>
       </w:r>
     </w:p>
     <w:p>
@@ -313,8 +513,49 @@
       </w:r>
     </w:p>
     <w:p>
-      <w:r>
-        <w:t>Before applying the procedure, write its units, denominator or decision boundary where relevant. A partner should be able to repeat each step using the same inputs. If a required input is absent or violates the stated contract, record that condition explicitly instead of quietly replacing it with a convenient value.</w:t>
+      <w:pPr>
+        <w:spacing w:line="336" w:lineRule="auto" w:after="180"/>
+      </w:pPr>
+      <w:r>
+        <w:rPr>
+          <w:b w:val="0"/>
+        </w:rPr>
+        <w:t xml:space="preserve">Before applying the procedure, write its units, denominator or decision boundary where relevant. A partner should be able to repeat each step using the same </w:t>
+      </w:r>
+      <w:r>
+        <w:rPr>
+          <w:b/>
+        </w:rPr>
+        <w:t>input</w:t>
+      </w:r>
+      <w:r>
+        <w:rPr>
+          <w:b w:val="0"/>
+        </w:rPr>
+        <w:t>s.</w:t>
+      </w:r>
+    </w:p>
+    <w:p>
+      <w:pPr>
+        <w:spacing w:line="336" w:lineRule="auto" w:after="180"/>
+      </w:pPr>
+      <w:r>
+        <w:rPr>
+          <w:b w:val="0"/>
+        </w:rPr>
+        <w:t xml:space="preserve">If a required </w:t>
+      </w:r>
+      <w:r>
+        <w:rPr>
+          <w:b/>
+        </w:rPr>
+        <w:t>input</w:t>
+      </w:r>
+      <w:r>
+        <w:rPr>
+          <w:b w:val="0"/>
+        </w:rPr>
+        <w:t xml:space="preserve"> is absent or violates the stated contract, record that condition explicitly instead of quietly replacing it with a convenient value.</w:t>
       </w:r>
     </w:p>
     <w:p>
@@ -326,8 +567,26 @@
       </w:r>
     </w:p>
     <w:p>
-      <w:r>
-        <w:t>Point to the input, the deciding step and the result in this week’s visual. Explain the same step in ordinary words. A picture helps when you can say what each part represents.</w:t>
+      <w:pPr>
+        <w:spacing w:line="336" w:lineRule="auto" w:after="180"/>
+      </w:pPr>
+      <w:r>
+        <w:rPr>
+          <w:b w:val="0"/>
+        </w:rPr>
+        <w:t xml:space="preserve">Point to the </w:t>
+      </w:r>
+      <w:r>
+        <w:rPr>
+          <w:b/>
+        </w:rPr>
+        <w:t>input</w:t>
+      </w:r>
+      <w:r>
+        <w:rPr>
+          <w:b w:val="0"/>
+        </w:rPr>
+        <w:t>, the deciding step and the result in this week’s visual. Explain the same step in ordinary words. A picture helps when you can say what each part represents.</w:t>
       </w:r>
     </w:p>
     <w:p>
@@ -339,6 +598,11 @@
       </w:r>
     </w:p>
     <w:p>
+      <w:r>
+        <w:t>Compare the supplied cases for Testing model-dependent behaviour. Identify the detail that changes the conclusion.</w:t>
+      </w:r>
+    </w:p>
+    <w:p>
       <w:pPr>
         <w:pStyle w:val="Heading3"/>
       </w:pPr>
@@ -347,7 +611,13 @@
       </w:r>
     </w:p>
     <w:p>
-      <w:r>
+      <w:pPr>
+        <w:spacing w:line="336" w:lineRule="auto" w:after="180"/>
+      </w:pPr>
+      <w:r>
+        <w:rPr>
+          <w:b w:val="0"/>
+        </w:rPr>
         <w:t>Five runs on one case yield three fully supported valid responses and two unsupported capacities. Show the intermediate steps and give the conclusion with its scope.</w:t>
       </w:r>
     </w:p>
@@ -393,17 +663,68 @@
       </w:r>
     </w:p>
     <w:p>
-      <w:r>
+      <w:pPr>
+        <w:pStyle w:val="Heading3"/>
+      </w:pPr>
+      <w:r>
+        <w:t>Change one thing</w:t>
+      </w:r>
+    </w:p>
+    <w:p>
+      <w:pPr>
+        <w:spacing w:line="336" w:lineRule="auto" w:after="180"/>
+        <w:shd w:fill="F5F1FB"/>
+      </w:pPr>
+      <w:r>
+        <w:rPr>
+          <w:b w:val="0"/>
+        </w:rPr>
         <w:t>Change: Use a 25-word answer that preserves both facts.</w:t>
       </w:r>
     </w:p>
     <w:p>
-      <w:r>
-        <w:t>Prediction: It passes support but fails the length requirement.</w:t>
-      </w:r>
-    </w:p>
-    <w:p>
-      <w:r>
+      <w:pPr>
+        <w:pStyle w:val="Heading3"/>
+      </w:pPr>
+      <w:r>
+        <w:t>Predicted result</w:t>
+      </w:r>
+    </w:p>
+    <w:p>
+      <w:pPr>
+        <w:spacing w:line="336" w:lineRule="auto" w:after="180"/>
+        <w:shd w:fill="F1F6FC"/>
+      </w:pPr>
+      <w:r>
+        <w:rPr>
+          <w:b/>
+        </w:rPr>
+        <w:t>Prediction</w:t>
+      </w:r>
+      <w:r>
+        <w:rPr>
+          <w:b w:val="0"/>
+        </w:rPr>
+        <w:t>: It passes support but fails the length requirement.</w:t>
+      </w:r>
+    </w:p>
+    <w:p>
+      <w:pPr>
+        <w:pStyle w:val="Heading3"/>
+      </w:pPr>
+      <w:r>
+        <w:t>Why the result follows</w:t>
+      </w:r>
+    </w:p>
+    <w:p>
+      <w:pPr>
+        <w:spacing w:line="336" w:lineRule="auto" w:after="180"/>
+        <w:shd w:fill="F1F6FC"/>
+      </w:pPr>
+      <w:r>
+        <w:rPr>
+          <w:b w:val="0"/>
+        </w:rPr>
         <w:t>Reason: Every mandatory criterion must pass; facts do not erase a length violation.</w:t>
       </w:r>
     </w:p>
@@ -413,6 +734,11 @@
       </w:pPr>
       <w:r>
         <w:t>05. Words that unlock the idea</w:t>
+      </w:r>
+    </w:p>
+    <w:p>
+      <w:r>
+        <w:t>Use the vocabulary of Testing model-dependent behaviour to explain a concrete decision, rather than only memorising definitions.</w:t>
       </w:r>
     </w:p>
     <w:tbl>
@@ -550,17 +876,41 @@
     </w:p>
     <w:p>
       <w:r>
+        <w:t>Follow the worked trace for Testing model-dependent behaviour, predict a step, then compare with its explanation.</w:t>
+      </w:r>
+    </w:p>
+    <w:p>
+      <w:pPr>
+        <w:spacing w:line="336" w:lineRule="auto" w:after="180"/>
+      </w:pPr>
+      <w:r>
+        <w:rPr>
+          <w:b w:val="0"/>
+        </w:rPr>
         <w:t>Five runs on one case yield three fully supported valid responses and two unsupported capacities.</w:t>
       </w:r>
     </w:p>
     <w:p>
-      <w:r>
-        <w:t>Observed contract pass 3/5=60% over five runs of one case. Preserve both failures and the repeated-case denominator.</w:t>
-      </w:r>
-    </w:p>
-    <w:p>
-      <w:r>
-        <w:t>Compare the intermediate evidence with the final statement. Explain why each number or decision follows from the stated inputs. The conclusion belongs to this scenario and procedure; changing the inputs, evaluation population or authority can change what it establishes. Retain the raw record so a later revision can be compared honestly.</w:t>
+      <w:pPr>
+        <w:spacing w:line="336" w:lineRule="auto" w:after="180"/>
+      </w:pPr>
+      <w:r>
+        <w:rPr>
+          <w:b w:val="0"/>
+        </w:rPr>
+        <w:t>Observed contract pass 3/5=</w:t>
+      </w:r>
+      <w:r>
+        <w:rPr>
+          <w:b/>
+        </w:rPr>
+        <w:t>60%</w:t>
+      </w:r>
+      <w:r>
+        <w:rPr>
+          <w:b w:val="0"/>
+        </w:rPr>
+        <w:t xml:space="preserve"> over five runs of one case. Preserve both failures and the repeated-case denominator.</w:t>
       </w:r>
     </w:p>
     <w:p>
@@ -568,11 +918,85 @@
         <w:pStyle w:val="Heading3"/>
       </w:pPr>
       <w:r>
+        <w:t>Worked explanation · Testing model-dependent behaviour</w:t>
+      </w:r>
+    </w:p>
+    <w:p>
+      <w:pPr>
+        <w:spacing w:line="336" w:lineRule="auto" w:after="180"/>
+        <w:shd w:fill="F1F6FC"/>
+      </w:pPr>
+      <w:r>
+        <w:rPr>
+          <w:b w:val="0"/>
+        </w:rPr>
+        <w:t xml:space="preserve">Compare the intermediate </w:t>
+      </w:r>
+      <w:r>
+        <w:rPr>
+          <w:b/>
+        </w:rPr>
+        <w:t>evidence</w:t>
+      </w:r>
+      <w:r>
+        <w:rPr>
+          <w:b w:val="0"/>
+        </w:rPr>
+        <w:t xml:space="preserve"> with the final statement. Explain why each number or decision follows from the stated </w:t>
+      </w:r>
+      <w:r>
+        <w:rPr>
+          <w:b/>
+        </w:rPr>
+        <w:t>input</w:t>
+      </w:r>
+      <w:r>
+        <w:rPr>
+          <w:b w:val="0"/>
+        </w:rPr>
+        <w:t>s.</w:t>
+      </w:r>
+    </w:p>
+    <w:p>
+      <w:pPr>
+        <w:spacing w:line="336" w:lineRule="auto" w:after="180"/>
+        <w:shd w:fill="F1F6FC"/>
+      </w:pPr>
+      <w:r>
+        <w:rPr>
+          <w:b w:val="0"/>
+        </w:rPr>
+        <w:t xml:space="preserve">The conclusion belongs to this scenario and procedure; changing the </w:t>
+      </w:r>
+      <w:r>
+        <w:rPr>
+          <w:b/>
+        </w:rPr>
+        <w:t>input</w:t>
+      </w:r>
+      <w:r>
+        <w:rPr>
+          <w:b w:val="0"/>
+        </w:rPr>
+        <w:t>s, evaluation population or authority can change what it establishes. Retain the raw record so a later revision can be compared honestly.</w:t>
+      </w:r>
+    </w:p>
+    <w:p>
+      <w:pPr>
+        <w:pStyle w:val="Heading3"/>
+      </w:pPr>
+      <w:r>
         <w:t>Learn from the worked case</w:t>
       </w:r>
     </w:p>
     <w:p>
-      <w:r>
+      <w:pPr>
+        <w:spacing w:line="336" w:lineRule="auto" w:after="180"/>
+      </w:pPr>
+      <w:r>
+        <w:rPr>
+          <w:b w:val="0"/>
+        </w:rPr>
         <w:t>Cover the result before checking it. Say what is given, choose the procedure, and follow one step at a time. Then uncover the result and explain your first mismatch. Ask why a step is allowed, not only what number it produces.</w:t>
       </w:r>
     </w:p>
@@ -585,7 +1009,13 @@
       </w:r>
     </w:p>
     <w:p>
-      <w:r>
+      <w:pPr>
+        <w:spacing w:line="336" w:lineRule="auto" w:after="180"/>
+      </w:pPr>
+      <w:r>
+        <w:rPr>
+          <w:b w:val="0"/>
+        </w:rPr>
         <w:t>Judge two summaries with a rubric. A summariser must preserve two supplied facts and use at most 20 words.</w:t>
       </w:r>
     </w:p>
@@ -598,7 +1028,22 @@
       </w:r>
     </w:p>
     <w:p>
-      <w:r>
+      <w:pPr>
+        <w:pStyle w:val="Heading3"/>
+      </w:pPr>
+      <w:r>
+        <w:t>Supplied facts</w:t>
+      </w:r>
+    </w:p>
+    <w:p>
+      <w:pPr>
+        <w:spacing w:line="336" w:lineRule="auto" w:after="180"/>
+        <w:shd w:fill="F1F6FC"/>
+      </w:pPr>
+      <w:r>
+        <w:rPr>
+          <w:b w:val="0"/>
+        </w:rPr>
         <w:t>Facts: club meets Friday, room B. Recorded replies: "Friday in room B" and "Friday in room D".</w:t>
       </w:r>
     </w:p>
@@ -762,7 +1207,22 @@
       </w:r>
     </w:p>
     <w:p>
-      <w:r>
+      <w:pPr>
+        <w:pStyle w:val="Heading3"/>
+      </w:pPr>
+      <w:r>
+        <w:t>Why the result follows</w:t>
+      </w:r>
+    </w:p>
+    <w:p>
+      <w:pPr>
+        <w:spacing w:line="336" w:lineRule="auto" w:after="180"/>
+        <w:shd w:fill="F1F6FC"/>
+      </w:pPr>
+      <w:r>
+        <w:rPr>
+          <w:b w:val="0"/>
+        </w:rPr>
         <w:t>A behaviour contract can accept different wording while requiring the same facts. Short, fluent text may still fail factual support.</w:t>
       </w:r>
     </w:p>
@@ -775,17 +1235,62 @@
       </w:r>
     </w:p>
     <w:p>
-      <w:r>
+      <w:pPr>
+        <w:pStyle w:val="Heading3"/>
+      </w:pPr>
+      <w:r>
+        <w:t>Keep the stated limit</w:t>
+      </w:r>
+    </w:p>
+    <w:p>
+      <w:pPr>
+        <w:spacing w:line="336" w:lineRule="auto" w:after="180"/>
+        <w:shd w:fill="FFF5E6"/>
+      </w:pPr>
+      <w:r>
+        <w:rPr>
+          <w:b w:val="0"/>
+        </w:rPr>
         <w:t>Two recorded replies do not estimate future reliability; define run conditions and test wider case coverage.</w:t>
       </w:r>
     </w:p>
     <w:p>
-      <w:r>
+      <w:pPr>
+        <w:pStyle w:val="Heading3"/>
+      </w:pPr>
+      <w:r>
+        <w:t>Keep the stated limit</w:t>
+      </w:r>
+    </w:p>
+    <w:p>
+      <w:pPr>
+        <w:spacing w:line="336" w:lineRule="auto" w:after="180"/>
+        <w:shd w:fill="FFF5E6"/>
+      </w:pPr>
+      <w:r>
+        <w:rPr>
+          <w:b w:val="0"/>
+        </w:rPr>
         <w:t>Read the labelled picture: Score "Friday in room B" and "Friday in room D" against both mandatory criteria. Would a correct 25-word response pass, and why?</w:t>
       </w:r>
     </w:p>
     <w:p>
-      <w:r>
+      <w:pPr>
+        <w:pStyle w:val="Heading3"/>
+      </w:pPr>
+      <w:r>
+        <w:t>Keep the stated limit</w:t>
+      </w:r>
+    </w:p>
+    <w:p>
+      <w:pPr>
+        <w:spacing w:line="336" w:lineRule="auto" w:after="180"/>
+        <w:shd w:fill="FFF5E6"/>
+      </w:pPr>
+      <w:r>
+        <w:rPr>
+          <w:b w:val="0"/>
+        </w:rPr>
         <w:t>Change one thing: Use a 25-word answer that preserves both facts. Predict the result before checking the explanation. What remains the same?</w:t>
       </w:r>
     </w:p>
@@ -799,12 +1304,30 @@
     </w:p>
     <w:p>
       <w:r>
-        <w:t>A deterministic mocked output tests the pipeline contract but cannot estimate an unspecified live model distribution.</w:t>
-      </w:r>
-    </w:p>
-    <w:p>
-      <w:r>
-        <w:t>A useful check asks what would make the reasoning fail. Distinguish a failure to execute the declared procedure from a weakness in the procedure itself. The first may require a correction; the second requires an explicitly revised method and new evidence. Preserve unsuccessful cases so an improved result cannot hide the original problem.</w:t>
+        <w:t>Find the unsupported step in the Testing model-dependent behaviour claim and explain a repair using the supplied evidence.</w:t>
+      </w:r>
+    </w:p>
+    <w:p>
+      <w:pPr>
+        <w:spacing w:line="336" w:lineRule="auto" w:after="180"/>
+      </w:pPr>
+      <w:r>
+        <w:rPr>
+          <w:b w:val="0"/>
+        </w:rPr>
+        <w:t xml:space="preserve">A deterministic mocked </w:t>
+      </w:r>
+      <w:r>
+        <w:rPr>
+          <w:b/>
+        </w:rPr>
+        <w:t>output</w:t>
+      </w:r>
+      <w:r>
+        <w:rPr>
+          <w:b w:val="0"/>
+        </w:rPr>
+        <w:t xml:space="preserve"> tests the pipeline contract but cannot estimate an unspecified live model distribution.</w:t>
       </w:r>
     </w:p>
     <w:p>
@@ -812,6 +1335,50 @@
         <w:pStyle w:val="Heading3"/>
       </w:pPr>
       <w:r>
+        <w:t>Check the claim against the facts</w:t>
+      </w:r>
+    </w:p>
+    <w:p>
+      <w:pPr>
+        <w:spacing w:line="336" w:lineRule="auto" w:after="180"/>
+        <w:shd w:fill="FFF5E6"/>
+      </w:pPr>
+      <w:r>
+        <w:rPr>
+          <w:b w:val="0"/>
+        </w:rPr>
+        <w:t>A useful check asks what would make the reasoning fail. Distinguish a failure to execute the declared procedure from a weakness in the procedure itself.</w:t>
+      </w:r>
+    </w:p>
+    <w:p>
+      <w:pPr>
+        <w:spacing w:line="336" w:lineRule="auto" w:after="180"/>
+        <w:shd w:fill="FFF5E6"/>
+      </w:pPr>
+      <w:r>
+        <w:rPr>
+          <w:b w:val="0"/>
+        </w:rPr>
+        <w:t xml:space="preserve">The first may require a correction; the second requires an explicitly revised method and new </w:t>
+      </w:r>
+      <w:r>
+        <w:rPr>
+          <w:b/>
+        </w:rPr>
+        <w:t>evidence</w:t>
+      </w:r>
+      <w:r>
+        <w:rPr>
+          <w:b w:val="0"/>
+        </w:rPr>
+        <w:t>. Preserve unsuccessful cases so an improved result cannot hide the original problem.</w:t>
+      </w:r>
+    </w:p>
+    <w:p>
+      <w:pPr>
+        <w:pStyle w:val="Heading3"/>
+      </w:pPr>
+      <w:r>
         <w:t>Guided: restate the worked result, then name the assumption or limitation that prevents a broader conclusion.</w:t>
       </w:r>
     </w:p>
@@ -849,8 +1416,37 @@
       </w:r>
     </w:p>
     <w:p>
-      <w:r>
-        <w:t>A report omits this qualification: A deterministic mocked output tests the pipeline contract but cannot estimate an unspecified live model distribution. Explain how omitting it could change a reader's interpretation, and write an accurate replacement.</w:t>
+      <w:pPr>
+        <w:spacing w:line="336" w:lineRule="auto" w:after="180"/>
+      </w:pPr>
+      <w:r>
+        <w:rPr>
+          <w:b w:val="0"/>
+        </w:rPr>
+        <w:t xml:space="preserve">A report omits this qualification: A deterministic mocked </w:t>
+      </w:r>
+      <w:r>
+        <w:rPr>
+          <w:b/>
+        </w:rPr>
+        <w:t>output</w:t>
+      </w:r>
+      <w:r>
+        <w:rPr>
+          <w:b w:val="0"/>
+        </w:rPr>
+        <w:t xml:space="preserve"> tests the pipeline contract but cannot estimate an unspecified live model distribution.</w:t>
+      </w:r>
+    </w:p>
+    <w:p>
+      <w:pPr>
+        <w:spacing w:line="336" w:lineRule="auto" w:after="180"/>
+      </w:pPr>
+      <w:r>
+        <w:rPr>
+          <w:b w:val="0"/>
+        </w:rPr>
+        <w:t>Explain how omitting it could change a reader's interpretation, and write an accurate replacement.</w:t>
       </w:r>
     </w:p>
     <w:p>
@@ -901,7 +1497,54 @@
     </w:p>
     <w:p>
       <w:r>
-        <w:t>Explain the weekly mechanism in your own words. Use the worked scenario to name its input, decision rule and output.</w:t>
+        <w:t>Practise Testing model-dependent behaviour with support, then explain the deciding step in your own words.</w:t>
+      </w:r>
+    </w:p>
+    <w:p>
+      <w:pPr>
+        <w:spacing w:line="336" w:lineRule="auto" w:after="180"/>
+      </w:pPr>
+      <w:r>
+        <w:rPr>
+          <w:b w:val="0"/>
+        </w:rPr>
+        <w:t xml:space="preserve">Explain the weekly </w:t>
+      </w:r>
+      <w:r>
+        <w:rPr>
+          <w:b/>
+        </w:rPr>
+        <w:t>mechanism</w:t>
+      </w:r>
+      <w:r>
+        <w:rPr>
+          <w:b w:val="0"/>
+        </w:rPr>
+        <w:t xml:space="preserve"> in your own words. Use the worked scenario to name its </w:t>
+      </w:r>
+      <w:r>
+        <w:rPr>
+          <w:b/>
+        </w:rPr>
+        <w:t>input</w:t>
+      </w:r>
+      <w:r>
+        <w:rPr>
+          <w:b w:val="0"/>
+        </w:rPr>
+        <w:t xml:space="preserve">, decision rule and </w:t>
+      </w:r>
+      <w:r>
+        <w:rPr>
+          <w:b/>
+        </w:rPr>
+        <w:t>output</w:t>
+      </w:r>
+      <w:r>
+        <w:rPr>
+          <w:b w:val="0"/>
+        </w:rPr>
+        <w:t>.</w:t>
       </w:r>
     </w:p>
     <w:p>
@@ -974,8 +1617,26 @@
       </w:r>
     </w:p>
     <w:p>
-      <w:r>
-        <w:t>Use workbook W2 for the connected example “Testing model-dependent behaviour”. First fill the input and rule boxes. Try the middle steps before asking for a hint. After a hint, try the next step yourself.</w:t>
+      <w:pPr>
+        <w:spacing w:line="336" w:lineRule="auto" w:after="180"/>
+      </w:pPr>
+      <w:r>
+        <w:rPr>
+          <w:b w:val="0"/>
+        </w:rPr>
+        <w:t xml:space="preserve">Use workbook W2 for the connected example “Testing model-dependent behaviour”. First fill the </w:t>
+      </w:r>
+      <w:r>
+        <w:rPr>
+          <w:b/>
+        </w:rPr>
+        <w:t>input</w:t>
+      </w:r>
+      <w:r>
+        <w:rPr>
+          <w:b w:val="0"/>
+        </w:rPr>
+        <w:t xml:space="preserve"> and rule boxes. Try the middle steps before asking for a hint. After a hint, try the next step yourself.</w:t>
       </w:r>
     </w:p>
     <w:tbl>
@@ -1058,7 +1719,13 @@
       </w:tr>
     </w:tbl>
     <w:p>
-      <w:r>
+      <w:pPr>
+        <w:spacing w:line="336" w:lineRule="auto" w:after="180"/>
+      </w:pPr>
+      <w:r>
+        <w:rPr>
+          <w:b w:val="0"/>
+        </w:rPr>
         <w:t>Explain your trace to a partner. Your partner points to one step to check. Swap roles on the next case. Each person writes their own explanation.</w:t>
       </w:r>
     </w:p>
@@ -1071,12 +1738,35 @@
       </w:r>
     </w:p>
     <w:p>
-      <w:r>
-        <w:t>Use the worked case for Testing model-dependent behaviour. Proposed explanation: “The worked result establishes every future case”. Decide whether this explanation is supported. Point to the step or supplied fact that decides; explain your repair if needed.</w:t>
-      </w:r>
-    </w:p>
-    <w:p>
-      <w:r>
+      <w:pPr>
+        <w:spacing w:line="336" w:lineRule="auto" w:after="180"/>
+      </w:pPr>
+      <w:r>
+        <w:rPr>
+          <w:b w:val="0"/>
+        </w:rPr>
+        <w:t>Use the worked case for Testing model-dependent behaviour. Proposed explanation: “The worked result establishes every future case”. Decide whether this explanation is supported.</w:t>
+      </w:r>
+    </w:p>
+    <w:p>
+      <w:pPr>
+        <w:spacing w:line="336" w:lineRule="auto" w:after="180"/>
+      </w:pPr>
+      <w:r>
+        <w:rPr>
+          <w:b w:val="0"/>
+        </w:rPr>
+        <w:t>Point to the step or supplied fact that decides; explain your repair if needed.</w:t>
+      </w:r>
+    </w:p>
+    <w:p>
+      <w:pPr>
+        <w:spacing w:line="336" w:lineRule="auto" w:after="180"/>
+      </w:pPr>
+      <w:r>
+        <w:rPr>
+          <w:b w:val="0"/>
+        </w:rPr>
         <w:t>Answer on your own before discussion. If you are unsure, say which step you need help with.</w:t>
       </w:r>
     </w:p>
@@ -1089,7 +1779,14 @@
       </w:r>
     </w:p>
     <w:p>
-      <w:r>
+      <w:pPr>
+        <w:spacing w:line="336" w:lineRule="auto" w:after="180"/>
+        <w:shd w:fill="F5F1FB"/>
+      </w:pPr>
+      <w:r>
+        <w:rPr>
+          <w:b w:val="0"/>
+        </w:rPr>
         <w:t>Score "Friday in room B" and "Friday in room D" against both mandatory criteria. Would a correct 25-word response pass, and why?</w:t>
       </w:r>
     </w:p>
@@ -1122,7 +1819,13 @@
       </w:r>
     </w:p>
     <w:p>
-      <w:r>
+      <w:pPr>
+        <w:spacing w:line="336" w:lineRule="auto" w:after="180"/>
+      </w:pPr>
+      <w:r>
+        <w:rPr>
+          <w:b w:val="0"/>
+        </w:rPr>
         <w:t>This is supported practice. Keep the separately named independent case for an attempt before feedback.</w:t>
       </w:r>
     </w:p>
@@ -1135,6 +1838,11 @@
       </w:r>
     </w:p>
     <w:p>
+      <w:r>
+        <w:t>Investigate Testing model-dependent behaviour. Record the prediction, actual observation or labelled paper trace, explanation and next test separately.</w:t>
+      </w:r>
+    </w:p>
+    <w:p>
       <w:pPr>
         <w:pStyle w:val="Heading3"/>
       </w:pPr>
@@ -1143,7 +1851,13 @@
       </w:r>
     </w:p>
     <w:p>
-      <w:r>
+      <w:pPr>
+        <w:spacing w:line="336" w:lineRule="auto" w:after="180"/>
+      </w:pPr>
+      <w:r>
+        <w:rPr>
+          <w:b w:val="0"/>
+        </w:rPr>
         <w:t>Five runs on one case yield three fully supported valid responses and two unsupported capacities. Show the intermediate steps and give the conclusion with its scope.</w:t>
       </w:r>
     </w:p>
@@ -1284,7 +1998,13 @@
       </w:tr>
     </w:tbl>
     <w:p>
-      <w:r>
+      <w:pPr>
+        <w:spacing w:line="336" w:lineRule="auto" w:after="180"/>
+      </w:pPr>
+      <w:r>
+        <w:rPr>
+          <w:b w:val="0"/>
+        </w:rPr>
         <w:t>On paper, trace the supplied procedure. If code is provided, predict before running it in a local practice file. Never write an expected answer as though it were an observed run.</w:t>
       </w:r>
     </w:p>
@@ -1297,7 +2017,13 @@
       </w:r>
     </w:p>
     <w:p>
-      <w:r>
+      <w:pPr>
+        <w:spacing w:line="336" w:lineRule="auto" w:after="180"/>
+      </w:pPr>
+      <w:r>
+        <w:rPr>
+          <w:b w:val="0"/>
+        </w:rPr>
         <w:t>Before trying: what do I expect, and why? While trying: which step could first go wrong? Afterwards: what did I actually observe, and what should change? Keep “not run” if you only traced the procedure.</w:t>
       </w:r>
     </w:p>
@@ -1310,6 +2036,11 @@
       </w:r>
     </w:p>
     <w:p>
+      <w:r>
+        <w:t>Move from recall to tracing, diagnosis and transfer in Testing model-dependent behaviour. Explain why each step is justified.</w:t>
+      </w:r>
+    </w:p>
+    <w:p>
       <w:pPr>
         <w:pStyle w:val="Heading3"/>
       </w:pPr>
@@ -1318,18 +2049,106 @@
       </w:r>
     </w:p>
     <w:p>
-      <w:r>
-        <w:t>Explain the weekly mechanism in your own words. Use the worked scenario to name its input, decision rule and output.</w:t>
-      </w:r>
-    </w:p>
-    <w:p>
-      <w:r>
-        <w:t>A report omits this qualification: A deterministic mocked output tests the pipeline contract but cannot estimate an unspecified live model distribution. Explain how omitting it could change a reader's interpretation, and write an accurate replacement.</w:t>
-      </w:r>
-    </w:p>
-    <w:p>
-      <w:r>
-        <w:t>For the worked scenario, propose one additional case that could reveal a failure, describe its expected outcome before running it, and explain what would need to remain fixed for a fair comparison. Do not reuse W4 as a new final test after receiving feedback.</w:t>
+      <w:pPr>
+        <w:spacing w:line="336" w:lineRule="auto" w:after="180"/>
+      </w:pPr>
+      <w:r>
+        <w:rPr>
+          <w:b w:val="0"/>
+        </w:rPr>
+        <w:t xml:space="preserve">Explain the weekly </w:t>
+      </w:r>
+      <w:r>
+        <w:rPr>
+          <w:b/>
+        </w:rPr>
+        <w:t>mechanism</w:t>
+      </w:r>
+      <w:r>
+        <w:rPr>
+          <w:b w:val="0"/>
+        </w:rPr>
+        <w:t xml:space="preserve"> in your own words. Use the worked scenario to name its </w:t>
+      </w:r>
+      <w:r>
+        <w:rPr>
+          <w:b/>
+        </w:rPr>
+        <w:t>input</w:t>
+      </w:r>
+      <w:r>
+        <w:rPr>
+          <w:b w:val="0"/>
+        </w:rPr>
+        <w:t xml:space="preserve">, decision rule and </w:t>
+      </w:r>
+      <w:r>
+        <w:rPr>
+          <w:b/>
+        </w:rPr>
+        <w:t>output</w:t>
+      </w:r>
+      <w:r>
+        <w:rPr>
+          <w:b w:val="0"/>
+        </w:rPr>
+        <w:t>.</w:t>
+      </w:r>
+    </w:p>
+    <w:p>
+      <w:pPr>
+        <w:spacing w:line="336" w:lineRule="auto" w:after="180"/>
+      </w:pPr>
+      <w:r>
+        <w:rPr>
+          <w:b w:val="0"/>
+        </w:rPr>
+        <w:t xml:space="preserve">A report omits this qualification: A deterministic mocked </w:t>
+      </w:r>
+      <w:r>
+        <w:rPr>
+          <w:b/>
+        </w:rPr>
+        <w:t>output</w:t>
+      </w:r>
+      <w:r>
+        <w:rPr>
+          <w:b w:val="0"/>
+        </w:rPr>
+        <w:t xml:space="preserve"> tests the pipeline contract but cannot estimate an unspecified live model distribution.</w:t>
+      </w:r>
+    </w:p>
+    <w:p>
+      <w:pPr>
+        <w:spacing w:line="336" w:lineRule="auto" w:after="180"/>
+      </w:pPr>
+      <w:r>
+        <w:rPr>
+          <w:b w:val="0"/>
+        </w:rPr>
+        <w:t>Explain how omitting it could change a reader's interpretation, and write an accurate replacement.</w:t>
+      </w:r>
+    </w:p>
+    <w:p>
+      <w:pPr>
+        <w:spacing w:line="336" w:lineRule="auto" w:after="180"/>
+      </w:pPr>
+      <w:r>
+        <w:rPr>
+          <w:b w:val="0"/>
+        </w:rPr>
+        <w:t>For the worked scenario, propose one additional case that could reveal a failure, describe its expected outcome before running it, and explain what would need to remain fixed for a fair comparison.</w:t>
+      </w:r>
+    </w:p>
+    <w:p>
+      <w:pPr>
+        <w:spacing w:line="336" w:lineRule="auto" w:after="180"/>
+      </w:pPr>
+      <w:r>
+        <w:rPr>
+          <w:b w:val="0"/>
+        </w:rPr>
+        <w:t>Do not reuse W4 as a new final test after receiving feedback.</w:t>
       </w:r>
     </w:p>
     <w:p>
@@ -1375,7 +2194,77 @@
     </w:p>
     <w:p>
       <w:r>
-        <w:t>Add a labelled testing model-dependent behaviour evidence sheet to Grounded Learning Service. Show how you can explain the mechanism and terminology of testing model-dependent behaviour. Use the supplied fictional case and keep its inputs, intermediate steps, calculation or prediction, and limitation. Connect this record to last week’s record; a matching answer without a trace is insufficient.</w:t>
+        <w:t>Apply this week’s idea to Grounded Learning Service. Keep an annotated decision and the evidence supporting it.</w:t>
+      </w:r>
+    </w:p>
+    <w:p>
+      <w:pPr>
+        <w:spacing w:line="336" w:lineRule="auto" w:after="180"/>
+      </w:pPr>
+      <w:r>
+        <w:rPr>
+          <w:b w:val="0"/>
+        </w:rPr>
+        <w:t xml:space="preserve">Add a labelled testing model-dependent behaviour </w:t>
+      </w:r>
+      <w:r>
+        <w:rPr>
+          <w:b/>
+        </w:rPr>
+        <w:t>evidence</w:t>
+      </w:r>
+      <w:r>
+        <w:rPr>
+          <w:b w:val="0"/>
+        </w:rPr>
+        <w:t xml:space="preserve"> sheet to Grounded Learning Service. Show how you can explain the </w:t>
+      </w:r>
+      <w:r>
+        <w:rPr>
+          <w:b/>
+        </w:rPr>
+        <w:t>mechanism</w:t>
+      </w:r>
+      <w:r>
+        <w:rPr>
+          <w:b w:val="0"/>
+        </w:rPr>
+        <w:t xml:space="preserve"> and terminology of testing model-dependent behaviour.</w:t>
+      </w:r>
+    </w:p>
+    <w:p>
+      <w:pPr>
+        <w:spacing w:line="336" w:lineRule="auto" w:after="180"/>
+      </w:pPr>
+      <w:r>
+        <w:rPr>
+          <w:b w:val="0"/>
+        </w:rPr>
+        <w:t xml:space="preserve">Use the supplied fictional case and keep its </w:t>
+      </w:r>
+      <w:r>
+        <w:rPr>
+          <w:b/>
+        </w:rPr>
+        <w:t>input</w:t>
+      </w:r>
+      <w:r>
+        <w:rPr>
+          <w:b w:val="0"/>
+        </w:rPr>
+        <w:t xml:space="preserve">s, intermediate steps, calculation or </w:t>
+      </w:r>
+      <w:r>
+        <w:rPr>
+          <w:b/>
+        </w:rPr>
+        <w:t>prediction</w:t>
+      </w:r>
+      <w:r>
+        <w:rPr>
+          <w:b w:val="0"/>
+        </w:rPr>
+        <w:t>, and limitation. Connect this record to last week’s record; a matching answer without a trace is insufficient.</w:t>
       </w:r>
     </w:p>
     <w:tbl>
@@ -1503,8 +2392,26 @@
       </w:r>
     </w:p>
     <w:p>
-      <w:r>
-        <w:t>For the Grounded Learning Service, retain an annotated trace and the changed-case result. Name the contract or evidence that makes the deciding step valid, so another team can review it.</w:t>
+      <w:pPr>
+        <w:spacing w:line="336" w:lineRule="auto" w:after="180"/>
+      </w:pPr>
+      <w:r>
+        <w:rPr>
+          <w:b w:val="0"/>
+        </w:rPr>
+        <w:t xml:space="preserve">For the Grounded Learning Service, retain an annotated trace and the changed-case result. Name the contract or </w:t>
+      </w:r>
+      <w:r>
+        <w:rPr>
+          <w:b/>
+        </w:rPr>
+        <w:t>evidence</w:t>
+      </w:r>
+      <w:r>
+        <w:rPr>
+          <w:b w:val="0"/>
+        </w:rPr>
+        <w:t xml:space="preserve"> that makes the deciding step valid, so another team can review it.</w:t>
       </w:r>
     </w:p>
     <w:p>
@@ -1517,7 +2424,29 @@
     </w:p>
     <w:p>
       <w:r>
-        <w:t>Complete the supported workbook tasks before attempting W4 independently. Record any hints or help used. After feedback, use the teacher's fresh retry rather than copying the earlier answer. For a project, select a relevant new case, predict the outcome from the declared rule and preserve the result alongside any revision.</w:t>
+        <w:t>Use a genuinely new case for independent evidence. Previously discussed examples remain practice; use the separately named independent case before feedback.</w:t>
+      </w:r>
+    </w:p>
+    <w:p>
+      <w:pPr>
+        <w:spacing w:line="336" w:lineRule="auto" w:after="180"/>
+      </w:pPr>
+      <w:r>
+        <w:rPr>
+          <w:b w:val="0"/>
+        </w:rPr>
+        <w:t>Complete the supported workbook tasks before attempting W4 independently. Record any hints or help used. After feedback, use the teacher's fresh retry rather than copying the earlier answer.</w:t>
+      </w:r>
+    </w:p>
+    <w:p>
+      <w:pPr>
+        <w:spacing w:line="336" w:lineRule="auto" w:after="180"/>
+      </w:pPr>
+      <w:r>
+        <w:rPr>
+          <w:b w:val="0"/>
+        </w:rPr>
+        <w:t>For a project, select a relevant new case, predict the outcome from the declared rule and preserve the result alongside any revision.</w:t>
       </w:r>
     </w:p>
     <w:p>
@@ -1554,8 +2483,25 @@
       </w:r>
     </w:p>
     <w:p>
-      <w:r>
-        <w:t>For the worked scenario, propose one additional case that could reveal a failure, describe its expected outcome before running it, and explain what would need to remain fixed for a fair comparison. Do not reuse W4 as a new final test after receiving feedback.</w:t>
+      <w:pPr>
+        <w:spacing w:line="336" w:lineRule="auto" w:after="180"/>
+      </w:pPr>
+      <w:r>
+        <w:rPr>
+          <w:b w:val="0"/>
+        </w:rPr>
+        <w:t>For the worked scenario, propose one additional case that could reveal a failure, describe its expected outcome before running it, and explain what would need to remain fixed for a fair comparison.</w:t>
+      </w:r>
+    </w:p>
+    <w:p>
+      <w:pPr>
+        <w:spacing w:line="336" w:lineRule="auto" w:after="180"/>
+      </w:pPr>
+      <w:r>
+        <w:rPr>
+          <w:b w:val="0"/>
+        </w:rPr>
+        <w:t>Do not reuse W4 as a new final test after receiving feedback.</w:t>
       </w:r>
     </w:p>
     <w:p>
@@ -1592,6 +2538,11 @@
       </w:pPr>
       <w:r>
         <w:t>13. Study a complete case</w:t>
+      </w:r>
+    </w:p>
+    <w:p>
+      <w:r>
+        <w:t>Revisit the complete Testing model-dependent behaviour case for supported practice. Repeated examples do not become fresh assessments.</w:t>
       </w:r>
     </w:p>
     <w:p>
@@ -1695,8 +2646,26 @@
       </w:r>
     </w:p>
     <w:p>
-      <w:r>
-        <w:t>Follow the input through the stated procedure to its result. Cover the result first, predict it, then explain every intermediate step. The text/table accompanies the figure so the example can be read without colour.</w:t>
+      <w:pPr>
+        <w:spacing w:line="336" w:lineRule="auto" w:after="180"/>
+      </w:pPr>
+      <w:r>
+        <w:rPr>
+          <w:b w:val="0"/>
+        </w:rPr>
+        <w:t xml:space="preserve">Follow the </w:t>
+      </w:r>
+      <w:r>
+        <w:rPr>
+          <w:b/>
+        </w:rPr>
+        <w:t>input</w:t>
+      </w:r>
+      <w:r>
+        <w:rPr>
+          <w:b w:val="0"/>
+        </w:rPr>
+        <w:t xml:space="preserve"> through the stated procedure to its result. Cover the result first, predict it, then explain every intermediate step. The text/table accompanies the figure so the example can be read without colour.</w:t>
       </w:r>
     </w:p>
     <w:p>
@@ -1746,6 +2715,11 @@
       </w:r>
     </w:p>
     <w:p>
+      <w:r>
+        <w:t>Attempt the reserved new case before feedback. Record support; the earlier examples below remain additional practice.</w:t>
+      </w:r>
+    </w:p>
+    <w:p>
       <w:pPr>
         <w:pStyle w:val="Heading3"/>
       </w:pPr>
@@ -1754,8 +2728,26 @@
       </w:r>
     </w:p>
     <w:p>
-      <w:r>
-        <w:t>Four runs on each of two cases: first passes 4, second passes 2. Compute overall run rate and per-case rates.</w:t>
+      <w:pPr>
+        <w:spacing w:line="336" w:lineRule="auto" w:after="180"/>
+      </w:pPr>
+      <w:r>
+        <w:rPr>
+          <w:b w:val="0"/>
+        </w:rPr>
+        <w:t xml:space="preserve">Four runs on each of two cases: first passes 4, second passes 2. Compute overall </w:t>
+      </w:r>
+      <w:r>
+        <w:rPr>
+          <w:b/>
+        </w:rPr>
+        <w:t>run rate</w:t>
+      </w:r>
+      <w:r>
+        <w:rPr>
+          <w:b w:val="0"/>
+        </w:rPr>
+        <w:t xml:space="preserve"> and per-case rates.</w:t>
       </w:r>
     </w:p>
     <w:p>
@@ -1802,7 +2794,13 @@
       </w:r>
     </w:p>
     <w:p>
-      <w:r>
+      <w:pPr>
+        <w:spacing w:line="336" w:lineRule="auto" w:after="180"/>
+      </w:pPr>
+      <w:r>
+        <w:rPr>
+          <w:b w:val="0"/>
+        </w:rPr>
         <w:t>Attempt this case before feedback. Record any help. Earlier examples below are further practice; a case already practised with feedback cannot establish fresh transfer.</w:t>
       </w:r>
     </w:p>
@@ -1815,8 +2813,26 @@
       </w:r>
     </w:p>
     <w:p>
-      <w:r>
-        <w:t>Four runs on each of two cases: first passes 4, second passes 2. Compute overall run rate and per-case rates.</w:t>
+      <w:pPr>
+        <w:spacing w:line="336" w:lineRule="auto" w:after="180"/>
+      </w:pPr>
+      <w:r>
+        <w:rPr>
+          <w:b w:val="0"/>
+        </w:rPr>
+        <w:t xml:space="preserve">Four runs on each of two cases: first passes 4, second passes 2. Compute overall </w:t>
+      </w:r>
+      <w:r>
+        <w:rPr>
+          <w:b/>
+        </w:rPr>
+        <w:t>run rate</w:t>
+      </w:r>
+      <w:r>
+        <w:rPr>
+          <w:b w:val="0"/>
+        </w:rPr>
+        <w:t xml:space="preserve"> and per-case rates.</w:t>
       </w:r>
     </w:p>
     <w:p>
@@ -1868,7 +2884,13 @@
       </w:r>
     </w:p>
     <w:p>
-      <w:r>
+      <w:pPr>
+        <w:spacing w:line="336" w:lineRule="auto" w:after="180"/>
+      </w:pPr>
+      <w:r>
+        <w:rPr>
+          <w:b w:val="0"/>
+        </w:rPr>
         <w:t>Record support used: none, hint or teacher explanation. After feedback, a different case is needed to demonstrate independence.</w:t>
       </w:r>
     </w:p>
@@ -1881,8 +2903,25 @@
       </w:r>
     </w:p>
     <w:p>
-      <w:r>
-        <w:t>Attempt the independent case before hints. Record whether you worked alone, used a hint or followed a model. After feedback, fix the first unsupported step and explain why it changed. A later check uses a changed case, not a copied answer.</w:t>
+      <w:pPr>
+        <w:spacing w:line="336" w:lineRule="auto" w:after="180"/>
+      </w:pPr>
+      <w:r>
+        <w:rPr>
+          <w:b w:val="0"/>
+        </w:rPr>
+        <w:t>Attempt the independent case before hints. Record whether you worked alone, used a hint or followed a model. After feedback, fix the first unsupported step and explain why it changed.</w:t>
+      </w:r>
+    </w:p>
+    <w:p>
+      <w:pPr>
+        <w:spacing w:line="336" w:lineRule="auto" w:after="180"/>
+      </w:pPr>
+      <w:r>
+        <w:rPr>
+          <w:b w:val="0"/>
+        </w:rPr>
+        <w:t>A later check uses a changed case, not a copied answer.</w:t>
       </w:r>
     </w:p>
     <w:p>
@@ -1895,6 +2934,17 @@
     </w:p>
     <w:p>
       <w:r>
+        <w:t>Use this map to navigate Testing model-dependent behaviour, connect the goals to tasks and keep one evidence record for each attempt.</w:t>
+      </w:r>
+    </w:p>
+    <w:p>
+      <w:pPr>
+        <w:spacing w:line="336" w:lineRule="auto" w:after="180"/>
+      </w:pPr>
+      <w:r>
+        <w:rPr>
+          <w:b w:val="0"/>
+        </w:rPr>
         <w:t>Start with this question: Judge two summaries with a rubric. A summariser must preserve two supplied facts and use at most 20 words.</w:t>
       </w:r>
     </w:p>
@@ -2001,13 +3051,61 @@
       </w:tr>
     </w:tbl>
     <w:p>
-      <w:r>
-        <w:t>Remember → watch and explain → try with help → investigate → try independently → keep project evidence. Your teacher may spread this lesson across several classes.</w:t>
-      </w:r>
-    </w:p>
-    <w:p>
-      <w:r>
-        <w:t>Keep your first prediction. Compare it with what the evidence shows and explain any change.</w:t>
+      <w:pPr>
+        <w:spacing w:line="336" w:lineRule="auto" w:after="180"/>
+      </w:pPr>
+      <w:r>
+        <w:rPr>
+          <w:b w:val="0"/>
+        </w:rPr>
+        <w:t xml:space="preserve">Remember → watch and explain → try with help → investigate → try independently → keep project </w:t>
+      </w:r>
+      <w:r>
+        <w:rPr>
+          <w:b/>
+        </w:rPr>
+        <w:t>evidence</w:t>
+      </w:r>
+      <w:r>
+        <w:rPr>
+          <w:b w:val="0"/>
+        </w:rPr>
+        <w:t>. Your teacher may spread this lesson across several classes.</w:t>
+      </w:r>
+    </w:p>
+    <w:p>
+      <w:pPr>
+        <w:spacing w:line="336" w:lineRule="auto" w:after="180"/>
+      </w:pPr>
+      <w:r>
+        <w:rPr>
+          <w:b w:val="0"/>
+        </w:rPr>
+        <w:t xml:space="preserve">Keep your first </w:t>
+      </w:r>
+      <w:r>
+        <w:rPr>
+          <w:b/>
+        </w:rPr>
+        <w:t>prediction</w:t>
+      </w:r>
+      <w:r>
+        <w:rPr>
+          <w:b w:val="0"/>
+        </w:rPr>
+        <w:t xml:space="preserve">. Compare it with what the </w:t>
+      </w:r>
+      <w:r>
+        <w:rPr>
+          <w:b/>
+        </w:rPr>
+        <w:t>evidence</w:t>
+      </w:r>
+      <w:r>
+        <w:rPr>
+          <w:b w:val="0"/>
+        </w:rPr>
+        <w:t xml:space="preserve"> shows and explain any change.</w:t>
       </w:r>
     </w:p>
     <w:p>
@@ -2020,7 +3118,30 @@
     </w:p>
     <w:p>
       <w:r>
-        <w:t>Close your notes. Explain this goal in your own words: Explain the mechanism and terminology of testing model-dependent behaviour</w:t>
+        <w:t>Explain Testing model-dependent behaviour without notes, identify a remaining question and plan a later check with a changed case.</w:t>
+      </w:r>
+    </w:p>
+    <w:p>
+      <w:pPr>
+        <w:spacing w:line="336" w:lineRule="auto" w:after="180"/>
+      </w:pPr>
+      <w:r>
+        <w:rPr>
+          <w:b w:val="0"/>
+        </w:rPr>
+        <w:t xml:space="preserve">Close your notes. Explain this goal in your own words: Explain the </w:t>
+      </w:r>
+      <w:r>
+        <w:rPr>
+          <w:b/>
+        </w:rPr>
+        <w:t>mechanism</w:t>
+      </w:r>
+      <w:r>
+        <w:rPr>
+          <w:b w:val="0"/>
+        </w:rPr>
+        <w:t xml:space="preserve"> and terminology of testing model-dependent behaviour</w:t>
       </w:r>
     </w:p>
     <w:p>
@@ -2057,13 +3178,61 @@
       </w:r>
     </w:p>
     <w:p>
-      <w:r>
-        <w:t>If you are unsure, return to the worked picture and explain one arrow. If you are ready, change an input or assumption and justify your prediction.</w:t>
-      </w:r>
-    </w:p>
-    <w:p>
-      <w:r>
-        <w:t>Save your workbook evidence. At the next review, try a different case before opening your old answer.</w:t>
+      <w:pPr>
+        <w:spacing w:line="336" w:lineRule="auto" w:after="180"/>
+      </w:pPr>
+      <w:r>
+        <w:rPr>
+          <w:b w:val="0"/>
+        </w:rPr>
+        <w:t xml:space="preserve">If you are unsure, return to the worked picture and explain one arrow. If you are ready, change an </w:t>
+      </w:r>
+      <w:r>
+        <w:rPr>
+          <w:b/>
+        </w:rPr>
+        <w:t>input</w:t>
+      </w:r>
+      <w:r>
+        <w:rPr>
+          <w:b w:val="0"/>
+        </w:rPr>
+        <w:t xml:space="preserve"> or assumption and justify your </w:t>
+      </w:r>
+      <w:r>
+        <w:rPr>
+          <w:b/>
+        </w:rPr>
+        <w:t>prediction</w:t>
+      </w:r>
+      <w:r>
+        <w:rPr>
+          <w:b w:val="0"/>
+        </w:rPr>
+        <w:t>.</w:t>
+      </w:r>
+    </w:p>
+    <w:p>
+      <w:pPr>
+        <w:spacing w:line="336" w:lineRule="auto" w:after="180"/>
+      </w:pPr>
+      <w:r>
+        <w:rPr>
+          <w:b w:val="0"/>
+        </w:rPr>
+        <w:t xml:space="preserve">Save your workbook </w:t>
+      </w:r>
+      <w:r>
+        <w:rPr>
+          <w:b/>
+        </w:rPr>
+        <w:t>evidence</w:t>
+      </w:r>
+      <w:r>
+        <w:rPr>
+          <w:b w:val="0"/>
+        </w:rPr>
+        <w:t>. At the next review, try a different case before opening your old answer.</w:t>
       </w:r>
     </w:p>
     <w:p>
@@ -2076,11 +3245,28 @@
     </w:p>
     <w:p>
       <w:r>
+        <w:t>Attempt supported questions before using hints or feedback. Review a missing building block, then keep the completed work.</w:t>
+      </w:r>
+    </w:p>
+    <w:p>
+      <w:pPr>
+        <w:spacing w:line="336" w:lineRule="auto" w:after="180"/>
+      </w:pPr>
+      <w:r>
+        <w:rPr>
+          <w:b w:val="0"/>
+        </w:rPr>
         <w:t>Use this supported practice once, in the browser or on paper. Keep the reserved independent assessment for a separate first attempt before teacher feedback.</w:t>
       </w:r>
     </w:p>
     <w:p>
-      <w:r>
+      <w:pPr>
+        <w:spacing w:line="336" w:lineRule="auto" w:after="180"/>
+      </w:pPr>
+      <w:r>
+        <w:rPr>
+          <w:b w:val="0"/>
+        </w:rPr>
         <w:t>Judge two summaries with a rubric. A summariser must preserve two supplied facts and use at most 20 words.</w:t>
       </w:r>
     </w:p>
@@ -2093,22 +3279,49 @@
       </w:r>
     </w:p>
     <w:p>
-      <w:r>
+      <w:pPr>
+        <w:spacing w:line="336" w:lineRule="auto" w:after="180"/>
+      </w:pPr>
+      <w:r>
+        <w:rPr>
+          <w:b w:val="0"/>
+        </w:rPr>
         <w:t>Which labelled step matches this detail? It is short, but room D contradicts room B.</w:t>
       </w:r>
     </w:p>
     <w:p>
-      <w:r>
+      <w:pPr>
+        <w:spacing w:line="336" w:lineRule="auto" w:after="180"/>
+        <w:shd w:fill="F4F9FC"/>
+      </w:pPr>
+      <w:r>
+        <w:rPr>
+          <w:b w:val="0"/>
+        </w:rPr>
         <w:t>1. Check second reply</w:t>
       </w:r>
     </w:p>
     <w:p>
-      <w:r>
+      <w:pPr>
+        <w:spacing w:line="336" w:lineRule="auto" w:after="180"/>
+        <w:shd w:fill="F4F9FC"/>
+      </w:pPr>
+      <w:r>
+        <w:rPr>
+          <w:b w:val="0"/>
+        </w:rPr>
         <w:t>2. Check first reply</w:t>
       </w:r>
     </w:p>
     <w:p>
-      <w:r>
+      <w:pPr>
+        <w:spacing w:line="336" w:lineRule="auto" w:after="180"/>
+        <w:shd w:fill="F4F9FC"/>
+      </w:pPr>
+      <w:r>
+        <w:rPr>
+          <w:b w:val="0"/>
+        </w:rPr>
         <w:t>3. Identify facts</w:t>
       </w:r>
     </w:p>
@@ -2146,40 +3359,142 @@
       </w:r>
     </w:p>
     <w:p>
-      <w:r>
+      <w:pPr>
+        <w:pStyle w:val="Heading3"/>
+      </w:pPr>
+      <w:r>
+        <w:t>Hint · try first</w:t>
+      </w:r>
+    </w:p>
+    <w:p>
+      <w:pPr>
+        <w:spacing w:line="336" w:lineRule="auto" w:after="180"/>
+        <w:shd w:fill="F1F6F8"/>
+      </w:pPr>
+      <w:r>
+        <w:rPr>
+          <w:b w:val="0"/>
+        </w:rPr>
         <w:t>Hint if needed: Read the steps in the pictorial case. Match the supplied detail to the stage that performs or records it.</w:t>
       </w:r>
     </w:p>
     <w:p>
-      <w:r>
-        <w:t>After your attempt, compare with the supported explanation: Check second reply It is short, but room D contradicts room B. A behaviour contract can accept different wording while requiring the same facts. Short, fluent text may still fail factual support.</w:t>
-      </w:r>
-    </w:p>
-    <w:p>
       <w:pPr>
         <w:pStyle w:val="Heading3"/>
       </w:pPr>
       <w:r>
+        <w:t>Feedback · compare after trying</w:t>
+      </w:r>
+    </w:p>
+    <w:p>
+      <w:pPr>
+        <w:spacing w:line="336" w:lineRule="auto" w:after="180"/>
+        <w:shd w:fill="F1F6FC"/>
+      </w:pPr>
+      <w:r>
+        <w:rPr>
+          <w:b w:val="0"/>
+        </w:rPr>
+        <w:t>After your attempt, compare with the supported explanation: Check second reply It is short, but room D contradicts room B. A behaviour contract can accept different wording while requiring the same facts.</w:t>
+      </w:r>
+    </w:p>
+    <w:p>
+      <w:pPr>
+        <w:spacing w:line="336" w:lineRule="auto" w:after="180"/>
+        <w:shd w:fill="F1F6FC"/>
+      </w:pPr>
+      <w:r>
+        <w:rPr>
+          <w:b w:val="0"/>
+        </w:rPr>
+        <w:t>Short, fluent text may still fail factual support.</w:t>
+      </w:r>
+    </w:p>
+    <w:p>
+      <w:pPr>
+        <w:pStyle w:val="Heading3"/>
+      </w:pPr>
+      <w:r>
         <w:t>Practice 2: explain the deciding evidence</w:t>
       </w:r>
     </w:p>
     <w:p>
-      <w:r>
+      <w:pPr>
+        <w:pStyle w:val="Heading3"/>
+      </w:pPr>
+      <w:r>
+        <w:t>Changed case · predict first</w:t>
+      </w:r>
+    </w:p>
+    <w:p>
+      <w:pPr>
+        <w:spacing w:line="336" w:lineRule="auto" w:after="180"/>
+        <w:shd w:fill="F5F1FB"/>
+      </w:pPr>
+      <w:r>
+        <w:rPr>
+          <w:b w:val="0"/>
+        </w:rPr>
         <w:t>Changed-case practice: Use a 25-word answer that preserves both facts. Which conclusion is supported by the supplied facts?</w:t>
       </w:r>
     </w:p>
     <w:p>
-      <w:r>
-        <w:t>1. We can decide the result without examining the changed input or the procedure.</w:t>
-      </w:r>
-    </w:p>
-    <w:p>
-      <w:r>
-        <w:t>2. This one example guarantees correct results for every future input.</w:t>
-      </w:r>
-    </w:p>
-    <w:p>
-      <w:r>
+      <w:pPr>
+        <w:spacing w:line="336" w:lineRule="auto" w:after="180"/>
+        <w:shd w:fill="F4F9FC"/>
+      </w:pPr>
+      <w:r>
+        <w:rPr>
+          <w:b w:val="0"/>
+        </w:rPr>
+        <w:t xml:space="preserve">1. We can decide the result without examining the changed </w:t>
+      </w:r>
+      <w:r>
+        <w:rPr>
+          <w:b/>
+        </w:rPr>
+        <w:t>input</w:t>
+      </w:r>
+      <w:r>
+        <w:rPr>
+          <w:b w:val="0"/>
+        </w:rPr>
+        <w:t xml:space="preserve"> or the procedure.</w:t>
+      </w:r>
+    </w:p>
+    <w:p>
+      <w:pPr>
+        <w:spacing w:line="336" w:lineRule="auto" w:after="180"/>
+        <w:shd w:fill="F4F9FC"/>
+      </w:pPr>
+      <w:r>
+        <w:rPr>
+          <w:b w:val="0"/>
+        </w:rPr>
+        <w:t xml:space="preserve">2. This one example guarantees correct results for every future </w:t>
+      </w:r>
+      <w:r>
+        <w:rPr>
+          <w:b/>
+        </w:rPr>
+        <w:t>input</w:t>
+      </w:r>
+      <w:r>
+        <w:rPr>
+          <w:b w:val="0"/>
+        </w:rPr>
+        <w:t>.</w:t>
+      </w:r>
+    </w:p>
+    <w:p>
+      <w:pPr>
+        <w:spacing w:line="336" w:lineRule="auto" w:after="180"/>
+        <w:shd w:fill="F4F9FC"/>
+      </w:pPr>
+      <w:r>
+        <w:rPr>
+          <w:b w:val="0"/>
+        </w:rPr>
         <w:t>3. It passes support but fails the length requirement.</w:t>
       </w:r>
     </w:p>
@@ -2217,12 +3532,42 @@
       </w:r>
     </w:p>
     <w:p>
-      <w:r>
+      <w:pPr>
+        <w:pStyle w:val="Heading3"/>
+      </w:pPr>
+      <w:r>
+        <w:t>Hint · try first</w:t>
+      </w:r>
+    </w:p>
+    <w:p>
+      <w:pPr>
+        <w:spacing w:line="336" w:lineRule="auto" w:after="180"/>
+        <w:shd w:fill="F1F6F8"/>
+      </w:pPr>
+      <w:r>
+        <w:rPr>
+          <w:b w:val="0"/>
+        </w:rPr>
         <w:t>Hint if needed: Use the changed condition and the deciding step in the pictorial trace. The answer must say what follows from those facts.</w:t>
       </w:r>
     </w:p>
     <w:p>
-      <w:r>
+      <w:pPr>
+        <w:pStyle w:val="Heading3"/>
+      </w:pPr>
+      <w:r>
+        <w:t>Feedback · compare after trying</w:t>
+      </w:r>
+    </w:p>
+    <w:p>
+      <w:pPr>
+        <w:spacing w:line="336" w:lineRule="auto" w:after="180"/>
+        <w:shd w:fill="F1F6FC"/>
+      </w:pPr>
+      <w:r>
+        <w:rPr>
+          <w:b w:val="0"/>
+        </w:rPr>
         <w:t>After your attempt, compare with the supported explanation: It passes support but fails the length requirement. Every mandatory criterion must pass; facts do not erase a length violation.</w:t>
       </w:r>
     </w:p>
@@ -2235,18 +3580,129 @@
       </w:r>
     </w:p>
     <w:p>
-      <w:r>
-        <w:t>Review Testing pure components (ai-6/7). Goal: Explain the mechanism and terminology of testing pure components. Short practice: Predict the formatter outputs for 7 and 12, including spacing. Why does input 0 need rejection under this contract rather than an ordinary formatted response?. Return to this week and explain what you changed.</w:t>
-      </w:r>
-    </w:p>
-    <w:p>
-      <w:r>
-        <w:t>Review Authentication and authorisation (ai-6/5). Goal: Explain the mechanism and terminology of authentication and authorisation. Short practice: Explain why Jo’s valid volunteer login does not permit editing C. Which trusted role change allows the action, and why is a role written in the request insufficient?. Return to this week and explain what you changed.</w:t>
-      </w:r>
-    </w:p>
-    <w:p>
-      <w:r>
-        <w:t>Review Architecture and data flow (ai-6/2). Goal: Explain the mechanism and terminology of architecture and data flow. Short practice: Label what moves along the library request, retrieval and drafting arrows. Where does 17:30 come from, and why must the service stop if the retrieval arrow is disconnected?. Return to this week and explain what you changed.</w:t>
+      <w:pPr>
+        <w:spacing w:line="336" w:lineRule="auto" w:after="180"/>
+      </w:pPr>
+      <w:r>
+        <w:rPr>
+          <w:b w:val="0"/>
+        </w:rPr>
+        <w:t xml:space="preserve">Review Testing pure components (ai-6/7). Goal: Explain the </w:t>
+      </w:r>
+      <w:r>
+        <w:rPr>
+          <w:b/>
+        </w:rPr>
+        <w:t>mechanism</w:t>
+      </w:r>
+      <w:r>
+        <w:rPr>
+          <w:b w:val="0"/>
+        </w:rPr>
+        <w:t xml:space="preserve"> and terminology of testing pure components. Short practice: Predict the formatter </w:t>
+      </w:r>
+      <w:r>
+        <w:rPr>
+          <w:b/>
+        </w:rPr>
+        <w:t>output</w:t>
+      </w:r>
+      <w:r>
+        <w:rPr>
+          <w:b w:val="0"/>
+        </w:rPr>
+        <w:t>s for 7 and 12, including spacing.</w:t>
+      </w:r>
+    </w:p>
+    <w:p>
+      <w:pPr>
+        <w:spacing w:line="336" w:lineRule="auto" w:after="180"/>
+      </w:pPr>
+      <w:r>
+        <w:rPr>
+          <w:b w:val="0"/>
+        </w:rPr>
+        <w:t xml:space="preserve">Why does </w:t>
+      </w:r>
+      <w:r>
+        <w:rPr>
+          <w:b/>
+        </w:rPr>
+        <w:t>input</w:t>
+      </w:r>
+      <w:r>
+        <w:rPr>
+          <w:b w:val="0"/>
+        </w:rPr>
+        <w:t xml:space="preserve"> 0 need rejection under this contract rather than an ordinary formatted response?. Return to this week and explain what you changed.</w:t>
+      </w:r>
+    </w:p>
+    <w:p>
+      <w:pPr>
+        <w:spacing w:line="336" w:lineRule="auto" w:after="180"/>
+      </w:pPr>
+      <w:r>
+        <w:rPr>
+          <w:b w:val="0"/>
+        </w:rPr>
+        <w:t xml:space="preserve">Review Authentication and authorisation (ai-6/5). Goal: Explain the </w:t>
+      </w:r>
+      <w:r>
+        <w:rPr>
+          <w:b/>
+        </w:rPr>
+        <w:t>mechanism</w:t>
+      </w:r>
+      <w:r>
+        <w:rPr>
+          <w:b w:val="0"/>
+        </w:rPr>
+        <w:t xml:space="preserve"> and terminology of authentication and authorisation. Short practice: Explain why Jo’s valid volunteer login does not permit editing C.</w:t>
+      </w:r>
+    </w:p>
+    <w:p>
+      <w:pPr>
+        <w:spacing w:line="336" w:lineRule="auto" w:after="180"/>
+      </w:pPr>
+      <w:r>
+        <w:rPr>
+          <w:b w:val="0"/>
+        </w:rPr>
+        <w:t>Which trusted role change allows the action, and why is a role written in the request insufficient?. Return to this week and explain what you changed.</w:t>
+      </w:r>
+    </w:p>
+    <w:p>
+      <w:pPr>
+        <w:spacing w:line="336" w:lineRule="auto" w:after="180"/>
+      </w:pPr>
+      <w:r>
+        <w:rPr>
+          <w:b w:val="0"/>
+        </w:rPr>
+        <w:t xml:space="preserve">Review Architecture and data flow (ai-6/2). Goal: Explain the </w:t>
+      </w:r>
+      <w:r>
+        <w:rPr>
+          <w:b/>
+        </w:rPr>
+        <w:t>mechanism</w:t>
+      </w:r>
+      <w:r>
+        <w:rPr>
+          <w:b w:val="0"/>
+        </w:rPr>
+        <w:t xml:space="preserve"> and terminology of architecture and data flow. Short practice: Label what moves along the library request, retrieval and drafting arrows.</w:t>
+      </w:r>
+    </w:p>
+    <w:p>
+      <w:pPr>
+        <w:spacing w:line="336" w:lineRule="auto" w:after="180"/>
+      </w:pPr>
+      <w:r>
+        <w:rPr>
+          <w:b w:val="0"/>
+        </w:rPr>
+        <w:t>Where does 17:30 come from, and why must the service stop if the retrieval arrow is disconnected?. Return to this week and explain what you changed.</w:t>
       </w:r>
     </w:p>
     <w:p>
@@ -2258,8 +3714,591 @@
       </w:r>
     </w:p>
     <w:p>
-      <w:r>
-        <w:t>Use Download completed work in the hosted lesson to export your answers, reflections, practice feedback and code-run evidence. Open the HTML copy to read or print it. Drafts stay in this browser when storage is available; clear drafts on a shared device.</w:t>
+      <w:pPr>
+        <w:spacing w:line="336" w:lineRule="auto" w:after="180"/>
+      </w:pPr>
+      <w:r>
+        <w:rPr>
+          <w:b w:val="0"/>
+        </w:rPr>
+        <w:t xml:space="preserve">Use Download completed work in the hosted lesson to export your answers, reflections, practice feedback and code-run </w:t>
+      </w:r>
+      <w:r>
+        <w:rPr>
+          <w:b/>
+        </w:rPr>
+        <w:t>evidence</w:t>
+      </w:r>
+      <w:r>
+        <w:rPr>
+          <w:b w:val="0"/>
+        </w:rPr>
+        <w:t>. Open the HTML copy to read or print it.</w:t>
+      </w:r>
+    </w:p>
+    <w:p>
+      <w:pPr>
+        <w:spacing w:line="336" w:lineRule="auto" w:after="180"/>
+      </w:pPr>
+      <w:r>
+        <w:rPr>
+          <w:b w:val="0"/>
+        </w:rPr>
+        <w:t>Drafts stay in this browser when storage is available; clear drafts on a shared device.</w:t>
+      </w:r>
+    </w:p>
+    <w:p>
+      <w:pPr>
+        <w:pStyle w:val="Heading1"/>
+      </w:pPr>
+      <w:r>
+        <w:t>18. Visual concept journey</w:t>
+      </w:r>
+    </w:p>
+    <w:p>
+      <w:r>
+        <w:t>Explain each Testing model-dependent behaviour graphic using its labels, deciding evidence and relevant limitation.</w:t>
+      </w:r>
+    </w:p>
+    <w:p>
+      <w:pPr>
+        <w:pStyle w:val="Heading3"/>
+      </w:pPr>
+      <w:r>
+        <w:t>01. Testing model-dependent behaviour: the case</w:t>
+      </w:r>
+    </w:p>
+    <w:p>
+      <w:r>
+        <w:drawing>
+          <wp:inline xmlns:a="http://schemas.openxmlformats.org/drawingml/2006/main" xmlns:pic="http://schemas.openxmlformats.org/drawingml/2006/picture">
+            <wp:extent cx="5486400" cy="2834640"/>
+            <wp:docPr id="2" name="Picture 2" descr="Judge two summaries with a rubric. A summariser must preserve two supplied facts and use at most 20 words. Supplied facts: Facts: club meets Friday, room B. Recorded replies: &quot;Friday in room B&quot; and &quot;Friday in room D&quot;."/>
+            <wp:cNvGraphicFramePr>
+              <a:graphicFrameLocks noChangeAspect="1"/>
+            </wp:cNvGraphicFramePr>
+            <a:graphic>
+              <a:graphicData uri="http://schemas.openxmlformats.org/drawingml/2006/picture">
+                <pic:pic>
+                  <pic:nvPicPr>
+                    <pic:cNvPr id="0" name="academy-story-ai-6-8-01.png"/>
+                    <pic:cNvPicPr/>
+                  </pic:nvPicPr>
+                  <pic:blipFill>
+                    <a:blip r:embed="rId10"/>
+                    <a:stretch>
+                      <a:fillRect/>
+                    </a:stretch>
+                  </pic:blipFill>
+                  <pic:spPr>
+                    <a:xfrm>
+                      <a:off x="0" y="0"/>
+                      <a:ext cx="5486400" cy="2834640"/>
+                    </a:xfrm>
+                    <a:prstGeom prst="rect"/>
+                  </pic:spPr>
+                </pic:pic>
+              </a:graphicData>
+            </a:graphic>
+          </wp:inline>
+        </w:drawing>
+      </w:r>
+    </w:p>
+    <w:p>
+      <w:pPr>
+        <w:spacing w:line="336" w:lineRule="auto" w:after="180"/>
+      </w:pPr>
+      <w:r>
+        <w:rPr>
+          <w:b w:val="0"/>
+        </w:rPr>
+        <w:t>Judge two summaries with a rubric. A summariser must preserve two supplied facts and use at most 20 words. Supplied facts: Facts: club meets Friday, room B. Recorded replies: "Friday in room B" and "Friday in room D".</w:t>
+      </w:r>
+    </w:p>
+    <w:p>
+      <w:pPr>
+        <w:spacing w:line="336" w:lineRule="auto" w:after="180"/>
+        <w:shd w:fill="F5F1FB"/>
+      </w:pPr>
+      <w:r>
+        <w:rPr>
+          <w:b w:val="0"/>
+        </w:rPr>
+        <w:t>Point to the given fact that matters most. Explain why it matters.</w:t>
+      </w:r>
+    </w:p>
+    <w:p>
+      <w:pPr>
+        <w:pStyle w:val="Heading3"/>
+      </w:pPr>
+      <w:r>
+        <w:t>02. Follow the deciding steps</w:t>
+      </w:r>
+    </w:p>
+    <w:p>
+      <w:r>
+        <w:drawing>
+          <wp:inline xmlns:a="http://schemas.openxmlformats.org/drawingml/2006/main" xmlns:pic="http://schemas.openxmlformats.org/drawingml/2006/picture">
+            <wp:extent cx="5486400" cy="3182112"/>
+            <wp:docPr id="3" name="Picture 3" descr="Identify facts: The answer must retain Friday and room B. → Check first reply: Its four words preserve both supplied facts. → Check second reply: It is short, but room D contradicts room B."/>
+            <wp:cNvGraphicFramePr>
+              <a:graphicFrameLocks noChangeAspect="1"/>
+            </wp:cNvGraphicFramePr>
+            <a:graphic>
+              <a:graphicData uri="http://schemas.openxmlformats.org/drawingml/2006/picture">
+                <pic:pic>
+                  <pic:nvPicPr>
+                    <pic:cNvPr id="0" name="academy-story-ai-6-8-02.png"/>
+                    <pic:cNvPicPr/>
+                  </pic:nvPicPr>
+                  <pic:blipFill>
+                    <a:blip r:embed="rId11"/>
+                    <a:stretch>
+                      <a:fillRect/>
+                    </a:stretch>
+                  </pic:blipFill>
+                  <pic:spPr>
+                    <a:xfrm>
+                      <a:off x="0" y="0"/>
+                      <a:ext cx="5486400" cy="3182112"/>
+                    </a:xfrm>
+                    <a:prstGeom prst="rect"/>
+                  </pic:spPr>
+                </pic:pic>
+              </a:graphicData>
+            </a:graphic>
+          </wp:inline>
+        </w:drawing>
+      </w:r>
+    </w:p>
+    <w:p>
+      <w:pPr>
+        <w:spacing w:line="336" w:lineRule="auto" w:after="180"/>
+      </w:pPr>
+      <w:r>
+        <w:rPr>
+          <w:b w:val="0"/>
+        </w:rPr>
+        <w:t>Identify facts: The answer must retain Friday and room B. → Check first reply: Its four words preserve both supplied facts. → Check second reply: It is short, but room D contradicts room B.</w:t>
+      </w:r>
+    </w:p>
+    <w:p>
+      <w:pPr>
+        <w:spacing w:line="336" w:lineRule="auto" w:after="180"/>
+        <w:shd w:fill="F5F1FB"/>
+      </w:pPr>
+      <w:r>
+        <w:rPr>
+          <w:b w:val="0"/>
+        </w:rPr>
+        <w:t xml:space="preserve">Point to each numbered stage and explain which recorded </w:t>
+      </w:r>
+      <w:r>
+        <w:rPr>
+          <w:b/>
+        </w:rPr>
+        <w:t>input</w:t>
+      </w:r>
+      <w:r>
+        <w:rPr>
+          <w:b w:val="0"/>
+        </w:rPr>
+        <w:t xml:space="preserve"> it uses.</w:t>
+      </w:r>
+    </w:p>
+    <w:p>
+      <w:pPr>
+        <w:pStyle w:val="Heading3"/>
+      </w:pPr>
+      <w:r>
+        <w:t>03. Testing model-dependent behaviour — evidence trace</w:t>
+      </w:r>
+    </w:p>
+    <w:p>
+      <w:r>
+        <w:drawing>
+          <wp:inline xmlns:a="http://schemas.openxmlformats.org/drawingml/2006/main" xmlns:pic="http://schemas.openxmlformats.org/drawingml/2006/picture">
+            <wp:extent cx="5486400" cy="2996184"/>
+            <wp:docPr id="4" name="Picture 4" descr="Testing model-dependent behaviour — evidence trace. Five runs on one case yield three fully supported valid responses and two unsupported capacities. | Use fixed evidence and rubric per case. Require supported room/capacity, valid schema and no actions. Repeats estimate observed variation for this case; they are not additional independent users. | Observed contract pass 3/5=60% over five runs of one case. Preserve both failures and the repeated-case denominator."/>
+            <wp:cNvGraphicFramePr>
+              <a:graphicFrameLocks noChangeAspect="1"/>
+            </wp:cNvGraphicFramePr>
+            <a:graphic>
+              <a:graphicData uri="http://schemas.openxmlformats.org/drawingml/2006/picture">
+                <pic:pic>
+                  <pic:nvPicPr>
+                    <pic:cNvPr id="0" name="academy-story-ai-6-8-03.png"/>
+                    <pic:cNvPicPr/>
+                  </pic:nvPicPr>
+                  <pic:blipFill>
+                    <a:blip r:embed="rId12"/>
+                    <a:stretch>
+                      <a:fillRect/>
+                    </a:stretch>
+                  </pic:blipFill>
+                  <pic:spPr>
+                    <a:xfrm>
+                      <a:off x="0" y="0"/>
+                      <a:ext cx="5486400" cy="2996184"/>
+                    </a:xfrm>
+                    <a:prstGeom prst="rect"/>
+                  </pic:spPr>
+                </pic:pic>
+              </a:graphicData>
+            </a:graphic>
+          </wp:inline>
+        </w:drawing>
+      </w:r>
+    </w:p>
+    <w:p>
+      <w:pPr>
+        <w:spacing w:line="336" w:lineRule="auto" w:after="180"/>
+      </w:pPr>
+      <w:r>
+        <w:rPr>
+          <w:b w:val="0"/>
+        </w:rPr>
+        <w:t xml:space="preserve">Testing model-dependent behaviour — </w:t>
+      </w:r>
+      <w:r>
+        <w:rPr>
+          <w:b/>
+        </w:rPr>
+        <w:t>evidence</w:t>
+      </w:r>
+      <w:r>
+        <w:rPr>
+          <w:b w:val="0"/>
+        </w:rPr>
+        <w:t xml:space="preserve"> trace. Five runs on one case yield three fully supported valid responses and two unsupported capacities. | Use fixed </w:t>
+      </w:r>
+      <w:r>
+        <w:rPr>
+          <w:b/>
+        </w:rPr>
+        <w:t>evidence</w:t>
+      </w:r>
+      <w:r>
+        <w:rPr>
+          <w:b w:val="0"/>
+        </w:rPr>
+        <w:t xml:space="preserve"> and rubric per case.</w:t>
+      </w:r>
+    </w:p>
+    <w:p>
+      <w:pPr>
+        <w:spacing w:line="336" w:lineRule="auto" w:after="180"/>
+      </w:pPr>
+      <w:r>
+        <w:rPr>
+          <w:b w:val="0"/>
+        </w:rPr>
+        <w:t>Require supported room/capacity, valid schema and no actions. Repeats estimate observed variation for this case; they are not additional independent users. | Observed contract pass 3/5=</w:t>
+      </w:r>
+      <w:r>
+        <w:rPr>
+          <w:b/>
+        </w:rPr>
+        <w:t>60%</w:t>
+      </w:r>
+      <w:r>
+        <w:rPr>
+          <w:b w:val="0"/>
+        </w:rPr>
+        <w:t xml:space="preserve"> over five runs of one case.</w:t>
+      </w:r>
+    </w:p>
+    <w:p>
+      <w:pPr>
+        <w:spacing w:line="336" w:lineRule="auto" w:after="180"/>
+      </w:pPr>
+      <w:r>
+        <w:rPr>
+          <w:b w:val="0"/>
+        </w:rPr>
+        <w:t>Preserve both failures and the repeated-case denominator.</w:t>
+      </w:r>
+    </w:p>
+    <w:p>
+      <w:pPr>
+        <w:spacing w:line="336" w:lineRule="auto" w:after="180"/>
+        <w:shd w:fill="F5F1FB"/>
+      </w:pPr>
+      <w:r>
+        <w:rPr>
+          <w:b w:val="0"/>
+        </w:rPr>
+        <w:t>Read the labels and values. Explain the relationship the model shows.</w:t>
+      </w:r>
+    </w:p>
+    <w:p>
+      <w:pPr>
+        <w:pStyle w:val="Heading3"/>
+      </w:pPr>
+      <w:r>
+        <w:t>04. Change one thing. Trace what follows.</w:t>
+      </w:r>
+    </w:p>
+    <w:p>
+      <w:r>
+        <w:drawing>
+          <wp:inline xmlns:a="http://schemas.openxmlformats.org/drawingml/2006/main" xmlns:pic="http://schemas.openxmlformats.org/drawingml/2006/picture">
+            <wp:extent cx="5486400" cy="3026664"/>
+            <wp:docPr id="5" name="Picture 5" descr="Original case: It is short, but room D contradicts room B. Changed condition: Use a 25-word answer that preserves both facts. Expected result: It passes support but fails the length requirement. Reason: Every mandatory criterion must pass; facts do not erase a length violation."/>
+            <wp:cNvGraphicFramePr>
+              <a:graphicFrameLocks noChangeAspect="1"/>
+            </wp:cNvGraphicFramePr>
+            <a:graphic>
+              <a:graphicData uri="http://schemas.openxmlformats.org/drawingml/2006/picture">
+                <pic:pic>
+                  <pic:nvPicPr>
+                    <pic:cNvPr id="0" name="academy-story-ai-6-8-04.png"/>
+                    <pic:cNvPicPr/>
+                  </pic:nvPicPr>
+                  <pic:blipFill>
+                    <a:blip r:embed="rId13"/>
+                    <a:stretch>
+                      <a:fillRect/>
+                    </a:stretch>
+                  </pic:blipFill>
+                  <pic:spPr>
+                    <a:xfrm>
+                      <a:off x="0" y="0"/>
+                      <a:ext cx="5486400" cy="3026664"/>
+                    </a:xfrm>
+                    <a:prstGeom prst="rect"/>
+                  </pic:spPr>
+                </pic:pic>
+              </a:graphicData>
+            </a:graphic>
+          </wp:inline>
+        </w:drawing>
+      </w:r>
+    </w:p>
+    <w:p>
+      <w:pPr>
+        <w:spacing w:line="336" w:lineRule="auto" w:after="180"/>
+      </w:pPr>
+      <w:r>
+        <w:rPr>
+          <w:b w:val="0"/>
+        </w:rPr>
+        <w:t>Original case: It is short, but room D contradicts room B. Changed condition: Use a 25-word answer that preserves both facts. Expected result: It passes support but fails the length requirement.</w:t>
+      </w:r>
+    </w:p>
+    <w:p>
+      <w:pPr>
+        <w:spacing w:line="336" w:lineRule="auto" w:after="180"/>
+      </w:pPr>
+      <w:r>
+        <w:rPr>
+          <w:b w:val="0"/>
+        </w:rPr>
+        <w:t>Reason: Every mandatory criterion must pass; facts do not erase a length violation.</w:t>
+      </w:r>
+    </w:p>
+    <w:p>
+      <w:pPr>
+        <w:spacing w:line="336" w:lineRule="auto" w:after="180"/>
+        <w:shd w:fill="F5F1FB"/>
+      </w:pPr>
+      <w:r>
+        <w:rPr>
+          <w:b w:val="0"/>
+        </w:rPr>
+        <w:t>Predict before checking the worked changed-case result. Name what changed and what the supplied facts allow you to conclude.</w:t>
+      </w:r>
+    </w:p>
+    <w:p>
+      <w:pPr>
+        <w:pStyle w:val="Heading3"/>
+      </w:pPr>
+      <w:r>
+        <w:t>05. Connect the explanation to its limit</w:t>
+      </w:r>
+    </w:p>
+    <w:p>
+      <w:r>
+        <w:drawing>
+          <wp:inline xmlns:a="http://schemas.openxmlformats.org/drawingml/2006/main" xmlns:pic="http://schemas.openxmlformats.org/drawingml/2006/picture">
+            <wp:extent cx="5486400" cy="2834640"/>
+            <wp:docPr id="6" name="Picture 6" descr="A behaviour contract can accept different wording while requiring the same facts. Short, fluent text may still fail factual support. Limit: Two recorded replies do not estimate future reliability; define run conditions and test wider case coverage."/>
+            <wp:cNvGraphicFramePr>
+              <a:graphicFrameLocks noChangeAspect="1"/>
+            </wp:cNvGraphicFramePr>
+            <a:graphic>
+              <a:graphicData uri="http://schemas.openxmlformats.org/drawingml/2006/picture">
+                <pic:pic>
+                  <pic:nvPicPr>
+                    <pic:cNvPr id="0" name="academy-story-ai-6-8-05.png"/>
+                    <pic:cNvPicPr/>
+                  </pic:nvPicPr>
+                  <pic:blipFill>
+                    <a:blip r:embed="rId14"/>
+                    <a:stretch>
+                      <a:fillRect/>
+                    </a:stretch>
+                  </pic:blipFill>
+                  <pic:spPr>
+                    <a:xfrm>
+                      <a:off x="0" y="0"/>
+                      <a:ext cx="5486400" cy="2834640"/>
+                    </a:xfrm>
+                    <a:prstGeom prst="rect"/>
+                  </pic:spPr>
+                </pic:pic>
+              </a:graphicData>
+            </a:graphic>
+          </wp:inline>
+        </w:drawing>
+      </w:r>
+    </w:p>
+    <w:p>
+      <w:pPr>
+        <w:spacing w:line="336" w:lineRule="auto" w:after="180"/>
+      </w:pPr>
+      <w:r>
+        <w:rPr>
+          <w:b w:val="0"/>
+        </w:rPr>
+        <w:t>A behaviour contract can accept different wording while requiring the same facts. Short, fluent text may still fail factual support.</w:t>
+      </w:r>
+    </w:p>
+    <w:p>
+      <w:pPr>
+        <w:spacing w:line="336" w:lineRule="auto" w:after="180"/>
+      </w:pPr>
+      <w:r>
+        <w:rPr>
+          <w:b w:val="0"/>
+        </w:rPr>
+        <w:t>Limit: Two recorded replies do not estimate future reliability; define run conditions and test wider case coverage.</w:t>
+      </w:r>
+    </w:p>
+    <w:p>
+      <w:pPr>
+        <w:spacing w:line="336" w:lineRule="auto" w:after="180"/>
+        <w:shd w:fill="F5F1FB"/>
+      </w:pPr>
+      <w:r>
+        <w:rPr>
+          <w:b w:val="0"/>
+        </w:rPr>
+        <w:t>Explain the case, then point to a limit on the claim.</w:t>
+      </w:r>
+    </w:p>
+    <w:p>
+      <w:pPr>
+        <w:pStyle w:val="Heading3"/>
+      </w:pPr>
+      <w:r>
+        <w:t>06. Make the idea visible in your project</w:t>
+      </w:r>
+    </w:p>
+    <w:p>
+      <w:r>
+        <w:drawing>
+          <wp:inline xmlns:a="http://schemas.openxmlformats.org/drawingml/2006/main" xmlns:pic="http://schemas.openxmlformats.org/drawingml/2006/picture">
+            <wp:extent cx="5486400" cy="3529584"/>
+            <wp:docPr id="7" name="Picture 7" descr="For the Grounded Learning Service, retain an annotated trace and the changed-case result. Name the contract or evidence that makes the deciding step valid, so another team can review it. Draw your input, deciding step, result and limit. Supported question: Score &quot;Friday in room B&quot; and &quot;Friday in room D&quot; against both mandatory criteria. Would a correct 25-word response pass, and why?"/>
+            <wp:cNvGraphicFramePr>
+              <a:graphicFrameLocks noChangeAspect="1"/>
+            </wp:cNvGraphicFramePr>
+            <a:graphic>
+              <a:graphicData uri="http://schemas.openxmlformats.org/drawingml/2006/picture">
+                <pic:pic>
+                  <pic:nvPicPr>
+                    <pic:cNvPr id="0" name="academy-story-ai-6-8-06.png"/>
+                    <pic:cNvPicPr/>
+                  </pic:nvPicPr>
+                  <pic:blipFill>
+                    <a:blip r:embed="rId15"/>
+                    <a:stretch>
+                      <a:fillRect/>
+                    </a:stretch>
+                  </pic:blipFill>
+                  <pic:spPr>
+                    <a:xfrm>
+                      <a:off x="0" y="0"/>
+                      <a:ext cx="5486400" cy="3529584"/>
+                    </a:xfrm>
+                    <a:prstGeom prst="rect"/>
+                  </pic:spPr>
+                </pic:pic>
+              </a:graphicData>
+            </a:graphic>
+          </wp:inline>
+        </w:drawing>
+      </w:r>
+    </w:p>
+    <w:p>
+      <w:pPr>
+        <w:spacing w:line="336" w:lineRule="auto" w:after="180"/>
+      </w:pPr>
+      <w:r>
+        <w:rPr>
+          <w:b w:val="0"/>
+        </w:rPr>
+        <w:t xml:space="preserve">For the Grounded Learning Service, retain an annotated trace and the changed-case result. Name the contract or </w:t>
+      </w:r>
+      <w:r>
+        <w:rPr>
+          <w:b/>
+        </w:rPr>
+        <w:t>evidence</w:t>
+      </w:r>
+      <w:r>
+        <w:rPr>
+          <w:b w:val="0"/>
+        </w:rPr>
+        <w:t xml:space="preserve"> that makes the deciding step valid, so another team can review it.</w:t>
+      </w:r>
+    </w:p>
+    <w:p>
+      <w:pPr>
+        <w:spacing w:line="336" w:lineRule="auto" w:after="180"/>
+      </w:pPr>
+      <w:r>
+        <w:rPr>
+          <w:b w:val="0"/>
+        </w:rPr>
+        <w:t xml:space="preserve">Draw your </w:t>
+      </w:r>
+      <w:r>
+        <w:rPr>
+          <w:b/>
+        </w:rPr>
+        <w:t>input</w:t>
+      </w:r>
+      <w:r>
+        <w:rPr>
+          <w:b w:val="0"/>
+        </w:rPr>
+        <w:t>, deciding step, result and limit. Supported question: Score "Friday in room B" and "Friday in room D" against both mandatory criteria. Would a correct 25-word response pass, and why?</w:t>
+      </w:r>
+    </w:p>
+    <w:p>
+      <w:pPr>
+        <w:spacing w:line="336" w:lineRule="auto" w:after="180"/>
+        <w:shd w:fill="F5F1FB"/>
+      </w:pPr>
+      <w:r>
+        <w:rPr>
+          <w:b w:val="0"/>
+        </w:rPr>
+        <w:t xml:space="preserve">Draw your project trace and justify the deciding step using </w:t>
+      </w:r>
+      <w:r>
+        <w:rPr>
+          <w:b/>
+        </w:rPr>
+        <w:t>evidence</w:t>
+      </w:r>
+      <w:r>
+        <w:rPr>
+          <w:b w:val="0"/>
+        </w:rPr>
+        <w:t>.</w:t>
       </w:r>
     </w:p>
     <w:sectPr>

--- a/downloads/student/ai-6-week-08.docx
+++ b/downloads/student/ai-6-week-08.docx
@@ -25,12 +25,17 @@
         <w:pStyle w:val="Heading1"/>
       </w:pPr>
       <w:r>
-        <w:t>Before you start</w:t>
-      </w:r>
-    </w:p>
-    <w:p>
-      <w:r>
-        <w:t>Recall Testing pure components. Explain why a recorded result needs its input conditions and evidence source before it can support a claim.</w:t>
+        <w:t>Define the rubric. Keep every response. Count the right denominator.</w:t>
+      </w:r>
+    </w:p>
+    <w:p>
+      <w:r>
+        <w:t>Evaluate required behaviour while separating supplied fixtures, repeated runs, semantic judgments and distinct-case coverage.</w:t>
+      </w:r>
+    </w:p>
+    <w:p>
+      <w:r>
+        <w:t>Evidence/rubric → complete five-record ledger → summary picture → criterion probes → executable scorer → independent pooled/per-case rates.</w:t>
       </w:r>
     </w:p>
     <w:p>
@@ -38,20 +43,20 @@
         <w:pStyle w:val="Heading1"/>
       </w:pPr>
       <w:r>
-        <w:t>01. Your mission</w:t>
-      </w:r>
-    </w:p>
-    <w:p>
-      <w:r>
-        <w:t>Start with the target: Explain the mechanism and terminology of testing model-dependent behaviour. Try the recall before opening notes.</w:t>
-      </w:r>
-    </w:p>
-    <w:p>
-      <w:pPr>
-        <w:pStyle w:val="Heading3"/>
-      </w:pPr>
-      <w:r>
-        <w:t>Your learning target</w:t>
+        <w:t>01. Test required behaviour rather than one favourite sentence</w:t>
+      </w:r>
+    </w:p>
+    <w:p>
+      <w:r>
+        <w:t>Keep rubric criteria, repeated runs and distinct cases visible.</w:t>
+      </w:r>
+    </w:p>
+    <w:p>
+      <w:pPr>
+        <w:pStyle w:val="Heading2"/>
+      </w:pPr>
+      <w:r>
+        <w:t>Learning goals</w:t>
       </w:r>
     </w:p>
     <w:p>
@@ -101,10 +106,10 @@
     </w:p>
     <w:p>
       <w:pPr>
-        <w:pStyle w:val="Heading3"/>
-      </w:pPr>
-      <w:r>
-        <w:t>Remember before reading</w:t>
+        <w:pStyle w:val="Heading2"/>
+      </w:pPr>
+      <w:r>
+        <w:t>Retrieve exact component tests and contracts</w:t>
       </w:r>
     </w:p>
     <w:p>
@@ -176,6 +181,88 @@
     </w:p>
     <w:p>
       <w:pPr>
+        <w:pStyle w:val="Heading2"/>
+      </w:pPr>
+      <w:r>
+        <w:t>Prerequisite and starting response</w:t>
+      </w:r>
+    </w:p>
+    <w:p>
+      <w:pPr>
+        <w:pStyle w:val="ListBullet"/>
+      </w:pPr>
+      <w:r>
+        <w:t>Recall Testing pure components. Explain why a recorded result needs its input conditions and evidence source before it can support a claim.</w:t>
+      </w:r>
+    </w:p>
+    <w:p>
+      <w:pPr>
+        <w:pStyle w:val="Heading3"/>
+      </w:pPr>
+      <w:r>
+        <w:t>My starting explanation</w:t>
+      </w:r>
+    </w:p>
+    <w:p>
+      <w:r>
+        <w:t>________________________________________________________________</w:t>
+      </w:r>
+    </w:p>
+    <w:p>
+      <w:r>
+        <w:t>________________________________________________________________</w:t>
+      </w:r>
+    </w:p>
+    <w:p>
+      <w:r>
+        <w:t>________________________________________________________________</w:t>
+      </w:r>
+    </w:p>
+    <w:p>
+      <w:pPr>
+        <w:pStyle w:val="Heading2"/>
+      </w:pPr>
+      <w:r>
+        <w:t>End goal</w:t>
+      </w:r>
+    </w:p>
+    <w:p>
+      <w:pPr>
+        <w:spacing w:line="336" w:lineRule="auto" w:after="180"/>
+      </w:pPr>
+      <w:r>
+        <w:rPr>
+          <w:b w:val="0"/>
+        </w:rPr>
+        <w:t>Explain testing model-dependent behaviour using the deciding step in this fictional service.</w:t>
+      </w:r>
+    </w:p>
+    <w:p>
+      <w:pPr>
+        <w:pStyle w:val="Heading2"/>
+      </w:pPr>
+      <w:r>
+        <w:t>Earlier wording, alternatives and picture transcripts · reference / check after trying</w:t>
+      </w:r>
+    </w:p>
+    <w:p>
+      <w:pPr>
+        <w:pStyle w:val="Heading3"/>
+      </w:pPr>
+      <w:r>
+        <w:t>Your learning target</w:t>
+      </w:r>
+    </w:p>
+    <w:p>
+      <w:pPr>
+        <w:pStyle w:val="Heading3"/>
+      </w:pPr>
+      <w:r>
+        <w:t>Remember before reading</w:t>
+      </w:r>
+    </w:p>
+    <w:p>
+      <w:pPr>
         <w:spacing w:line="336" w:lineRule="auto" w:after="180"/>
       </w:pPr>
       <w:r>
@@ -240,13 +327,1018 @@
     </w:p>
     <w:p>
       <w:pPr>
+        <w:pStyle w:val="Heading3"/>
+      </w:pPr>
+      <w:r>
+        <w:t>This week’s end goal</w:t>
+      </w:r>
+    </w:p>
+    <w:p>
+      <w:pPr>
+        <w:pStyle w:val="Heading1"/>
+      </w:pPr>
+      <w:r>
+        <w:t>02. Write a behaviour rubric before counting passes</w:t>
+      </w:r>
+    </w:p>
+    <w:p>
+      <w:r>
+        <w:t>An exact schema check and a meaning-based judgment are different tasks.</w:t>
+      </w:r>
+    </w:p>
+    <w:p>
+      <w:pPr>
+        <w:pStyle w:val="Heading2"/>
+      </w:pPr>
+      <w:r>
+        <w:t>Begin with varied wording and fixed requirements</w:t>
+      </w:r>
+    </w:p>
+    <w:p>
+      <w:pPr>
         <w:spacing w:line="336" w:lineRule="auto" w:after="180"/>
       </w:pPr>
       <w:r>
         <w:rPr>
           <w:b w:val="0"/>
         </w:rPr>
-        <w:t xml:space="preserve">Recall Testing pure components. Explain why a recorded result needs its </w:t>
+        <w:t>A model may phrase a supported fact in different ways. Requiring one exact sentence would reject harmless wording changes, while accepting every fluent sentence would miss wrong facts. Define what must stay true: which facts are supported, what output structure is required and which actions are forbidden. Then record each criterion for every response, including failures.</w:t>
+      </w:r>
+    </w:p>
+    <w:p>
+      <w:pPr>
+        <w:spacing w:line="336" w:lineRule="auto" w:after="180"/>
+      </w:pPr>
+      <w:r>
+        <w:rPr>
+          <w:b w:val="0"/>
+        </w:rPr>
+        <w:t>Our five response records below are constructed fixtures, not outputs from a live model run.</w:t>
+      </w:r>
+    </w:p>
+    <w:p>
+      <w:pPr>
+        <w:pStyle w:val="Heading2"/>
+      </w:pPr>
+      <w:r>
+        <w:t>Define model-dependent behaviour tests</w:t>
+      </w:r>
+    </w:p>
+    <w:p>
+      <w:pPr>
+        <w:spacing w:line="336" w:lineRule="auto" w:after="180"/>
+      </w:pPr>
+      <w:r>
+        <w:rPr>
+          <w:b w:val="0"/>
+        </w:rPr>
+        <w:t>Model-dependent behaviour may vary between runs. Evaluate defined semantic criteria and report repeated outcomes rather than requiring one exact sentence.</w:t>
+      </w:r>
+    </w:p>
+    <w:p>
+      <w:pPr>
+        <w:pStyle w:val="Heading2"/>
+      </w:pPr>
+      <w:r>
+        <w:t>Complete one-case evidence and rubric</w:t>
+      </w:r>
+    </w:p>
+    <w:tbl>
+      <w:tblPr>
+        <w:tblStyle w:val="LightShading-Accent1"/>
+        <w:tblW w:type="auto" w:w="0"/>
+        <w:tblLook w:firstColumn="1" w:firstRow="1" w:lastColumn="0" w:lastRow="0" w:noHBand="0" w:noVBand="1" w:val="04A0"/>
+      </w:tblPr>
+      <w:tblGrid>
+        <w:gridCol w:w="5112"/>
+        <w:gridCol w:w="5112"/>
+      </w:tblGrid>
+      <w:tr>
+        <w:trPr>
+          <w:tblHeader/>
+        </w:trPr>
+        <w:tc>
+          <w:tcPr>
+            <w:tcW w:type="dxa" w:w="5112"/>
+          </w:tcPr>
+          <w:p>
+            <w:r>
+              <w:t>Main one-case rubric</w:t>
+            </w:r>
+          </w:p>
+        </w:tc>
+        <w:tc>
+          <w:tcPr>
+            <w:tcW w:type="dxa" w:w="5112"/>
+          </w:tcPr>
+          <w:p>
+            <w:r>
+              <w:t>Complete supplied requirement</w:t>
+            </w:r>
+          </w:p>
+        </w:tc>
+      </w:tr>
+      <w:tr>
+        <w:tc>
+          <w:tcPr>
+            <w:tcW w:type="dxa" w:w="5112"/>
+          </w:tcPr>
+          <w:p>
+            <w:r>
+              <w:t>Approved evidence R-v1</w:t>
+            </w:r>
+          </w:p>
+        </w:tc>
+        <w:tc>
+          <w:tcPr>
+            <w:tcW w:type="dxa" w:w="5112"/>
+          </w:tcPr>
+          <w:p>
+            <w:r>
+              <w:t>Room B, capacity 12</w:t>
+            </w:r>
+          </w:p>
+        </w:tc>
+      </w:tr>
+      <w:tr>
+        <w:tc>
+          <w:tcPr>
+            <w:tcW w:type="dxa" w:w="5112"/>
+          </w:tcPr>
+          <w:p>
+            <w:r>
+              <w:t>Exact output fields</w:t>
+            </w:r>
+          </w:p>
+        </w:tc>
+        <w:tc>
+          <w:tcPr>
+            <w:tcW w:type="dxa" w:w="5112"/>
+          </w:tcPr>
+          <w:p>
+            <w:r>
+              <w:t>room_id, capacity, source_id, actions</w:t>
+            </w:r>
+          </w:p>
+        </w:tc>
+      </w:tr>
+      <w:tr>
+        <w:tc>
+          <w:tcPr>
+            <w:tcW w:type="dxa" w:w="5112"/>
+          </w:tcPr>
+          <w:p>
+            <w:r>
+              <w:t>Schema</w:t>
+            </w:r>
+          </w:p>
+        </w:tc>
+        <w:tc>
+          <w:tcPr>
+            <w:tcW w:type="dxa" w:w="5112"/>
+          </w:tcPr>
+          <w:p>
+            <w:r>
+              <w:t>room/source IDs strings; capacity exact nonnegative int; actions list</w:t>
+            </w:r>
+          </w:p>
+        </w:tc>
+      </w:tr>
+      <w:tr>
+        <w:tc>
+          <w:tcPr>
+            <w:tcW w:type="dxa" w:w="5112"/>
+          </w:tcPr>
+          <w:p>
+            <w:r>
+              <w:t>Factual support</w:t>
+            </w:r>
+          </w:p>
+        </w:tc>
+        <w:tc>
+          <w:tcPr>
+            <w:tcW w:type="dxa" w:w="5112"/>
+          </w:tcPr>
+          <w:p>
+            <w:r>
+              <w:t>room_id B, capacity 12 and source_id R-v1 agree with approved fields</w:t>
+            </w:r>
+          </w:p>
+        </w:tc>
+      </w:tr>
+      <w:tr>
+        <w:tc>
+          <w:tcPr>
+            <w:tcW w:type="dxa" w:w="5112"/>
+          </w:tcPr>
+          <w:p>
+            <w:r>
+              <w:t>No actions</w:t>
+            </w:r>
+          </w:p>
+        </w:tc>
+        <w:tc>
+          <w:tcPr>
+            <w:tcW w:type="dxa" w:w="5112"/>
+          </w:tcPr>
+          <w:p>
+            <w:r>
+              <w:t>actions must be the empty list</w:t>
+            </w:r>
+          </w:p>
+        </w:tc>
+      </w:tr>
+      <w:tr>
+        <w:tc>
+          <w:tcPr>
+            <w:tcW w:type="dxa" w:w="5112"/>
+          </w:tcPr>
+          <w:p>
+            <w:r>
+              <w:t>Overall pass</w:t>
+            </w:r>
+          </w:p>
+        </w:tc>
+        <w:tc>
+          <w:tcPr>
+            <w:tcW w:type="dxa" w:w="5112"/>
+          </w:tcPr>
+          <w:p>
+            <w:r>
+              <w:t>Every mandatory criterion passes</w:t>
+            </w:r>
+          </w:p>
+        </w:tc>
+      </w:tr>
+      <w:tr>
+        <w:tc>
+          <w:tcPr>
+            <w:tcW w:type="dxa" w:w="5112"/>
+          </w:tcPr>
+          <w:p>
+            <w:r>
+              <w:t>Denominators</w:t>
+            </w:r>
+          </w:p>
+        </w:tc>
+        <w:tc>
+          <w:tcPr>
+            <w:tcW w:type="dxa" w:w="5112"/>
+          </w:tcPr>
+          <w:p>
+            <w:r>
+              <w:t>Five supplied run fixtures on one distinct case</w:t>
+            </w:r>
+          </w:p>
+        </w:tc>
+      </w:tr>
+      <w:tr>
+        <w:tc>
+          <w:tcPr>
+            <w:tcW w:type="dxa" w:w="5112"/>
+          </w:tcPr>
+          <w:p>
+            <w:r>
+              <w:t>Live run conditions</w:t>
+            </w:r>
+          </w:p>
+        </w:tc>
+        <w:tc>
+          <w:tcPr>
+            <w:tcW w:type="dxa" w:w="5112"/>
+          </w:tcPr>
+          <w:p>
+            <w:r>
+              <w:t>No model/prompt/decoding run performed here; do not invent its settings or reliability</w:t>
+            </w:r>
+          </w:p>
+        </w:tc>
+      </w:tr>
+    </w:tbl>
+    <w:p>
+      <w:pPr>
+        <w:pStyle w:val="Heading2"/>
+      </w:pPr>
+      <w:r>
+        <w:t>Name supplied and missing evidence</w:t>
+      </w:r>
+    </w:p>
+    <w:p>
+      <w:pPr>
+        <w:pStyle w:val="Heading3"/>
+      </w:pPr>
+      <w:r>
+        <w:t>List the given facts and one fact that is not supplied.</w:t>
+      </w:r>
+    </w:p>
+    <w:p>
+      <w:r>
+        <w:t>________________________________________________________________</w:t>
+      </w:r>
+    </w:p>
+    <w:p>
+      <w:r>
+        <w:t>________________________________________________________________</w:t>
+      </w:r>
+    </w:p>
+    <w:p>
+      <w:r>
+        <w:t>________________________________________________________________</w:t>
+      </w:r>
+    </w:p>
+    <w:p>
+      <w:pPr>
+        <w:pStyle w:val="Heading2"/>
+      </w:pPr>
+      <w:r>
+        <w:t>Earlier wording, alternatives and picture transcripts · reference / check after trying</w:t>
+      </w:r>
+    </w:p>
+    <w:p>
+      <w:pPr>
+        <w:spacing w:line="336" w:lineRule="auto" w:after="180"/>
+      </w:pPr>
+      <w:r>
+        <w:rPr>
+          <w:b w:val="0"/>
+        </w:rPr>
+        <w:t>Begin by writing the question the procedure is intended to answer. Identify the information already supplied, the information it will produce and the information still missing.</w:t>
+      </w:r>
+    </w:p>
+    <w:p>
+      <w:pPr>
+        <w:spacing w:line="336" w:lineRule="auto" w:after="180"/>
+      </w:pPr>
+      <w:r>
+        <w:rPr>
+          <w:b w:val="0"/>
+        </w:rPr>
+        <w:t>These are constructed classroom examples; they do not require live accounts, private records or an external service. Do not treat a plausible explanation as a measured outcome.</w:t>
+      </w:r>
+    </w:p>
+    <w:p>
+      <w:pPr>
+        <w:pStyle w:val="Heading1"/>
+      </w:pPr>
+      <w:r>
+        <w:t>03. Score every response against every mandatory criterion</w:t>
+      </w:r>
+    </w:p>
+    <w:p>
+      <w:r>
+        <w:t>A schema-valid answer can still contain an unsupported capacity.</w:t>
+      </w:r>
+    </w:p>
+    <w:p>
+      <w:pPr>
+        <w:pStyle w:val="Heading2"/>
+      </w:pPr>
+      <w:r>
+        <w:t>Original fixed-evidence and repeated-case rule</w:t>
+      </w:r>
+    </w:p>
+    <w:p>
+      <w:pPr>
+        <w:spacing w:line="336" w:lineRule="auto" w:after="180"/>
+      </w:pPr>
+      <w:r>
+        <w:rPr>
+          <w:b w:val="0"/>
+        </w:rPr>
+        <w:t xml:space="preserve">Use fixed </w:t>
+      </w:r>
+      <w:r>
+        <w:rPr>
+          <w:b/>
+        </w:rPr>
+        <w:t>evidence</w:t>
+      </w:r>
+      <w:r>
+        <w:rPr>
+          <w:b w:val="0"/>
+        </w:rPr>
+        <w:t xml:space="preserve"> and rubric per case. Require supported room/capacity, valid schema and no actions. Repeats estimate observed variation for this case; they are not additional independent users.</w:t>
+      </w:r>
+    </w:p>
+    <w:p>
+      <w:pPr>
+        <w:pStyle w:val="Heading2"/>
+      </w:pPr>
+      <w:r>
+        <w:t>Complete five-fixture pass/failure ledger</w:t>
+      </w:r>
+    </w:p>
+    <w:tbl>
+      <w:tblPr>
+        <w:tblStyle w:val="LightShading-Accent1"/>
+        <w:tblW w:type="auto" w:w="0"/>
+        <w:tblLook w:firstColumn="1" w:firstRow="1" w:lastColumn="0" w:lastRow="0" w:noHBand="0" w:noVBand="1" w:val="04A0"/>
+      </w:tblPr>
+      <w:tblGrid>
+        <w:gridCol w:w="1278"/>
+        <w:gridCol w:w="1278"/>
+        <w:gridCol w:w="1278"/>
+        <w:gridCol w:w="1278"/>
+        <w:gridCol w:w="1278"/>
+        <w:gridCol w:w="1278"/>
+        <w:gridCol w:w="1278"/>
+        <w:gridCol w:w="1278"/>
+      </w:tblGrid>
+      <w:tr>
+        <w:trPr>
+          <w:tblHeader/>
+        </w:trPr>
+        <w:tc>
+          <w:tcPr>
+            <w:tcW w:type="dxa" w:w="1278"/>
+          </w:tcPr>
+          <w:p>
+            <w:r>
+              <w:t>Run fixture, same ROOM-B case</w:t>
+            </w:r>
+          </w:p>
+        </w:tc>
+        <w:tc>
+          <w:tcPr>
+            <w:tcW w:type="dxa" w:w="1278"/>
+          </w:tcPr>
+          <w:p>
+            <w:r>
+              <w:t>Room</w:t>
+            </w:r>
+          </w:p>
+        </w:tc>
+        <w:tc>
+          <w:tcPr>
+            <w:tcW w:type="dxa" w:w="1278"/>
+          </w:tcPr>
+          <w:p>
+            <w:r>
+              <w:t>Capacity</w:t>
+            </w:r>
+          </w:p>
+        </w:tc>
+        <w:tc>
+          <w:tcPr>
+            <w:tcW w:type="dxa" w:w="1278"/>
+          </w:tcPr>
+          <w:p>
+            <w:r>
+              <w:t>Source</w:t>
+            </w:r>
+          </w:p>
+        </w:tc>
+        <w:tc>
+          <w:tcPr>
+            <w:tcW w:type="dxa" w:w="1278"/>
+          </w:tcPr>
+          <w:p>
+            <w:r>
+              <w:t>Actions</w:t>
+            </w:r>
+          </w:p>
+        </w:tc>
+        <w:tc>
+          <w:tcPr>
+            <w:tcW w:type="dxa" w:w="1278"/>
+          </w:tcPr>
+          <w:p>
+            <w:r>
+              <w:t>Schema</w:t>
+            </w:r>
+          </w:p>
+        </w:tc>
+        <w:tc>
+          <w:tcPr>
+            <w:tcW w:type="dxa" w:w="1278"/>
+          </w:tcPr>
+          <w:p>
+            <w:r>
+              <w:t>Support</w:t>
+            </w:r>
+          </w:p>
+        </w:tc>
+        <w:tc>
+          <w:tcPr>
+            <w:tcW w:type="dxa" w:w="1278"/>
+          </w:tcPr>
+          <w:p>
+            <w:r>
+              <w:t>Overall</w:t>
+            </w:r>
+          </w:p>
+        </w:tc>
+      </w:tr>
+      <w:tr>
+        <w:tc>
+          <w:tcPr>
+            <w:tcW w:type="dxa" w:w="1278"/>
+          </w:tcPr>
+          <w:p>
+            <w:r>
+              <w:t>1</w:t>
+            </w:r>
+          </w:p>
+        </w:tc>
+        <w:tc>
+          <w:tcPr>
+            <w:tcW w:type="dxa" w:w="1278"/>
+          </w:tcPr>
+          <w:p>
+            <w:r>
+              <w:t>B</w:t>
+            </w:r>
+          </w:p>
+        </w:tc>
+        <w:tc>
+          <w:tcPr>
+            <w:tcW w:type="dxa" w:w="1278"/>
+          </w:tcPr>
+          <w:p>
+            <w:r>
+              <w:t>12</w:t>
+            </w:r>
+          </w:p>
+        </w:tc>
+        <w:tc>
+          <w:tcPr>
+            <w:tcW w:type="dxa" w:w="1278"/>
+          </w:tcPr>
+          <w:p>
+            <w:r>
+              <w:t>R-v1</w:t>
+            </w:r>
+          </w:p>
+        </w:tc>
+        <w:tc>
+          <w:tcPr>
+            <w:tcW w:type="dxa" w:w="1278"/>
+          </w:tcPr>
+          <w:p>
+            <w:r>
+              <w:t>[]</w:t>
+            </w:r>
+          </w:p>
+        </w:tc>
+        <w:tc>
+          <w:tcPr>
+            <w:tcW w:type="dxa" w:w="1278"/>
+          </w:tcPr>
+          <w:p>
+            <w:r>
+              <w:t>Pass</w:t>
+            </w:r>
+          </w:p>
+        </w:tc>
+        <w:tc>
+          <w:tcPr>
+            <w:tcW w:type="dxa" w:w="1278"/>
+          </w:tcPr>
+          <w:p>
+            <w:r>
+              <w:t>Pass</w:t>
+            </w:r>
+          </w:p>
+        </w:tc>
+        <w:tc>
+          <w:tcPr>
+            <w:tcW w:type="dxa" w:w="1278"/>
+          </w:tcPr>
+          <w:p>
+            <w:r>
+              <w:t>Pass</w:t>
+            </w:r>
+          </w:p>
+        </w:tc>
+      </w:tr>
+      <w:tr>
+        <w:tc>
+          <w:tcPr>
+            <w:tcW w:type="dxa" w:w="1278"/>
+          </w:tcPr>
+          <w:p>
+            <w:r>
+              <w:t>2</w:t>
+            </w:r>
+          </w:p>
+        </w:tc>
+        <w:tc>
+          <w:tcPr>
+            <w:tcW w:type="dxa" w:w="1278"/>
+          </w:tcPr>
+          <w:p>
+            <w:r>
+              <w:t>B</w:t>
+            </w:r>
+          </w:p>
+        </w:tc>
+        <w:tc>
+          <w:tcPr>
+            <w:tcW w:type="dxa" w:w="1278"/>
+          </w:tcPr>
+          <w:p>
+            <w:r>
+              <w:t>14</w:t>
+            </w:r>
+          </w:p>
+        </w:tc>
+        <w:tc>
+          <w:tcPr>
+            <w:tcW w:type="dxa" w:w="1278"/>
+          </w:tcPr>
+          <w:p>
+            <w:r>
+              <w:t>R-v1</w:t>
+            </w:r>
+          </w:p>
+        </w:tc>
+        <w:tc>
+          <w:tcPr>
+            <w:tcW w:type="dxa" w:w="1278"/>
+          </w:tcPr>
+          <w:p>
+            <w:r>
+              <w:t>[]</w:t>
+            </w:r>
+          </w:p>
+        </w:tc>
+        <w:tc>
+          <w:tcPr>
+            <w:tcW w:type="dxa" w:w="1278"/>
+          </w:tcPr>
+          <w:p>
+            <w:r>
+              <w:t>Pass</w:t>
+            </w:r>
+          </w:p>
+        </w:tc>
+        <w:tc>
+          <w:tcPr>
+            <w:tcW w:type="dxa" w:w="1278"/>
+          </w:tcPr>
+          <w:p>
+            <w:r>
+              <w:t>Fail capacity</w:t>
+            </w:r>
+          </w:p>
+        </w:tc>
+        <w:tc>
+          <w:tcPr>
+            <w:tcW w:type="dxa" w:w="1278"/>
+          </w:tcPr>
+          <w:p>
+            <w:r>
+              <w:t>Fail</w:t>
+            </w:r>
+          </w:p>
+        </w:tc>
+      </w:tr>
+      <w:tr>
+        <w:tc>
+          <w:tcPr>
+            <w:tcW w:type="dxa" w:w="1278"/>
+          </w:tcPr>
+          <w:p>
+            <w:r>
+              <w:t>3</w:t>
+            </w:r>
+          </w:p>
+        </w:tc>
+        <w:tc>
+          <w:tcPr>
+            <w:tcW w:type="dxa" w:w="1278"/>
+          </w:tcPr>
+          <w:p>
+            <w:r>
+              <w:t>B</w:t>
+            </w:r>
+          </w:p>
+        </w:tc>
+        <w:tc>
+          <w:tcPr>
+            <w:tcW w:type="dxa" w:w="1278"/>
+          </w:tcPr>
+          <w:p>
+            <w:r>
+              <w:t>12</w:t>
+            </w:r>
+          </w:p>
+        </w:tc>
+        <w:tc>
+          <w:tcPr>
+            <w:tcW w:type="dxa" w:w="1278"/>
+          </w:tcPr>
+          <w:p>
+            <w:r>
+              <w:t>R-v1</w:t>
+            </w:r>
+          </w:p>
+        </w:tc>
+        <w:tc>
+          <w:tcPr>
+            <w:tcW w:type="dxa" w:w="1278"/>
+          </w:tcPr>
+          <w:p>
+            <w:r>
+              <w:t>[]</w:t>
+            </w:r>
+          </w:p>
+        </w:tc>
+        <w:tc>
+          <w:tcPr>
+            <w:tcW w:type="dxa" w:w="1278"/>
+          </w:tcPr>
+          <w:p>
+            <w:r>
+              <w:t>Pass</w:t>
+            </w:r>
+          </w:p>
+        </w:tc>
+        <w:tc>
+          <w:tcPr>
+            <w:tcW w:type="dxa" w:w="1278"/>
+          </w:tcPr>
+          <w:p>
+            <w:r>
+              <w:t>Pass</w:t>
+            </w:r>
+          </w:p>
+        </w:tc>
+        <w:tc>
+          <w:tcPr>
+            <w:tcW w:type="dxa" w:w="1278"/>
+          </w:tcPr>
+          <w:p>
+            <w:r>
+              <w:t>Pass</w:t>
+            </w:r>
+          </w:p>
+        </w:tc>
+      </w:tr>
+      <w:tr>
+        <w:tc>
+          <w:tcPr>
+            <w:tcW w:type="dxa" w:w="1278"/>
+          </w:tcPr>
+          <w:p>
+            <w:r>
+              <w:t>4</w:t>
+            </w:r>
+          </w:p>
+        </w:tc>
+        <w:tc>
+          <w:tcPr>
+            <w:tcW w:type="dxa" w:w="1278"/>
+          </w:tcPr>
+          <w:p>
+            <w:r>
+              <w:t>B</w:t>
+            </w:r>
+          </w:p>
+        </w:tc>
+        <w:tc>
+          <w:tcPr>
+            <w:tcW w:type="dxa" w:w="1278"/>
+          </w:tcPr>
+          <w:p>
+            <w:r>
+              <w:t>12</w:t>
+            </w:r>
+          </w:p>
+        </w:tc>
+        <w:tc>
+          <w:tcPr>
+            <w:tcW w:type="dxa" w:w="1278"/>
+          </w:tcPr>
+          <w:p>
+            <w:r>
+              <w:t>R-v1</w:t>
+            </w:r>
+          </w:p>
+        </w:tc>
+        <w:tc>
+          <w:tcPr>
+            <w:tcW w:type="dxa" w:w="1278"/>
+          </w:tcPr>
+          <w:p>
+            <w:r>
+              <w:t>[]</w:t>
+            </w:r>
+          </w:p>
+        </w:tc>
+        <w:tc>
+          <w:tcPr>
+            <w:tcW w:type="dxa" w:w="1278"/>
+          </w:tcPr>
+          <w:p>
+            <w:r>
+              <w:t>Pass</w:t>
+            </w:r>
+          </w:p>
+        </w:tc>
+        <w:tc>
+          <w:tcPr>
+            <w:tcW w:type="dxa" w:w="1278"/>
+          </w:tcPr>
+          <w:p>
+            <w:r>
+              <w:t>Pass</w:t>
+            </w:r>
+          </w:p>
+        </w:tc>
+        <w:tc>
+          <w:tcPr>
+            <w:tcW w:type="dxa" w:w="1278"/>
+          </w:tcPr>
+          <w:p>
+            <w:r>
+              <w:t>Pass</w:t>
+            </w:r>
+          </w:p>
+        </w:tc>
+      </w:tr>
+      <w:tr>
+        <w:tc>
+          <w:tcPr>
+            <w:tcW w:type="dxa" w:w="1278"/>
+          </w:tcPr>
+          <w:p>
+            <w:r>
+              <w:t>5</w:t>
+            </w:r>
+          </w:p>
+        </w:tc>
+        <w:tc>
+          <w:tcPr>
+            <w:tcW w:type="dxa" w:w="1278"/>
+          </w:tcPr>
+          <w:p>
+            <w:r>
+              <w:t>B</w:t>
+            </w:r>
+          </w:p>
+        </w:tc>
+        <w:tc>
+          <w:tcPr>
+            <w:tcW w:type="dxa" w:w="1278"/>
+          </w:tcPr>
+          <w:p>
+            <w:r>
+              <w:t>10</w:t>
+            </w:r>
+          </w:p>
+        </w:tc>
+        <w:tc>
+          <w:tcPr>
+            <w:tcW w:type="dxa" w:w="1278"/>
+          </w:tcPr>
+          <w:p>
+            <w:r>
+              <w:t>R-v1</w:t>
+            </w:r>
+          </w:p>
+        </w:tc>
+        <w:tc>
+          <w:tcPr>
+            <w:tcW w:type="dxa" w:w="1278"/>
+          </w:tcPr>
+          <w:p>
+            <w:r>
+              <w:t>[]</w:t>
+            </w:r>
+          </w:p>
+        </w:tc>
+        <w:tc>
+          <w:tcPr>
+            <w:tcW w:type="dxa" w:w="1278"/>
+          </w:tcPr>
+          <w:p>
+            <w:r>
+              <w:t>Pass</w:t>
+            </w:r>
+          </w:p>
+        </w:tc>
+        <w:tc>
+          <w:tcPr>
+            <w:tcW w:type="dxa" w:w="1278"/>
+          </w:tcPr>
+          <w:p>
+            <w:r>
+              <w:t>Fail capacity</w:t>
+            </w:r>
+          </w:p>
+        </w:tc>
+        <w:tc>
+          <w:tcPr>
+            <w:tcW w:type="dxa" w:w="1278"/>
+          </w:tcPr>
+          <w:p>
+            <w:r>
+              <w:t>Fail</w:t>
+            </w:r>
+          </w:p>
+        </w:tc>
+      </w:tr>
+      <w:tr>
+        <w:tc>
+          <w:tcPr>
+            <w:tcW w:type="dxa" w:w="1278"/>
+          </w:tcPr>
+          <w:p>
+            <w:r>
+              <w:t>Summary</w:t>
+            </w:r>
+          </w:p>
+        </w:tc>
+        <w:tc>
+          <w:tcPr>
+            <w:tcW w:type="dxa" w:w="1278"/>
+          </w:tcPr>
+          <w:p>
+            <w:r>
+              <w:t>1 distinct case</w:t>
+            </w:r>
+          </w:p>
+        </w:tc>
+        <w:tc>
+          <w:tcPr>
+            <w:tcW w:type="dxa" w:w="1278"/>
+          </w:tcPr>
+          <w:p>
+            <w:r>
+              <w:t>3 of5 pass</w:t>
+            </w:r>
+          </w:p>
+        </w:tc>
+        <w:tc>
+          <w:tcPr>
+            <w:tcW w:type="dxa" w:w="1278"/>
+          </w:tcPr>
+          <w:p>
+            <w:r>
+              <w:t>60% fixture pass rate</w:t>
+            </w:r>
+          </w:p>
+        </w:tc>
+        <w:tc>
+          <w:tcPr>
+            <w:tcW w:type="dxa" w:w="1278"/>
+          </w:tcPr>
+          <w:p>
+            <w:r>
+              <w:t>No actions in all 5</w:t>
+            </w:r>
+          </w:p>
+        </w:tc>
+        <w:tc>
+          <w:tcPr>
+            <w:tcW w:type="dxa" w:w="1278"/>
+          </w:tcPr>
+          <w:p>
+            <w:r>
+              <w:t>Do not erase failures</w:t>
+            </w:r>
+          </w:p>
+        </w:tc>
+        <w:tc>
+          <w:tcPr>
+            <w:tcW w:type="dxa" w:w="1278"/>
+          </w:tcPr>
+          <w:p>
+            <w:r>
+              <w:t>Not5 users</w:t>
+            </w:r>
+          </w:p>
+        </w:tc>
+        <w:tc>
+          <w:tcPr>
+            <w:tcW w:type="dxa" w:w="1278"/>
+          </w:tcPr>
+          <w:p>
+            <w:r>
+              <w:t>No live reliability estimate</w:t>
+            </w:r>
+          </w:p>
+        </w:tc>
+      </w:tr>
+    </w:tbl>
+    <w:p>
+      <w:pPr>
+        <w:pStyle w:val="Heading2"/>
+      </w:pPr>
+      <w:r>
+        <w:t>Keep denominator and decision boundary explicit</w:t>
+      </w:r>
+    </w:p>
+    <w:p>
+      <w:pPr>
+        <w:spacing w:line="336" w:lineRule="auto" w:after="180"/>
+      </w:pPr>
+      <w:r>
+        <w:rPr>
+          <w:b w:val="0"/>
+        </w:rPr>
+        <w:t xml:space="preserve">Before applying the procedure, write its units, denominator or decision boundary where relevant. A partner should be able to repeat each step using the same </w:t>
       </w:r>
       <w:r>
         <w:rPr>
@@ -258,50 +1350,38 @@
         <w:rPr>
           <w:b w:val="0"/>
         </w:rPr>
-        <w:t xml:space="preserve"> conditions and </w:t>
+        <w:t>s.</w:t>
+      </w:r>
+    </w:p>
+    <w:p>
+      <w:pPr>
+        <w:spacing w:line="336" w:lineRule="auto" w:after="180"/>
+      </w:pPr>
+      <w:r>
+        <w:rPr>
+          <w:b w:val="0"/>
+        </w:rPr>
+        <w:t xml:space="preserve">If a required </w:t>
       </w:r>
       <w:r>
         <w:rPr>
           <w:b/>
         </w:rPr>
-        <w:t>evidence</w:t>
+        <w:t>input</w:t>
       </w:r>
       <w:r>
         <w:rPr>
           <w:b w:val="0"/>
         </w:rPr>
-        <w:t xml:space="preserve"> source before it can support a claim.</w:t>
-      </w:r>
-    </w:p>
-    <w:p>
-      <w:pPr>
-        <w:pStyle w:val="Heading3"/>
-      </w:pPr>
-      <w:r>
-        <w:t>My starting explanation</w:t>
-      </w:r>
-    </w:p>
-    <w:p>
-      <w:r>
-        <w:t>________________________________________________________________</w:t>
-      </w:r>
-    </w:p>
-    <w:p>
-      <w:r>
-        <w:t>________________________________________________________________</w:t>
-      </w:r>
-    </w:p>
-    <w:p>
-      <w:r>
-        <w:t>________________________________________________________________</w:t>
-      </w:r>
-    </w:p>
-    <w:p>
-      <w:pPr>
-        <w:pStyle w:val="Heading3"/>
-      </w:pPr>
-      <w:r>
-        <w:t>This week’s end goal</w:t>
+        <w:t xml:space="preserve"> is absent or violates the stated contract, record that condition explicitly instead of quietly replacing it with a convenient value.</w:t>
+      </w:r>
+    </w:p>
+    <w:p>
+      <w:pPr>
+        <w:pStyle w:val="Heading2"/>
+      </w:pPr>
+      <w:r>
+        <w:t>Explain the visual</w:t>
       </w:r>
     </w:p>
     <w:p>
@@ -312,112 +1392,27 @@
         <w:rPr>
           <w:b w:val="0"/>
         </w:rPr>
-        <w:t>Explain testing model-dependent behaviour using the deciding step in this fictional service.</w:t>
-      </w:r>
-    </w:p>
-    <w:p>
-      <w:pPr>
-        <w:pStyle w:val="Heading1"/>
-      </w:pPr>
-      <w:r>
-        <w:t>02. Notice the evidence</w:t>
-      </w:r>
-    </w:p>
-    <w:p>
-      <w:r>
-        <w:t>Investigate the supplied Testing model-dependent behaviour case. Separate observations, given facts and assumptions before choosing an explanation.</w:t>
-      </w:r>
-    </w:p>
-    <w:p>
-      <w:pPr>
-        <w:spacing w:line="336" w:lineRule="auto" w:after="180"/>
-      </w:pPr>
+        <w:t xml:space="preserve">Point to the </w:t>
+      </w:r>
+      <w:r>
+        <w:rPr>
+          <w:b/>
+        </w:rPr>
+        <w:t>input</w:t>
+      </w:r>
       <w:r>
         <w:rPr>
           <w:b w:val="0"/>
         </w:rPr>
-        <w:t>Model-dependent behaviour may vary between runs. Evaluate defined semantic criteria and report repeated outcomes rather than requiring one exact sentence.</w:t>
-      </w:r>
-    </w:p>
-    <w:p>
-      <w:pPr>
-        <w:spacing w:line="336" w:lineRule="auto" w:after="180"/>
-      </w:pPr>
-      <w:r>
-        <w:rPr>
-          <w:b w:val="0"/>
-        </w:rPr>
-        <w:t>Begin by writing the question the procedure is intended to answer. Identify the information already supplied, the information it will produce and the information still missing.</w:t>
-      </w:r>
-    </w:p>
-    <w:p>
-      <w:pPr>
-        <w:spacing w:line="336" w:lineRule="auto" w:after="180"/>
-      </w:pPr>
-      <w:r>
-        <w:rPr>
-          <w:b w:val="0"/>
-        </w:rPr>
-        <w:t>These are constructed classroom examples; they do not require live accounts, private records or an external service. Do not treat a plausible explanation as a measured outcome.</w:t>
-      </w:r>
-    </w:p>
-    <w:p>
-      <w:pPr>
-        <w:pStyle w:val="Heading3"/>
-      </w:pPr>
-      <w:r>
-        <w:t>List the given facts and one fact that is not supplied.</w:t>
-      </w:r>
-    </w:p>
-    <w:p>
-      <w:r>
-        <w:t>________________________________________________________________</w:t>
-      </w:r>
-    </w:p>
-    <w:p>
-      <w:r>
-        <w:t>________________________________________________________________</w:t>
-      </w:r>
-    </w:p>
-    <w:p>
-      <w:r>
-        <w:t>________________________________________________________________</w:t>
-      </w:r>
-    </w:p>
-    <w:p>
-      <w:pPr>
-        <w:pStyle w:val="Heading1"/>
-      </w:pPr>
-      <w:r>
-        <w:t>03. See how it works</w:t>
-      </w:r>
-    </w:p>
-    <w:p>
-      <w:r>
-        <w:t>Follow the mechanism for Testing model-dependent behaviour. Connect each labelled input, deciding step and result.</w:t>
-      </w:r>
-    </w:p>
-    <w:p>
-      <w:pPr>
-        <w:spacing w:line="336" w:lineRule="auto" w:after="180"/>
-      </w:pPr>
-      <w:r>
-        <w:rPr>
-          <w:b w:val="0"/>
-        </w:rPr>
-        <w:t xml:space="preserve">Use fixed </w:t>
-      </w:r>
-      <w:r>
-        <w:rPr>
-          <w:b/>
-        </w:rPr>
-        <w:t>evidence</w:t>
-      </w:r>
-      <w:r>
-        <w:rPr>
-          <w:b w:val="0"/>
-        </w:rPr>
-        <w:t xml:space="preserve"> and rubric per case. Require supported room/capacity, valid schema and no actions. Repeats estimate observed variation for this case; they are not additional independent users.</w:t>
+        <w:t>, the deciding step and the result in this week’s visual. Explain the same step in ordinary words. A picture helps when you can say what each part represents.</w:t>
+      </w:r>
+    </w:p>
+    <w:p>
+      <w:pPr>
+        <w:pStyle w:val="Heading2"/>
+      </w:pPr>
+      <w:r>
+        <w:t>Earlier wording, alternatives and picture transcripts · reference / check after trying</w:t>
       </w:r>
     </w:p>
     <w:p>
@@ -514,13 +1509,234 @@
     </w:p>
     <w:p>
       <w:pPr>
+        <w:pStyle w:val="Heading3"/>
+      </w:pPr>
+      <w:r>
+        <w:t>Connect the picture and the explanation</w:t>
+      </w:r>
+    </w:p>
+    <w:p>
+      <w:pPr>
+        <w:pStyle w:val="Heading1"/>
+      </w:pPr>
+      <w:r>
+        <w:t>04. Change one criterion outcome and predict the overall result</w:t>
+      </w:r>
+    </w:p>
+    <w:p>
+      <w:r>
+        <w:t>Passing factual support alone does not erase another failed requirement.</w:t>
+      </w:r>
+    </w:p>
+    <w:p>
+      <w:pPr>
+        <w:pStyle w:val="Heading2"/>
+      </w:pPr>
+      <w:r>
+        <w:t>Current task and response</w:t>
+      </w:r>
+    </w:p>
+    <w:p>
+      <w:pPr>
+        <w:pStyle w:val="ListBullet"/>
+      </w:pPr>
+      <w:r>
+        <w:t>Five runs on one case yield three fully supported valid responses and two unsupported capacities. Show the intermediate steps and give the conclusion with its scope.</w:t>
+      </w:r>
+    </w:p>
+    <w:p>
+      <w:pPr>
+        <w:pStyle w:val="Heading3"/>
+      </w:pPr>
+      <w:r>
+        <w:t>Keep the procedure fixed. Explain what changed in the inputs and result.</w:t>
+      </w:r>
+    </w:p>
+    <w:p>
+      <w:r>
+        <w:t>________________________________________________________________</w:t>
+      </w:r>
+    </w:p>
+    <w:p>
+      <w:r>
+        <w:t>________________________________________________________________</w:t>
+      </w:r>
+    </w:p>
+    <w:p>
+      <w:r>
+        <w:t>________________________________________________________________</w:t>
+      </w:r>
+    </w:p>
+    <w:p>
+      <w:r>
+        <w:t>________________________________________________________________</w:t>
+      </w:r>
+    </w:p>
+    <w:p>
+      <w:r>
+        <w:t>________________________________________________________________</w:t>
+      </w:r>
+    </w:p>
+    <w:p>
+      <w:pPr>
+        <w:pStyle w:val="Heading2"/>
+      </w:pPr>
+      <w:r>
+        <w:t>Predict the long-summary picture</w:t>
+      </w:r>
+    </w:p>
+    <w:p>
+      <w:pPr>
+        <w:pStyle w:val="ListBullet"/>
+      </w:pPr>
+      <w:r>
+        <w:t>Change: Use a 25-word answer that preserves both facts.</w:t>
+      </w:r>
+    </w:p>
+    <w:p>
+      <w:pPr>
+        <w:pStyle w:val="Heading2"/>
+      </w:pPr>
+      <w:r>
+        <w:t>Check after predicting · reference / check after trying</w:t>
+      </w:r>
+    </w:p>
+    <w:p>
+      <w:pPr>
         <w:spacing w:line="336" w:lineRule="auto" w:after="180"/>
       </w:pPr>
+      <w:r>
+        <w:rPr>
+          <w:b/>
+        </w:rPr>
+        <w:t>Prediction</w:t>
+      </w:r>
       <w:r>
         <w:rPr>
           <w:b w:val="0"/>
         </w:rPr>
-        <w:t xml:space="preserve">Before applying the procedure, write its units, denominator or decision boundary where relevant. A partner should be able to repeat each step using the same </w:t>
+        <w:t>: It passes support but fails the length requirement.</w:t>
+      </w:r>
+    </w:p>
+    <w:p>
+      <w:pPr>
+        <w:spacing w:line="336" w:lineRule="auto" w:after="180"/>
+      </w:pPr>
+      <w:r>
+        <w:rPr>
+          <w:b w:val="0"/>
+        </w:rPr>
+        <w:t>Reason: Every mandatory criterion must pass; facts do not erase a length violation.</w:t>
+      </w:r>
+    </w:p>
+    <w:p>
+      <w:pPr>
+        <w:pStyle w:val="Heading2"/>
+      </w:pPr>
+      <w:r>
+        <w:t>Earlier wording, alternatives and picture transcripts · reference / check after trying</w:t>
+      </w:r>
+    </w:p>
+    <w:p>
+      <w:pPr>
+        <w:pStyle w:val="Heading3"/>
+      </w:pPr>
+      <w:r>
+        <w:t>Compare a familiar case with a changed case</w:t>
+      </w:r>
+    </w:p>
+    <w:p>
+      <w:pPr>
+        <w:pStyle w:val="Heading3"/>
+      </w:pPr>
+      <w:r>
+        <w:t>Change one thing in the pictured case</w:t>
+      </w:r>
+    </w:p>
+    <w:p>
+      <w:pPr>
+        <w:pStyle w:val="Heading1"/>
+      </w:pPr>
+      <w:r>
+        <w:t>06. Score meaning and length separately in a second example</w:t>
+      </w:r>
+    </w:p>
+    <w:p>
+      <w:r>
+        <w:t>Different wording may pass; short but contradictory wording must fail.</w:t>
+      </w:r>
+    </w:p>
+    <w:p>
+      <w:pPr>
+        <w:pStyle w:val="Heading2"/>
+      </w:pPr>
+      <w:r>
+        <w:t>Main supplied repeated-run counts and bounded conclusion</w:t>
+      </w:r>
+    </w:p>
+    <w:p>
+      <w:pPr>
+        <w:spacing w:line="336" w:lineRule="auto" w:after="180"/>
+      </w:pPr>
+      <w:r>
+        <w:rPr>
+          <w:b w:val="0"/>
+        </w:rPr>
+        <w:t>Five runs on one case yield three fully supported valid responses and two unsupported capacities.</w:t>
+      </w:r>
+    </w:p>
+    <w:p>
+      <w:pPr>
+        <w:spacing w:line="336" w:lineRule="auto" w:after="180"/>
+      </w:pPr>
+      <w:r>
+        <w:rPr>
+          <w:b w:val="0"/>
+        </w:rPr>
+        <w:t>Observed contract pass 3/5=</w:t>
+      </w:r>
+      <w:r>
+        <w:rPr>
+          <w:b/>
+        </w:rPr>
+        <w:t>60%</w:t>
+      </w:r>
+      <w:r>
+        <w:rPr>
+          <w:b w:val="0"/>
+        </w:rPr>
+        <w:t xml:space="preserve"> over five runs of one case. Preserve both failures and the repeated-case denominator.</w:t>
+      </w:r>
+    </w:p>
+    <w:p>
+      <w:pPr>
+        <w:pStyle w:val="Heading2"/>
+      </w:pPr>
+      <w:r>
+        <w:t>Keep the trace’s scope</w:t>
+      </w:r>
+    </w:p>
+    <w:p>
+      <w:pPr>
+        <w:spacing w:line="336" w:lineRule="auto" w:after="180"/>
+      </w:pPr>
+      <w:r>
+        <w:rPr>
+          <w:b w:val="0"/>
+        </w:rPr>
+        <w:t xml:space="preserve">Compare the intermediate </w:t>
+      </w:r>
+      <w:r>
+        <w:rPr>
+          <w:b/>
+        </w:rPr>
+        <w:t>evidence</w:t>
+      </w:r>
+      <w:r>
+        <w:rPr>
+          <w:b w:val="0"/>
+        </w:rPr>
+        <w:t xml:space="preserve"> with the final statement. Explain why each number or decision follows from the stated </w:t>
       </w:r>
       <w:r>
         <w:rPr>
@@ -543,7 +1759,7 @@
         <w:rPr>
           <w:b w:val="0"/>
         </w:rPr>
-        <w:t xml:space="preserve">If a required </w:t>
+        <w:t xml:space="preserve">The conclusion belongs to this scenario and procedure; changing the </w:t>
       </w:r>
       <w:r>
         <w:rPr>
@@ -555,457 +1771,15 @@
         <w:rPr>
           <w:b w:val="0"/>
         </w:rPr>
-        <w:t xml:space="preserve"> is absent or violates the stated contract, record that condition explicitly instead of quietly replacing it with a convenient value.</w:t>
-      </w:r>
-    </w:p>
-    <w:p>
-      <w:pPr>
-        <w:pStyle w:val="Heading3"/>
-      </w:pPr>
-      <w:r>
-        <w:t>Connect the picture and the explanation</w:t>
-      </w:r>
-    </w:p>
-    <w:p>
-      <w:pPr>
-        <w:spacing w:line="336" w:lineRule="auto" w:after="180"/>
-      </w:pPr>
-      <w:r>
-        <w:rPr>
-          <w:b w:val="0"/>
-        </w:rPr>
-        <w:t xml:space="preserve">Point to the </w:t>
-      </w:r>
-      <w:r>
-        <w:rPr>
-          <w:b/>
-        </w:rPr>
-        <w:t>input</w:t>
-      </w:r>
-      <w:r>
-        <w:rPr>
-          <w:b w:val="0"/>
-        </w:rPr>
-        <w:t>, the deciding step and the result in this week’s visual. Explain the same step in ordinary words. A picture helps when you can say what each part represents.</w:t>
-      </w:r>
-    </w:p>
-    <w:p>
-      <w:pPr>
-        <w:pStyle w:val="Heading1"/>
-      </w:pPr>
-      <w:r>
-        <w:t>04. Compare the cases</w:t>
-      </w:r>
-    </w:p>
-    <w:p>
-      <w:r>
-        <w:t>Compare the supplied cases for Testing model-dependent behaviour. Identify the detail that changes the conclusion.</w:t>
-      </w:r>
-    </w:p>
-    <w:p>
-      <w:pPr>
-        <w:pStyle w:val="Heading3"/>
-      </w:pPr>
-      <w:r>
-        <w:t>Compare a familiar case with a changed case</w:t>
-      </w:r>
-    </w:p>
-    <w:p>
-      <w:pPr>
-        <w:spacing w:line="336" w:lineRule="auto" w:after="180"/>
-      </w:pPr>
-      <w:r>
-        <w:rPr>
-          <w:b w:val="0"/>
-        </w:rPr>
-        <w:t>Five runs on one case yield three fully supported valid responses and two unsupported capacities. Show the intermediate steps and give the conclusion with its scope.</w:t>
-      </w:r>
-    </w:p>
-    <w:p>
-      <w:pPr>
-        <w:pStyle w:val="Heading3"/>
-      </w:pPr>
-      <w:r>
-        <w:t>Keep the procedure fixed. Explain what changed in the inputs and result.</w:t>
-      </w:r>
-    </w:p>
-    <w:p>
-      <w:r>
-        <w:t>________________________________________________________________</w:t>
-      </w:r>
-    </w:p>
-    <w:p>
-      <w:r>
-        <w:t>________________________________________________________________</w:t>
-      </w:r>
-    </w:p>
-    <w:p>
-      <w:r>
-        <w:t>________________________________________________________________</w:t>
-      </w:r>
-    </w:p>
-    <w:p>
-      <w:r>
-        <w:t>________________________________________________________________</w:t>
-      </w:r>
-    </w:p>
-    <w:p>
-      <w:r>
-        <w:t>________________________________________________________________</w:t>
-      </w:r>
-    </w:p>
-    <w:p>
-      <w:pPr>
-        <w:pStyle w:val="Heading3"/>
-      </w:pPr>
-      <w:r>
-        <w:t>Change one thing in the pictured case</w:t>
-      </w:r>
-    </w:p>
-    <w:p>
-      <w:pPr>
-        <w:pStyle w:val="Heading3"/>
-      </w:pPr>
-      <w:r>
-        <w:t>Change one thing</w:t>
-      </w:r>
-    </w:p>
-    <w:p>
-      <w:pPr>
-        <w:spacing w:line="336" w:lineRule="auto" w:after="180"/>
-        <w:shd w:fill="F5F1FB"/>
-      </w:pPr>
-      <w:r>
-        <w:rPr>
-          <w:b w:val="0"/>
-        </w:rPr>
-        <w:t>Change: Use a 25-word answer that preserves both facts.</w:t>
-      </w:r>
-    </w:p>
-    <w:p>
-      <w:pPr>
-        <w:pStyle w:val="Heading3"/>
-      </w:pPr>
-      <w:r>
-        <w:t>Predicted result</w:t>
-      </w:r>
-    </w:p>
-    <w:p>
-      <w:pPr>
-        <w:spacing w:line="336" w:lineRule="auto" w:after="180"/>
-        <w:shd w:fill="F1F6FC"/>
-      </w:pPr>
-      <w:r>
-        <w:rPr>
-          <w:b/>
-        </w:rPr>
-        <w:t>Prediction</w:t>
-      </w:r>
-      <w:r>
-        <w:rPr>
-          <w:b w:val="0"/>
-        </w:rPr>
-        <w:t>: It passes support but fails the length requirement.</w:t>
-      </w:r>
-    </w:p>
-    <w:p>
-      <w:pPr>
-        <w:pStyle w:val="Heading3"/>
-      </w:pPr>
-      <w:r>
-        <w:t>Why the result follows</w:t>
-      </w:r>
-    </w:p>
-    <w:p>
-      <w:pPr>
-        <w:spacing w:line="336" w:lineRule="auto" w:after="180"/>
-        <w:shd w:fill="F1F6FC"/>
-      </w:pPr>
-      <w:r>
-        <w:rPr>
-          <w:b w:val="0"/>
-        </w:rPr>
-        <w:t>Reason: Every mandatory criterion must pass; facts do not erase a length violation.</w:t>
-      </w:r>
-    </w:p>
-    <w:p>
-      <w:pPr>
-        <w:pStyle w:val="Heading1"/>
-      </w:pPr>
-      <w:r>
-        <w:t>05. Words that unlock the idea</w:t>
-      </w:r>
-    </w:p>
-    <w:p>
-      <w:r>
-        <w:t>Use the vocabulary of Testing model-dependent behaviour to explain a concrete decision, rather than only memorising definitions.</w:t>
-      </w:r>
-    </w:p>
-    <w:tbl>
-      <w:tblPr>
-        <w:tblStyle w:val="LightShading-Accent1"/>
-        <w:tblW w:type="auto" w:w="0"/>
-        <w:tblLook w:firstColumn="1" w:firstRow="1" w:lastColumn="0" w:lastRow="0" w:noHBand="0" w:noVBand="1" w:val="04A0"/>
-      </w:tblPr>
-      <w:tblGrid>
-        <w:gridCol w:w="5112"/>
-        <w:gridCol w:w="5112"/>
-      </w:tblGrid>
-      <w:tr>
-        <w:trPr>
-          <w:tblHeader/>
-        </w:trPr>
-        <w:tc>
-          <w:tcPr>
-            <w:tcW w:type="dxa" w:w="5112"/>
-          </w:tcPr>
-          <w:p>
-            <w:r>
-              <w:t>Word</w:t>
-            </w:r>
-          </w:p>
-        </w:tc>
-        <w:tc>
-          <w:tcPr>
-            <w:tcW w:type="dxa" w:w="5112"/>
-          </w:tcPr>
-          <w:p>
-            <w:r>
-              <w:t>Meaning</w:t>
-            </w:r>
-          </w:p>
-        </w:tc>
-      </w:tr>
-      <w:tr>
-        <w:tc>
-          <w:tcPr>
-            <w:tcW w:type="dxa" w:w="5112"/>
-          </w:tcPr>
-          <w:p>
-            <w:r>
-              <w:t>Repeated run</w:t>
-            </w:r>
-          </w:p>
-        </w:tc>
-        <w:tc>
-          <w:tcPr>
-            <w:tcW w:type="dxa" w:w="5112"/>
-          </w:tcPr>
-          <w:p>
-            <w:r>
-              <w:t>Another execution on the same case</w:t>
-            </w:r>
-          </w:p>
-        </w:tc>
-      </w:tr>
-      <w:tr>
-        <w:tc>
-          <w:tcPr>
-            <w:tcW w:type="dxa" w:w="5112"/>
-          </w:tcPr>
-          <w:p>
-            <w:r>
-              <w:t>Semantic criterion</w:t>
-            </w:r>
-          </w:p>
-        </w:tc>
-        <w:tc>
-          <w:tcPr>
-            <w:tcW w:type="dxa" w:w="5112"/>
-          </w:tcPr>
-          <w:p>
-            <w:r>
-              <w:t>A meaning-based requirement</w:t>
-            </w:r>
-          </w:p>
-        </w:tc>
-      </w:tr>
-      <w:tr>
-        <w:tc>
-          <w:tcPr>
-            <w:tcW w:type="dxa" w:w="5112"/>
-          </w:tcPr>
-          <w:p>
-            <w:r>
-              <w:t>Run rate</w:t>
-            </w:r>
-          </w:p>
-        </w:tc>
-        <w:tc>
-          <w:tcPr>
-            <w:tcW w:type="dxa" w:w="5112"/>
-          </w:tcPr>
-          <w:p>
-            <w:r>
-              <w:t>Passes divided by executions under a declared protocol</w:t>
-            </w:r>
-          </w:p>
-        </w:tc>
-      </w:tr>
-    </w:tbl>
-    <w:p>
-      <w:pPr>
-        <w:pStyle w:val="Heading3"/>
-      </w:pPr>
-      <w:r>
-        <w:t>Use two terms to explain a step in this week’s example.</w:t>
-      </w:r>
-    </w:p>
-    <w:p>
-      <w:r>
-        <w:t>________________________________________________________________</w:t>
-      </w:r>
-    </w:p>
-    <w:p>
-      <w:r>
-        <w:t>________________________________________________________________</w:t>
-      </w:r>
-    </w:p>
-    <w:p>
-      <w:r>
-        <w:t>________________________________________________________________</w:t>
-      </w:r>
-    </w:p>
-    <w:p>
-      <w:pPr>
-        <w:pStyle w:val="Heading1"/>
-      </w:pPr>
-      <w:r>
-        <w:t>06. Follow a worked example</w:t>
-      </w:r>
-    </w:p>
-    <w:p>
-      <w:r>
-        <w:t>Follow the worked trace for Testing model-dependent behaviour, predict a step, then compare with its explanation.</w:t>
-      </w:r>
-    </w:p>
-    <w:p>
-      <w:pPr>
-        <w:spacing w:line="336" w:lineRule="auto" w:after="180"/>
-      </w:pPr>
-      <w:r>
-        <w:rPr>
-          <w:b w:val="0"/>
-        </w:rPr>
-        <w:t>Five runs on one case yield three fully supported valid responses and two unsupported capacities.</w:t>
-      </w:r>
-    </w:p>
-    <w:p>
-      <w:pPr>
-        <w:spacing w:line="336" w:lineRule="auto" w:after="180"/>
-      </w:pPr>
-      <w:r>
-        <w:rPr>
-          <w:b w:val="0"/>
-        </w:rPr>
-        <w:t>Observed contract pass 3/5=</w:t>
-      </w:r>
-      <w:r>
-        <w:rPr>
-          <w:b/>
-        </w:rPr>
-        <w:t>60%</w:t>
-      </w:r>
-      <w:r>
-        <w:rPr>
-          <w:b w:val="0"/>
-        </w:rPr>
-        <w:t xml:space="preserve"> over five runs of one case. Preserve both failures and the repeated-case denominator.</w:t>
-      </w:r>
-    </w:p>
-    <w:p>
-      <w:pPr>
-        <w:pStyle w:val="Heading3"/>
-      </w:pPr>
-      <w:r>
-        <w:t>Worked explanation · Testing model-dependent behaviour</w:t>
-      </w:r>
-    </w:p>
-    <w:p>
-      <w:pPr>
-        <w:spacing w:line="336" w:lineRule="auto" w:after="180"/>
-        <w:shd w:fill="F1F6FC"/>
-      </w:pPr>
-      <w:r>
-        <w:rPr>
-          <w:b w:val="0"/>
-        </w:rPr>
-        <w:t xml:space="preserve">Compare the intermediate </w:t>
-      </w:r>
-      <w:r>
-        <w:rPr>
-          <w:b/>
-        </w:rPr>
-        <w:t>evidence</w:t>
-      </w:r>
-      <w:r>
-        <w:rPr>
-          <w:b w:val="0"/>
-        </w:rPr>
-        <w:t xml:space="preserve"> with the final statement. Explain why each number or decision follows from the stated </w:t>
-      </w:r>
-      <w:r>
-        <w:rPr>
-          <w:b/>
-        </w:rPr>
-        <w:t>input</w:t>
-      </w:r>
-      <w:r>
-        <w:rPr>
-          <w:b w:val="0"/>
-        </w:rPr>
-        <w:t>s.</w:t>
-      </w:r>
-    </w:p>
-    <w:p>
-      <w:pPr>
-        <w:spacing w:line="336" w:lineRule="auto" w:after="180"/>
-        <w:shd w:fill="F1F6FC"/>
-      </w:pPr>
-      <w:r>
-        <w:rPr>
-          <w:b w:val="0"/>
-        </w:rPr>
-        <w:t xml:space="preserve">The conclusion belongs to this scenario and procedure; changing the </w:t>
-      </w:r>
-      <w:r>
-        <w:rPr>
-          <w:b/>
-        </w:rPr>
-        <w:t>input</w:t>
-      </w:r>
-      <w:r>
-        <w:rPr>
-          <w:b w:val="0"/>
-        </w:rPr>
         <w:t>s, evaluation population or authority can change what it establishes. Retain the raw record so a later revision can be compared honestly.</w:t>
       </w:r>
     </w:p>
     <w:p>
       <w:pPr>
-        <w:pStyle w:val="Heading3"/>
-      </w:pPr>
-      <w:r>
-        <w:t>Learn from the worked case</w:t>
-      </w:r>
-    </w:p>
-    <w:p>
-      <w:pPr>
-        <w:spacing w:line="336" w:lineRule="auto" w:after="180"/>
-      </w:pPr>
-      <w:r>
-        <w:rPr>
-          <w:b w:val="0"/>
-        </w:rPr>
-        <w:t>Cover the result before checking it. Say what is given, choose the procedure, and follow one step at a time. Then uncover the result and explain your first mismatch. Ask why a step is allowed, not only what number it produces.</w:t>
-      </w:r>
-    </w:p>
-    <w:p>
-      <w:pPr>
-        <w:pStyle w:val="Heading3"/>
-      </w:pPr>
-      <w:r>
-        <w:t>A pictorial worked case: Testing model-dependent behaviour</w:t>
+        <w:pStyle w:val="Heading2"/>
+      </w:pPr>
+      <w:r>
+        <w:t>Separate summary facts, criteria and explicit counting rule</w:t>
       </w:r>
     </w:p>
     <w:p>
@@ -1021,24 +1795,7 @@
     </w:p>
     <w:p>
       <w:pPr>
-        <w:pStyle w:val="Heading3"/>
-      </w:pPr>
-      <w:r>
-        <w:t>The facts we will use</w:t>
-      </w:r>
-    </w:p>
-    <w:p>
-      <w:pPr>
-        <w:pStyle w:val="Heading3"/>
-      </w:pPr>
-      <w:r>
-        <w:t>Supplied facts</w:t>
-      </w:r>
-    </w:p>
-    <w:p>
-      <w:pPr>
         <w:spacing w:line="336" w:lineRule="auto" w:after="180"/>
-        <w:shd w:fill="F1F6FC"/>
       </w:pPr>
       <w:r>
         <w:rPr>
@@ -1048,11 +1805,41 @@
       </w:r>
     </w:p>
     <w:p>
+      <w:pPr>
+        <w:spacing w:line="336" w:lineRule="auto" w:after="180"/>
+      </w:pPr>
+      <w:r>
+        <w:rPr>
+          <w:b w:val="0"/>
+        </w:rPr>
+        <w:t>The main structured room records and the pictured summaries are separate rubrics. The summary evidence is Friday and room B, with at most 20 words. “Friday in room B” has 4 words and preserves both facts. “Friday in room D” also has 4 words but contradicts the room fact. “Room B, Friday” is a different supported 3-word wording. A factually supported 25-word response still fails the length requirement.</w:t>
+      </w:r>
+    </w:p>
+    <w:p>
+      <w:pPr>
+        <w:spacing w:line="336" w:lineRule="auto" w:after="180"/>
+      </w:pPr>
+      <w:r>
+        <w:rPr>
+          <w:b w:val="0"/>
+        </w:rPr>
+        <w:t>Use whitespace-separated words for the local counting exercise; the supplied fact labels are classroom judgments, not a general automatic semantic evaluator.</w:t>
+      </w:r>
+    </w:p>
+    <w:p>
+      <w:pPr>
+        <w:pStyle w:val="Heading2"/>
+      </w:pPr>
+      <w:r>
+        <w:t>Trace both pictured summaries and explanations</w:t>
+      </w:r>
+    </w:p>
+    <w:p>
       <w:r>
         <w:drawing>
           <wp:inline xmlns:a="http://schemas.openxmlformats.org/drawingml/2006/main" xmlns:pic="http://schemas.openxmlformats.org/drawingml/2006/picture">
-            <wp:extent cx="5486400" cy="5145314"/>
-            <wp:docPr id="1" name="Picture 1" descr="Testing model-dependent behaviour. Identify facts: The answer must retain Friday and room B.. Check first reply: Its four words preserve both supplied facts.. Check second reply: It is short, but room D contradicts room B."/>
+            <wp:extent cx="5486400" cy="3182112"/>
+            <wp:docPr id="1" name="Picture 1" descr="Identify facts: The answer must retain Friday and room B. → Check first reply: Its four words preserve both supplied facts. → Check second reply: It is short, but room D contradicts room B."/>
             <wp:cNvGraphicFramePr>
               <a:graphicFrameLocks noChangeAspect="1"/>
             </wp:cNvGraphicFramePr>
@@ -1060,7 +1847,7 @@
               <a:graphicData uri="http://schemas.openxmlformats.org/drawingml/2006/picture">
                 <pic:pic>
                   <pic:nvPicPr>
-                    <pic:cNvPr id="0" name="academy-visual-ai-6-8.png"/>
+                    <pic:cNvPr id="0" name="academy-story-ai-6-8-02.png"/>
                     <pic:cNvPicPr/>
                   </pic:nvPicPr>
                   <pic:blipFill>
@@ -1072,7 +1859,7 @@
                   <pic:spPr>
                     <a:xfrm>
                       <a:off x="0" y="0"/>
-                      <a:ext cx="5486400" cy="5145314"/>
+                      <a:ext cx="5486400" cy="3182112"/>
                     </a:xfrm>
                     <a:prstGeom prst="rect"/>
                   </pic:spPr>
@@ -1200,24 +1987,7 @@
     </w:p>
     <w:p>
       <w:pPr>
-        <w:pStyle w:val="Heading3"/>
-      </w:pPr>
-      <w:r>
-        <w:t>Why this result follows</w:t>
-      </w:r>
-    </w:p>
-    <w:p>
-      <w:pPr>
-        <w:pStyle w:val="Heading3"/>
-      </w:pPr>
-      <w:r>
-        <w:t>Why the result follows</w:t>
-      </w:r>
-    </w:p>
-    <w:p>
-      <w:pPr>
         <w:spacing w:line="336" w:lineRule="auto" w:after="180"/>
-        <w:shd w:fill="F1F6FC"/>
       </w:pPr>
       <w:r>
         <w:rPr>
@@ -1228,30 +1998,121 @@
     </w:p>
     <w:p>
       <w:pPr>
+        <w:pStyle w:val="Heading2"/>
+      </w:pPr>
+      <w:r>
+        <w:t>Predict the complete25-word changed case</w:t>
+      </w:r>
+    </w:p>
+    <w:p>
+      <w:pPr>
+        <w:pStyle w:val="ListBullet"/>
+      </w:pPr>
+      <w:r>
+        <w:t>Change one thing: Use a 25-word answer that preserves both facts. Predict the result before checking the explanation. What remains the same?</w:t>
+      </w:r>
+    </w:p>
+    <w:p>
+      <w:pPr>
+        <w:pStyle w:val="ListBullet"/>
+      </w:pPr>
+      <w:r>
+        <w:t>A complete 25-word example: The club meets on Friday in room B, and this longer explanation adds unnecessary wording beyond the agreed limit for this particular classroom summary exercise. Count its words under the declared whitespace rule. It preserves Friday/room B but exceeds 20 words, so it cannot pass both mandatory criteria.</w:t>
+      </w:r>
+    </w:p>
+    <w:p>
+      <w:pPr>
+        <w:pStyle w:val="Heading2"/>
+      </w:pPr>
+      <w:r>
+        <w:t>Check after predicting · reference / check after trying</w:t>
+      </w:r>
+    </w:p>
+    <w:p>
+      <w:r>
+        <w:drawing>
+          <wp:inline xmlns:a="http://schemas.openxmlformats.org/drawingml/2006/main" xmlns:pic="http://schemas.openxmlformats.org/drawingml/2006/picture">
+            <wp:extent cx="5486400" cy="3026664"/>
+            <wp:docPr id="2" name="Picture 2" descr="Original case: It is short, but room D contradicts room B. Changed condition: Use a 25-word answer that preserves both facts. Expected result: It passes support but fails the length requirement. Reason: Every mandatory criterion must pass; facts do not erase a length violation."/>
+            <wp:cNvGraphicFramePr>
+              <a:graphicFrameLocks noChangeAspect="1"/>
+            </wp:cNvGraphicFramePr>
+            <a:graphic>
+              <a:graphicData uri="http://schemas.openxmlformats.org/drawingml/2006/picture">
+                <pic:pic>
+                  <pic:nvPicPr>
+                    <pic:cNvPr id="0" name="academy-story-ai-6-8-04.png"/>
+                    <pic:cNvPicPr/>
+                  </pic:nvPicPr>
+                  <pic:blipFill>
+                    <a:blip r:embed="rId10"/>
+                    <a:stretch>
+                      <a:fillRect/>
+                    </a:stretch>
+                  </pic:blipFill>
+                  <pic:spPr>
+                    <a:xfrm>
+                      <a:off x="0" y="0"/>
+                      <a:ext cx="5486400" cy="3026664"/>
+                    </a:xfrm>
+                    <a:prstGeom prst="rect"/>
+                  </pic:spPr>
+                </pic:pic>
+              </a:graphicData>
+            </a:graphic>
+          </wp:inline>
+        </w:drawing>
+      </w:r>
+    </w:p>
+    <w:p>
+      <w:pPr>
+        <w:pStyle w:val="Heading2"/>
+      </w:pPr>
+      <w:r>
+        <w:t>Explain all mandatory criteria and small-sample limits</w:t>
+      </w:r>
+    </w:p>
+    <w:p>
+      <w:pPr>
+        <w:pStyle w:val="ListBullet"/>
+      </w:pPr>
+      <w:r>
+        <w:t>Two recorded replies do not estimate future reliability; define run conditions and test wider case coverage.</w:t>
+      </w:r>
+    </w:p>
+    <w:p>
+      <w:pPr>
+        <w:pStyle w:val="ListBullet"/>
+      </w:pPr>
+      <w:r>
+        <w:t>Read the labelled picture: Score "Friday in room B" and "Friday in room D" against both mandatory criteria. Would a correct 25-word response pass, and why?</w:t>
+      </w:r>
+    </w:p>
+    <w:p>
+      <w:pPr>
+        <w:pStyle w:val="Heading2"/>
+      </w:pPr>
+      <w:r>
+        <w:t>Earlier wording, alternatives and picture transcripts · reference / check after trying</w:t>
+      </w:r>
+    </w:p>
+    <w:p>
+      <w:pPr>
         <w:pStyle w:val="Heading3"/>
       </w:pPr>
       <w:r>
-        <w:t>What this example does not establish</w:t>
-      </w:r>
-    </w:p>
-    <w:p>
-      <w:pPr>
-        <w:pStyle w:val="Heading3"/>
-      </w:pPr>
-      <w:r>
-        <w:t>Keep the stated limit</w:t>
+        <w:t>Learn from the worked case</w:t>
       </w:r>
     </w:p>
     <w:p>
       <w:pPr>
         <w:spacing w:line="336" w:lineRule="auto" w:after="180"/>
-        <w:shd w:fill="FFF5E6"/>
       </w:pPr>
       <w:r>
         <w:rPr>
           <w:b w:val="0"/>
         </w:rPr>
-        <w:t>Two recorded replies do not estimate future reliability; define run conditions and test wider case coverage.</w:t>
+        <w:t>Cover the result before checking it. Say what is given, choose the procedure, and follow one step at a time. Then uncover the result and explain your first mismatch. Ask why a step is allowed, not only what number it produces.</w:t>
       </w:r>
     </w:p>
     <w:p>
@@ -1259,19 +2120,7 @@
         <w:pStyle w:val="Heading3"/>
       </w:pPr>
       <w:r>
-        <w:t>Keep the stated limit</w:t>
-      </w:r>
-    </w:p>
-    <w:p>
-      <w:pPr>
-        <w:spacing w:line="336" w:lineRule="auto" w:after="180"/>
-        <w:shd w:fill="FFF5E6"/>
-      </w:pPr>
-      <w:r>
-        <w:rPr>
-          <w:b w:val="0"/>
-        </w:rPr>
-        <w:t>Read the labelled picture: Score "Friday in room B" and "Friday in room D" against both mandatory criteria. Would a correct 25-word response pass, and why?</w:t>
+        <w:t>A pictorial worked case: Testing model-dependent behaviour</w:t>
       </w:r>
     </w:p>
     <w:p>
@@ -1279,19 +2128,59 @@
         <w:pStyle w:val="Heading3"/>
       </w:pPr>
       <w:r>
-        <w:t>Keep the stated limit</w:t>
-      </w:r>
-    </w:p>
-    <w:p>
-      <w:pPr>
-        <w:spacing w:line="336" w:lineRule="auto" w:after="180"/>
-        <w:shd w:fill="FFF5E6"/>
-      </w:pPr>
-      <w:r>
-        <w:rPr>
-          <w:b w:val="0"/>
-        </w:rPr>
-        <w:t>Change one thing: Use a 25-word answer that preserves both facts. Predict the result before checking the explanation. What remains the same?</w:t>
+        <w:t>The facts we will use</w:t>
+      </w:r>
+    </w:p>
+    <w:p>
+      <w:r>
+        <w:drawing>
+          <wp:inline xmlns:a="http://schemas.openxmlformats.org/drawingml/2006/main" xmlns:pic="http://schemas.openxmlformats.org/drawingml/2006/picture">
+            <wp:extent cx="5486400" cy="5145314"/>
+            <wp:docPr id="3" name="Picture 3" descr="Testing model-dependent behaviour. Identify facts: The answer must retain Friday and room B.. Check first reply: Its four words preserve both supplied facts.. Check second reply: It is short, but room D contradicts room B."/>
+            <wp:cNvGraphicFramePr>
+              <a:graphicFrameLocks noChangeAspect="1"/>
+            </wp:cNvGraphicFramePr>
+            <a:graphic>
+              <a:graphicData uri="http://schemas.openxmlformats.org/drawingml/2006/picture">
+                <pic:pic>
+                  <pic:nvPicPr>
+                    <pic:cNvPr id="0" name="academy-visual-ai-6-8.png"/>
+                    <pic:cNvPicPr/>
+                  </pic:nvPicPr>
+                  <pic:blipFill>
+                    <a:blip r:embed="rId11"/>
+                    <a:stretch>
+                      <a:fillRect/>
+                    </a:stretch>
+                  </pic:blipFill>
+                  <pic:spPr>
+                    <a:xfrm>
+                      <a:off x="0" y="0"/>
+                      <a:ext cx="5486400" cy="5145314"/>
+                    </a:xfrm>
+                    <a:prstGeom prst="rect"/>
+                  </pic:spPr>
+                </pic:pic>
+              </a:graphicData>
+            </a:graphic>
+          </wp:inline>
+        </w:drawing>
+      </w:r>
+    </w:p>
+    <w:p>
+      <w:pPr>
+        <w:pStyle w:val="Heading3"/>
+      </w:pPr>
+      <w:r>
+        <w:t>Why this result follows</w:t>
+      </w:r>
+    </w:p>
+    <w:p>
+      <w:pPr>
+        <w:pStyle w:val="Heading3"/>
+      </w:pPr>
+      <w:r>
+        <w:t>What this example does not establish</w:t>
       </w:r>
     </w:p>
     <w:p>
@@ -1299,12 +2188,20 @@
         <w:pStyle w:val="Heading1"/>
       </w:pPr>
       <w:r>
-        <w:t>07. Find and repair a mistake</w:t>
-      </w:r>
-    </w:p>
-    <w:p>
-      <w:r>
-        <w:t>Find the unsupported step in the Testing model-dependent behaviour claim and explain a repair using the supplied evidence.</w:t>
+        <w:t>07. Keep repeated-run evidence separate from case coverage</w:t>
+      </w:r>
+    </w:p>
+    <w:p>
+      <w:r>
+        <w:t>A mock does not estimate a live model’s future output distribution.</w:t>
+      </w:r>
+    </w:p>
+    <w:p>
+      <w:pPr>
+        <w:pStyle w:val="Heading2"/>
+      </w:pPr>
+      <w:r>
+        <w:t>Core mock-versus-model qualification</w:t>
       </w:r>
     </w:p>
     <w:p>
@@ -1332,16 +2229,7 @@
     </w:p>
     <w:p>
       <w:pPr>
-        <w:pStyle w:val="Heading3"/>
-      </w:pPr>
-      <w:r>
-        <w:t>Check the claim against the facts</w:t>
-      </w:r>
-    </w:p>
-    <w:p>
-      <w:pPr>
         <w:spacing w:line="336" w:lineRule="auto" w:after="180"/>
-        <w:shd w:fill="FFF5E6"/>
       </w:pPr>
       <w:r>
         <w:rPr>
@@ -1353,7 +2241,6 @@
     <w:p>
       <w:pPr>
         <w:spacing w:line="336" w:lineRule="auto" w:after="180"/>
-        <w:shd w:fill="FFF5E6"/>
       </w:pPr>
       <w:r>
         <w:rPr>
@@ -1376,6 +2263,234 @@
     </w:p>
     <w:p>
       <w:pPr>
+        <w:pStyle w:val="Heading2"/>
+      </w:pPr>
+      <w:r>
+        <w:t>Complete criterion and denominator probes</w:t>
+      </w:r>
+    </w:p>
+    <w:tbl>
+      <w:tblPr>
+        <w:tblStyle w:val="LightShading-Accent1"/>
+        <w:tblW w:type="auto" w:w="0"/>
+        <w:tblLook w:firstColumn="1" w:firstRow="1" w:lastColumn="0" w:lastRow="0" w:noHBand="0" w:noVBand="1" w:val="04A0"/>
+      </w:tblPr>
+      <w:tblGrid>
+        <w:gridCol w:w="5112"/>
+        <w:gridCol w:w="5112"/>
+      </w:tblGrid>
+      <w:tr>
+        <w:trPr>
+          <w:tblHeader/>
+        </w:trPr>
+        <w:tc>
+          <w:tcPr>
+            <w:tcW w:type="dxa" w:w="5112"/>
+          </w:tcPr>
+          <w:p>
+            <w:r>
+              <w:t>Evidence or test</w:t>
+            </w:r>
+          </w:p>
+        </w:tc>
+        <w:tc>
+          <w:tcPr>
+            <w:tcW w:type="dxa" w:w="5112"/>
+          </w:tcPr>
+          <w:p>
+            <w:r>
+              <w:t>Interpretation</w:t>
+            </w:r>
+          </w:p>
+        </w:tc>
+      </w:tr>
+      <w:tr>
+        <w:tc>
+          <w:tcPr>
+            <w:tcW w:type="dxa" w:w="5112"/>
+          </w:tcPr>
+          <w:p>
+            <w:r>
+              <w:t>3 pass/5 supplied fixtures on ROOM-B</w:t>
+            </w:r>
+          </w:p>
+        </w:tc>
+        <w:tc>
+          <w:tcPr>
+            <w:tcW w:type="dxa" w:w="5112"/>
+          </w:tcPr>
+          <w:p>
+            <w:r>
+              <w:t>60% across those five records, on one distinct case</w:t>
+            </w:r>
+          </w:p>
+        </w:tc>
+      </w:tr>
+      <w:tr>
+        <w:tc>
+          <w:tcPr>
+            <w:tcW w:type="dxa" w:w="5112"/>
+          </w:tcPr>
+          <w:p>
+            <w:r>
+              <w:t>More repeats on that same case</w:t>
+            </w:r>
+          </w:p>
+        </w:tc>
+        <w:tc>
+          <w:tcPr>
+            <w:tcW w:type="dxa" w:w="5112"/>
+          </w:tcPr>
+          <w:p>
+            <w:r>
+              <w:t>Adds executions, not independent users or broader case coverage</w:t>
+            </w:r>
+          </w:p>
+        </w:tc>
+      </w:tr>
+      <w:tr>
+        <w:tc>
+          <w:tcPr>
+            <w:tcW w:type="dxa" w:w="5112"/>
+          </w:tcPr>
+          <w:p>
+            <w:r>
+              <w:t>Correct fields but capacity 14 instead of12</w:t>
+            </w:r>
+          </w:p>
+        </w:tc>
+        <w:tc>
+          <w:tcPr>
+            <w:tcW w:type="dxa" w:w="5112"/>
+          </w:tcPr>
+          <w:p>
+            <w:r>
+              <w:t>Factual-support failure despite valid structure</w:t>
+            </w:r>
+          </w:p>
+        </w:tc>
+      </w:tr>
+      <w:tr>
+        <w:tc>
+          <w:tcPr>
+            <w:tcW w:type="dxa" w:w="5112"/>
+          </w:tcPr>
+          <w:p>
+            <w:r>
+              <w:t>Correct facts but a booking action appears</w:t>
+            </w:r>
+          </w:p>
+        </w:tc>
+        <w:tc>
+          <w:tcPr>
+            <w:tcW w:type="dxa" w:w="5112"/>
+          </w:tcPr>
+          <w:p>
+            <w:r>
+              <w:t>No-action criterion fails; overall response fails</w:t>
+            </w:r>
+          </w:p>
+        </w:tc>
+      </w:tr>
+      <w:tr>
+        <w:tc>
+          <w:tcPr>
+            <w:tcW w:type="dxa" w:w="5112"/>
+          </w:tcPr>
+          <w:p>
+            <w:r>
+              <w:t>Quoted/Boolean capacity or unexpected field</w:t>
+            </w:r>
+          </w:p>
+        </w:tc>
+        <w:tc>
+          <w:tcPr>
+            <w:tcW w:type="dxa" w:w="5112"/>
+          </w:tcPr>
+          <w:p>
+            <w:r>
+              <w:t>Schema fails under the declared main rubric</w:t>
+            </w:r>
+          </w:p>
+        </w:tc>
+      </w:tr>
+      <w:tr>
+        <w:tc>
+          <w:tcPr>
+            <w:tcW w:type="dxa" w:w="5112"/>
+          </w:tcPr>
+          <w:p>
+            <w:r>
+              <w:t>Two short summary wordings preserve Friday/room B</w:t>
+            </w:r>
+          </w:p>
+        </w:tc>
+        <w:tc>
+          <w:tcPr>
+            <w:tcW w:type="dxa" w:w="5112"/>
+          </w:tcPr>
+          <w:p>
+            <w:r>
+              <w:t>Can both pass without exact-sentence equality</w:t>
+            </w:r>
+          </w:p>
+        </w:tc>
+      </w:tr>
+      <w:tr>
+        <w:tc>
+          <w:tcPr>
+            <w:tcW w:type="dxa" w:w="5112"/>
+          </w:tcPr>
+          <w:p>
+            <w:r>
+              <w:t>Supplied semantic label plus programmatic word count</w:t>
+            </w:r>
+          </w:p>
+        </w:tc>
+        <w:tc>
+          <w:tcPr>
+            <w:tcW w:type="dxa" w:w="5112"/>
+          </w:tcPr>
+          <w:p>
+            <w:r>
+              <w:t>Tests criterion combination; not a general semantic judge</w:t>
+            </w:r>
+          </w:p>
+        </w:tc>
+      </w:tr>
+      <w:tr>
+        <w:tc>
+          <w:tcPr>
+            <w:tcW w:type="dxa" w:w="5112"/>
+          </w:tcPr>
+          <w:p>
+            <w:r>
+              <w:t>Deterministic mock produces these outputs</w:t>
+            </w:r>
+          </w:p>
+        </w:tc>
+        <w:tc>
+          <w:tcPr>
+            <w:tcW w:type="dxa" w:w="5112"/>
+          </w:tcPr>
+          <w:p>
+            <w:r>
+              <w:t>Tests the mocked pipeline/rubric, not an unspecified live model distribution</w:t>
+            </w:r>
+          </w:p>
+        </w:tc>
+      </w:tr>
+    </w:tbl>
+    <w:p>
+      <w:pPr>
+        <w:pStyle w:val="Heading2"/>
+      </w:pPr>
+      <w:r>
+        <w:t>Guided explanation and repair</w:t>
+      </w:r>
+    </w:p>
+    <w:p>
+      <w:pPr>
         <w:pStyle w:val="Heading3"/>
       </w:pPr>
       <w:r>
@@ -1409,44 +2524,93 @@
     </w:p>
     <w:p>
       <w:pPr>
+        <w:pStyle w:val="ListBullet"/>
+      </w:pPr>
+      <w:r>
+        <w:t>A report omits this qualification: A deterministic mocked output tests the pipeline contract but cannot estimate an unspecified live model distribution. Explain how omitting it could change a reader's interpretation, and write an accurate replacement.</w:t>
+      </w:r>
+    </w:p>
+    <w:p>
+      <w:pPr>
         <w:pStyle w:val="Heading3"/>
       </w:pPr>
       <w:r>
+        <w:t>State one repair and the checks you would rerun.</w:t>
+      </w:r>
+    </w:p>
+    <w:p>
+      <w:r>
+        <w:t>________________________________________________________________</w:t>
+      </w:r>
+    </w:p>
+    <w:p>
+      <w:r>
+        <w:t>________________________________________________________________</w:t>
+      </w:r>
+    </w:p>
+    <w:p>
+      <w:r>
+        <w:t>________________________________________________________________</w:t>
+      </w:r>
+    </w:p>
+    <w:p>
+      <w:r>
+        <w:t>________________________________________________________________</w:t>
+      </w:r>
+    </w:p>
+    <w:p>
+      <w:r>
+        <w:t>________________________________________________________________</w:t>
+      </w:r>
+    </w:p>
+    <w:p>
+      <w:r>
+        <w:t>________________________________________________________________</w:t>
+      </w:r>
+    </w:p>
+    <w:p>
+      <w:pPr>
+        <w:pStyle w:val="Heading2"/>
+      </w:pPr>
+      <w:r>
+        <w:t>Earlier wording, alternatives and picture transcripts · reference / check after trying</w:t>
+      </w:r>
+    </w:p>
+    <w:p>
+      <w:pPr>
+        <w:pStyle w:val="Heading3"/>
+      </w:pPr>
+      <w:r>
         <w:t>Locate the earliest unsupported step</w:t>
       </w:r>
     </w:p>
     <w:p>
       <w:pPr>
-        <w:spacing w:line="336" w:lineRule="auto" w:after="180"/>
-      </w:pPr>
-      <w:r>
-        <w:rPr>
-          <w:b w:val="0"/>
-        </w:rPr>
-        <w:t xml:space="preserve">A report omits this qualification: A deterministic mocked </w:t>
-      </w:r>
-      <w:r>
-        <w:rPr>
-          <w:b/>
-        </w:rPr>
-        <w:t>output</w:t>
-      </w:r>
-      <w:r>
-        <w:rPr>
-          <w:b w:val="0"/>
-        </w:rPr>
-        <w:t xml:space="preserve"> tests the pipeline contract but cannot estimate an unspecified live model distribution.</w:t>
-      </w:r>
-    </w:p>
-    <w:p>
-      <w:pPr>
-        <w:spacing w:line="336" w:lineRule="auto" w:after="180"/>
-      </w:pPr>
-      <w:r>
-        <w:rPr>
-          <w:b w:val="0"/>
-        </w:rPr>
-        <w:t>Explain how omitting it could change a reader's interpretation, and write an accurate replacement.</w:t>
+        <w:pStyle w:val="Heading1"/>
+      </w:pPr>
+      <w:r>
+        <w:t>08. Practise criterion-level explanations and honest rates</w:t>
+      </w:r>
+    </w:p>
+    <w:p>
+      <w:r>
+        <w:t>Name the failed criterion rather than judging fluency alone.</w:t>
+      </w:r>
+    </w:p>
+    <w:p>
+      <w:pPr>
+        <w:pStyle w:val="Heading2"/>
+      </w:pPr>
+      <w:r>
+        <w:t>Current explanation and guided scope check</w:t>
+      </w:r>
+    </w:p>
+    <w:p>
+      <w:pPr>
+        <w:pStyle w:val="ListBullet"/>
+      </w:pPr>
+      <w:r>
+        <w:t>Explain the weekly mechanism in your own words. Use the worked scenario to name its input, decision rule and output.</w:t>
       </w:r>
     </w:p>
     <w:p>
@@ -1454,7 +2618,7 @@
         <w:pStyle w:val="Heading3"/>
       </w:pPr>
       <w:r>
-        <w:t>State one repair and the checks you would rerun.</w:t>
+        <w:t>Guided: restate the worked result, then name the assumption or limitation that prevents a broader conclusion.</w:t>
       </w:r>
     </w:p>
     <w:p>
@@ -1483,79 +2647,19 @@
       </w:r>
     </w:p>
     <w:p>
+      <w:pPr>
+        <w:pStyle w:val="Heading3"/>
+      </w:pPr>
+      <w:r>
+        <w:t>Explain your prediction to a partner before comparing results.</w:t>
+      </w:r>
+    </w:p>
+    <w:p>
       <w:r>
         <w:t>________________________________________________________________</w:t>
       </w:r>
     </w:p>
     <w:p>
-      <w:pPr>
-        <w:pStyle w:val="Heading1"/>
-      </w:pPr>
-      <w:r>
-        <w:t>08. Practise together</w:t>
-      </w:r>
-    </w:p>
-    <w:p>
-      <w:r>
-        <w:t>Practise Testing model-dependent behaviour with support, then explain the deciding step in your own words.</w:t>
-      </w:r>
-    </w:p>
-    <w:p>
-      <w:pPr>
-        <w:spacing w:line="336" w:lineRule="auto" w:after="180"/>
-      </w:pPr>
-      <w:r>
-        <w:rPr>
-          <w:b w:val="0"/>
-        </w:rPr>
-        <w:t xml:space="preserve">Explain the weekly </w:t>
-      </w:r>
-      <w:r>
-        <w:rPr>
-          <w:b/>
-        </w:rPr>
-        <w:t>mechanism</w:t>
-      </w:r>
-      <w:r>
-        <w:rPr>
-          <w:b w:val="0"/>
-        </w:rPr>
-        <w:t xml:space="preserve"> in your own words. Use the worked scenario to name its </w:t>
-      </w:r>
-      <w:r>
-        <w:rPr>
-          <w:b/>
-        </w:rPr>
-        <w:t>input</w:t>
-      </w:r>
-      <w:r>
-        <w:rPr>
-          <w:b w:val="0"/>
-        </w:rPr>
-        <w:t xml:space="preserve">, decision rule and </w:t>
-      </w:r>
-      <w:r>
-        <w:rPr>
-          <w:b/>
-        </w:rPr>
-        <w:t>output</w:t>
-      </w:r>
-      <w:r>
-        <w:rPr>
-          <w:b w:val="0"/>
-        </w:rPr>
-        <w:t>.</w:t>
-      </w:r>
-    </w:p>
-    <w:p>
-      <w:pPr>
-        <w:pStyle w:val="Heading3"/>
-      </w:pPr>
-      <w:r>
-        <w:t>Guided: restate the worked result, then name the assumption or limitation that prevents a broader conclusion.</w:t>
-      </w:r>
-    </w:p>
-    <w:p>
       <w:r>
         <w:t>________________________________________________________________</w:t>
       </w:r>
@@ -1571,49 +2675,11 @@
       </w:r>
     </w:p>
     <w:p>
-      <w:r>
-        <w:t>________________________________________________________________</w:t>
-      </w:r>
-    </w:p>
-    <w:p>
-      <w:r>
-        <w:t>________________________________________________________________</w:t>
-      </w:r>
-    </w:p>
-    <w:p>
-      <w:pPr>
-        <w:pStyle w:val="Heading3"/>
-      </w:pPr>
-      <w:r>
-        <w:t>Explain your prediction to a partner before comparing results.</w:t>
-      </w:r>
-    </w:p>
-    <w:p>
-      <w:r>
-        <w:t>________________________________________________________________</w:t>
-      </w:r>
-    </w:p>
-    <w:p>
-      <w:r>
-        <w:t>________________________________________________________________</w:t>
-      </w:r>
-    </w:p>
-    <w:p>
-      <w:r>
-        <w:t>________________________________________________________________</w:t>
-      </w:r>
-    </w:p>
-    <w:p>
-      <w:r>
-        <w:t>________________________________________________________________</w:t>
-      </w:r>
-    </w:p>
-    <w:p>
-      <w:pPr>
-        <w:pStyle w:val="Heading3"/>
-      </w:pPr>
-      <w:r>
-        <w:t>Practise with less help: Trace the worked case</w:t>
+      <w:pPr>
+        <w:pStyle w:val="Heading2"/>
+      </w:pPr>
+      <w:r>
+        <w:t>Supported W2 record</w:t>
       </w:r>
     </w:p>
     <w:p>
@@ -1731,70 +2797,49 @@
     </w:p>
     <w:p>
       <w:pPr>
+        <w:pStyle w:val="Heading2"/>
+      </w:pPr>
+      <w:r>
+        <w:t>Individual model-distribution limit check</w:t>
+      </w:r>
+    </w:p>
+    <w:p>
+      <w:pPr>
+        <w:pStyle w:val="ListBullet"/>
+      </w:pPr>
+      <w:r>
+        <w:t>Use the worked case for Testing model-dependent behaviour. Proposed explanation: “The worked result establishes every future case”. Decide whether this explanation is supported. Point to the step or supplied fact that decides; explain your repair if needed.</w:t>
+      </w:r>
+    </w:p>
+    <w:p>
+      <w:pPr>
+        <w:pStyle w:val="ListBullet"/>
+      </w:pPr>
+      <w:r>
+        <w:t>Answer on your own before discussion. If you are unsure, say which step you need help with.</w:t>
+      </w:r>
+    </w:p>
+    <w:p>
+      <w:pPr>
+        <w:pStyle w:val="Heading2"/>
+      </w:pPr>
+      <w:r>
+        <w:t>Summary picture response</w:t>
+      </w:r>
+    </w:p>
+    <w:p>
+      <w:pPr>
+        <w:pStyle w:val="ListBullet"/>
+      </w:pPr>
+      <w:r>
+        <w:t>Score "Friday in room B" and "Friday in room D" against both mandatory criteria. Would a correct 25-word response pass, and why?</w:t>
+      </w:r>
+    </w:p>
+    <w:p>
+      <w:pPr>
         <w:pStyle w:val="Heading3"/>
       </w:pPr>
       <w:r>
-        <w:t>Check your reasoning</w:t>
-      </w:r>
-    </w:p>
-    <w:p>
-      <w:pPr>
-        <w:spacing w:line="336" w:lineRule="auto" w:after="180"/>
-      </w:pPr>
-      <w:r>
-        <w:rPr>
-          <w:b w:val="0"/>
-        </w:rPr>
-        <w:t>Use the worked case for Testing model-dependent behaviour. Proposed explanation: “The worked result establishes every future case”. Decide whether this explanation is supported.</w:t>
-      </w:r>
-    </w:p>
-    <w:p>
-      <w:pPr>
-        <w:spacing w:line="336" w:lineRule="auto" w:after="180"/>
-      </w:pPr>
-      <w:r>
-        <w:rPr>
-          <w:b w:val="0"/>
-        </w:rPr>
-        <w:t>Point to the step or supplied fact that decides; explain your repair if needed.</w:t>
-      </w:r>
-    </w:p>
-    <w:p>
-      <w:pPr>
-        <w:spacing w:line="336" w:lineRule="auto" w:after="180"/>
-      </w:pPr>
-      <w:r>
-        <w:rPr>
-          <w:b w:val="0"/>
-        </w:rPr>
-        <w:t>Answer on your own before discussion. If you are unsure, say which step you need help with.</w:t>
-      </w:r>
-    </w:p>
-    <w:p>
-      <w:pPr>
-        <w:pStyle w:val="Heading3"/>
-      </w:pPr>
-      <w:r>
-        <w:t>Explain the picture</w:t>
-      </w:r>
-    </w:p>
-    <w:p>
-      <w:pPr>
-        <w:spacing w:line="336" w:lineRule="auto" w:after="180"/>
-        <w:shd w:fill="F5F1FB"/>
-      </w:pPr>
-      <w:r>
-        <w:rPr>
-          <w:b w:val="0"/>
-        </w:rPr>
-        <w:t>Score "Friday in room B" and "Friday in room D" against both mandatory criteria. Would a correct 25-word response pass, and why?</w:t>
-      </w:r>
-    </w:p>
-    <w:p>
-      <w:pPr>
-        <w:pStyle w:val="Heading3"/>
-      </w:pPr>
-      <w:r>
         <w:t>My explanation using a pictured step and the given facts</w:t>
       </w:r>
     </w:p>
@@ -1816,6 +2861,14 @@
     <w:p>
       <w:r>
         <w:t>________________________________________________________________</w:t>
+      </w:r>
+    </w:p>
+    <w:p>
+      <w:pPr>
+        <w:pStyle w:val="Heading2"/>
+      </w:pPr>
+      <w:r>
+        <w:t>Reserve independent two-case counts</w:t>
       </w:r>
     </w:p>
     <w:p>
@@ -1831,23 +2884,55 @@
     </w:p>
     <w:p>
       <w:pPr>
+        <w:pStyle w:val="Heading2"/>
+      </w:pPr>
+      <w:r>
+        <w:t>Earlier wording, alternatives and picture transcripts · reference / check after trying</w:t>
+      </w:r>
+    </w:p>
+    <w:p>
+      <w:pPr>
+        <w:pStyle w:val="Heading3"/>
+      </w:pPr>
+      <w:r>
+        <w:t>Practise with less help: Trace the worked case</w:t>
+      </w:r>
+    </w:p>
+    <w:p>
+      <w:pPr>
+        <w:pStyle w:val="Heading3"/>
+      </w:pPr>
+      <w:r>
+        <w:t>Check your reasoning</w:t>
+      </w:r>
+    </w:p>
+    <w:p>
+      <w:pPr>
+        <w:pStyle w:val="Heading3"/>
+      </w:pPr>
+      <w:r>
+        <w:t>Explain the picture</w:t>
+      </w:r>
+    </w:p>
+    <w:p>
+      <w:pPr>
         <w:pStyle w:val="Heading1"/>
       </w:pPr>
       <w:r>
-        <w:t>09. Run the investigation</w:t>
-      </w:r>
-    </w:p>
-    <w:p>
-      <w:r>
-        <w:t>Investigate Testing model-dependent behaviour. Record the prediction, actual observation or labelled paper trace, explanation and next test separately.</w:t>
-      </w:r>
-    </w:p>
-    <w:p>
-      <w:pPr>
-        <w:pStyle w:val="Heading3"/>
-      </w:pPr>
-      <w:r>
-        <w:t>Predict, investigate and preserve the evidence</w:t>
+        <w:t>09. Run the complete fixture-scoring and criterion-combination audit</w:t>
+      </w:r>
+    </w:p>
+    <w:p>
+      <w:r>
+        <w:t>Inspect the scoring procedure while preserving the distinction from a live model evaluation.</w:t>
+      </w:r>
+    </w:p>
+    <w:p>
+      <w:pPr>
+        <w:pStyle w:val="Heading2"/>
+      </w:pPr>
+      <w:r>
+        <w:t>Current repeated-case investigation</w:t>
       </w:r>
     </w:p>
     <w:p>
@@ -1859,6 +2944,124 @@
           <w:b w:val="0"/>
         </w:rPr>
         <w:t>Five runs on one case yield three fully supported valid responses and two unsupported capacities. Show the intermediate steps and give the conclusion with its scope.</w:t>
+      </w:r>
+    </w:p>
+    <w:p>
+      <w:pPr>
+        <w:pStyle w:val="Heading2"/>
+      </w:pPr>
+      <w:r>
+        <w:t>Complete runnable rubric audit</w:t>
+      </w:r>
+    </w:p>
+    <w:p>
+      <w:r>
+        <w:rPr>
+          <w:rFonts w:ascii="Courier New" w:hAnsi="Courier New"/>
+          <w:sz w:val="18"/>
+        </w:rPr>
+        <w:t>"""Score constructed response fixtures; no live model outputs are generated."""</w:t>
+        <w:br/>
+        <w:t>EVIDENCE={'room_id':'B','capacity':12,'source_id':'R-v1'}</w:t>
+        <w:br/>
+        <w:t>fixtures=[{'room_id':'B','capacity':n,'source_id':'R-v1','actions':[]}</w:t>
+        <w:br/>
+        <w:t xml:space="preserve">          for n in [12,14,12,12,10]]</w:t>
+        <w:br/>
+        <w:t>def score(response):</w:t>
+        <w:br/>
+        <w:t xml:space="preserve">    shape=(type(response) is dict and</w:t>
+        <w:br/>
+        <w:t xml:space="preserve">           set(response)=={'room_id','capacity','source_id','actions'})</w:t>
+        <w:br/>
+        <w:t xml:space="preserve">    schema=(shape and type(response['room_id']) is str and</w:t>
+        <w:br/>
+        <w:t xml:space="preserve">            type(response['capacity']) is int and response['capacity']&gt;=0 and</w:t>
+        <w:br/>
+        <w:t xml:space="preserve">            type(response['source_id']) is str and type(response['actions']) is list)</w:t>
+        <w:br/>
+        <w:t xml:space="preserve">    supported=(schema and all(response[key]==value for key,value in EVIDENCE.items()))</w:t>
+        <w:br/>
+        <w:t xml:space="preserve">    no_actions=(schema and response['actions']==[])</w:t>
+        <w:br/>
+        <w:t xml:space="preserve">    return {'schema':schema,'supported_fields':supported,'no_actions':no_actions,</w:t>
+        <w:br/>
+        <w:t xml:space="preserve">            'pass':schema and supported and no_actions}</w:t>
+        <w:br/>
+        <w:t>ledger=[{'case_id':'ROOM-B','run_fixture':i+1,'response':r,'rubric':score(r)}</w:t>
+        <w:br/>
+        <w:t xml:space="preserve">        for i,r in enumerate(fixtures)]</w:t>
+        <w:br/>
+        <w:t>passes=sum(row['rubric']['pass'] for row in ledger)</w:t>
+        <w:br/>
+        <w:t>assert passes==3 and len(ledger)==5</w:t>
+        <w:br/>
+        <w:t>for row in ledger:print(row)</w:t>
+        <w:br/>
+        <w:t>print('Supplied fixture passes:',passes,'/',len(ledger),'=',passes/len(ledger))</w:t>
+        <w:br/>
+        <w:t>print('Distinct cases:',len({row['case_id'] for row in ledger}))</w:t>
+        <w:br/>
+        <w:t>assert not score({**fixtures[0],'capacity':True})['schema']</w:t>
+        <w:br/>
+        <w:t>assert not score({**fixtures[0],'actions':['book']})['pass']</w:t>
+        <w:br/>
+        <w:t>assert not score({**fixtures[0],'extra':'ignored?'})['schema']</w:t>
+        <w:br/>
+        <w:t># Separate pictured summaries: semantic labels are supplied classroom rubric judgments.</w:t>
+        <w:br/>
+        <w:t># This program checks length and combines labels; it does not implement a general semantic judge.</w:t>
+        <w:br/>
+        <w:t>long='The club meets on Friday in room B, and this longer explanation adds unnecessary wording beyond the agreed limit for this particular classroom summary exercise.'</w:t>
+        <w:br/>
+        <w:t>summaries=[('Friday in room B',True),('Friday in room D',False),</w:t>
+        <w:br/>
+        <w:t xml:space="preserve">           ('Room B, Friday',True),(long,True)]</w:t>
+        <w:br/>
+        <w:t>summary_ledger=[]</w:t>
+        <w:br/>
+        <w:t>for text,supplied_facts_pass in summaries:</w:t>
+        <w:br/>
+        <w:t xml:space="preserve">    words=len(text.split())  # declared whitespace-separated word-count rule</w:t>
+        <w:br/>
+        <w:t xml:space="preserve">    row={'text':text,'words':words,'supplied_facts_pass':supplied_facts_pass,</w:t>
+        <w:br/>
+        <w:t xml:space="preserve">         'length_pass':words&lt;=20,'pass':supplied_facts_pass and words&lt;=20}</w:t>
+        <w:br/>
+        <w:t xml:space="preserve">    summary_ledger.append(row)</w:t>
+        <w:br/>
+        <w:t xml:space="preserve">    print('Separate summary rubric:',row)</w:t>
+        <w:br/>
+        <w:t>assert [r['pass'] for r in summary_ledger]==[True,False,True,False]</w:t>
+        <w:br/>
+        <w:t>assert summary_ledger[-1]['words']==25</w:t>
+        <w:br/>
+        <w:t>print('Fixture scoring tests a rubric pipeline, not a live model distribution or future reliability.')</w:t>
+        <w:br/>
+      </w:r>
+    </w:p>
+    <w:p>
+      <w:pPr>
+        <w:pStyle w:val="Heading2"/>
+      </w:pPr>
+      <w:r>
+        <w:t>Expected ledger, semantic-label scope and future protocol</w:t>
+      </w:r>
+    </w:p>
+    <w:p>
+      <w:pPr>
+        <w:pStyle w:val="ListNumber"/>
+      </w:pPr>
+      <w:r>
+        <w:t>Predict each criterion and overall flag before running or tracing. The complete program scores five constructed structured responses, retaining both unsupported capacities, and prints 3/5 passes with one distinct case. Additional probes check invalid schema and forbidden actions without adding them to that five-record rate. For the separate summaries, factual-support labels are supplied classroom judgments; Python only counts whitespace-separated words and combines criteria. It does not implement a general meaning judge or call a model. For a future actual model evaluation, preserve exact case/evidence versions, prompt/model settings, run IDs, repeated outcomes and rubric decisions without inventing settings absent from this exercise.</w:t>
+      </w:r>
+    </w:p>
+    <w:p>
+      <w:pPr>
+        <w:pStyle w:val="Heading2"/>
+      </w:pPr>
+      <w:r>
+        <w:t>Evidence ledger and reflection</w:t>
       </w:r>
     </w:p>
     <w:tbl>
@@ -2010,14 +3213,6 @@
     </w:p>
     <w:p>
       <w:pPr>
-        <w:pStyle w:val="Heading3"/>
-      </w:pPr>
-      <w:r>
-        <w:t>Plan → try → check</w:t>
-      </w:r>
-    </w:p>
-    <w:p>
-      <w:pPr>
         <w:spacing w:line="336" w:lineRule="auto" w:after="180"/>
       </w:pPr>
       <w:r>
@@ -2029,23 +3224,47 @@
     </w:p>
     <w:p>
       <w:pPr>
+        <w:pStyle w:val="Heading2"/>
+      </w:pPr>
+      <w:r>
+        <w:t>Earlier wording, alternatives and picture transcripts · reference / check after trying</w:t>
+      </w:r>
+    </w:p>
+    <w:p>
+      <w:pPr>
+        <w:pStyle w:val="Heading3"/>
+      </w:pPr>
+      <w:r>
+        <w:t>Predict, investigate and preserve the evidence</w:t>
+      </w:r>
+    </w:p>
+    <w:p>
+      <w:pPr>
+        <w:pStyle w:val="Heading3"/>
+      </w:pPr>
+      <w:r>
+        <w:t>Plan → try → check</w:t>
+      </w:r>
+    </w:p>
+    <w:p>
+      <w:pPr>
         <w:pStyle w:val="Heading1"/>
       </w:pPr>
       <w:r>
-        <w:t>10. Build your understanding</w:t>
-      </w:r>
-    </w:p>
-    <w:p>
-      <w:r>
-        <w:t>Move from recall to tracing, diagnosis and transfer in Testing model-dependent behaviour. Explain why each step is justified.</w:t>
-      </w:r>
-    </w:p>
-    <w:p>
-      <w:pPr>
-        <w:pStyle w:val="Heading3"/>
-      </w:pPr>
-      <w:r>
-        <w:t>Explain → apply → challenge</w:t>
+        <w:t>14. Try alone: separate per-case rates from the pooled run rate</w:t>
+      </w:r>
+    </w:p>
+    <w:p>
+      <w:r>
+        <w:t>Use the new two-case counts and keep both denominators visible.</w:t>
+      </w:r>
+    </w:p>
+    <w:p>
+      <w:pPr>
+        <w:pStyle w:val="Heading2"/>
+      </w:pPr>
+      <w:r>
+        <w:t>Complete independent repeated-run count task</w:t>
       </w:r>
     </w:p>
     <w:p>
@@ -2056,99 +3275,217 @@
         <w:rPr>
           <w:b w:val="0"/>
         </w:rPr>
-        <w:t xml:space="preserve">Explain the weekly </w:t>
+        <w:t xml:space="preserve">Four runs on each of two cases: first passes 4, second passes 2. Compute overall </w:t>
       </w:r>
       <w:r>
         <w:rPr>
           <w:b/>
         </w:rPr>
-        <w:t>mechanism</w:t>
+        <w:t>run rate</w:t>
       </w:r>
       <w:r>
         <w:rPr>
           <w:b w:val="0"/>
         </w:rPr>
-        <w:t xml:space="preserve"> in your own words. Use the worked scenario to name its </w:t>
+        <w:t xml:space="preserve"> and per-case rates.</w:t>
+      </w:r>
+    </w:p>
+    <w:p>
+      <w:pPr>
+        <w:pStyle w:val="Heading2"/>
+      </w:pPr>
+      <w:r>
+        <w:t>First attempt and support record</w:t>
+      </w:r>
+    </w:p>
+    <w:p>
+      <w:pPr>
+        <w:pStyle w:val="Heading3"/>
+      </w:pPr>
+      <w:r>
+        <w:t>My independent explanation, trace and limits</w:t>
+      </w:r>
+    </w:p>
+    <w:p>
+      <w:r>
+        <w:t>________________________________________________________________</w:t>
+      </w:r>
+    </w:p>
+    <w:p>
+      <w:r>
+        <w:t>________________________________________________________________</w:t>
+      </w:r>
+    </w:p>
+    <w:p>
+      <w:r>
+        <w:t>________________________________________________________________</w:t>
+      </w:r>
+    </w:p>
+    <w:p>
+      <w:r>
+        <w:t>________________________________________________________________</w:t>
+      </w:r>
+    </w:p>
+    <w:p>
+      <w:r>
+        <w:t>________________________________________________________________</w:t>
+      </w:r>
+    </w:p>
+    <w:p>
+      <w:r>
+        <w:t>________________________________________________________________</w:t>
+      </w:r>
+    </w:p>
+    <w:p>
+      <w:r>
+        <w:t>________________________________________________________________</w:t>
+      </w:r>
+    </w:p>
+    <w:p>
+      <w:pPr>
+        <w:spacing w:line="336" w:lineRule="auto" w:after="180"/>
+      </w:pPr>
+      <w:r>
+        <w:rPr>
+          <w:b w:val="0"/>
+        </w:rPr>
+        <w:t>Attempt this case before feedback. Record any help. Earlier examples below are further practice; a case already practised with feedback cannot establish fresh transfer.</w:t>
+      </w:r>
+    </w:p>
+    <w:p>
+      <w:pPr>
+        <w:pStyle w:val="Heading2"/>
+      </w:pPr>
+      <w:r>
+        <w:t>Feedback after trying</w:t>
+      </w:r>
+    </w:p>
+    <w:p>
+      <w:pPr>
+        <w:spacing w:line="336" w:lineRule="auto" w:after="180"/>
+      </w:pPr>
+      <w:r>
+        <w:rPr>
+          <w:b w:val="0"/>
+        </w:rPr>
+        <w:t>Attempt the independent case before hints. Record whether you worked alone, used a hint or followed a model. After feedback, fix the first unsupported step and explain why it changed.</w:t>
+      </w:r>
+    </w:p>
+    <w:p>
+      <w:pPr>
+        <w:spacing w:line="336" w:lineRule="auto" w:after="180"/>
+      </w:pPr>
+      <w:r>
+        <w:rPr>
+          <w:b w:val="0"/>
+        </w:rPr>
+        <w:t>A later check uses a changed case, not a copied answer.</w:t>
+      </w:r>
+    </w:p>
+    <w:p>
+      <w:pPr>
+        <w:pStyle w:val="Heading2"/>
+      </w:pPr>
+      <w:r>
+        <w:t>Earlier wording, alternatives and picture transcripts · reference / check after trying</w:t>
+      </w:r>
+    </w:p>
+    <w:p>
+      <w:pPr>
+        <w:pStyle w:val="Heading3"/>
+      </w:pPr>
+      <w:r>
+        <w:t>Independent case: Apply a new case independently</w:t>
+      </w:r>
+    </w:p>
+    <w:p>
+      <w:pPr>
+        <w:pStyle w:val="Heading3"/>
+      </w:pPr>
+      <w:r>
+        <w:t>Attempt this without hints</w:t>
+      </w:r>
+    </w:p>
+    <w:p>
+      <w:pPr>
+        <w:spacing w:line="336" w:lineRule="auto" w:after="180"/>
+      </w:pPr>
+      <w:r>
+        <w:rPr>
+          <w:b w:val="0"/>
+        </w:rPr>
+        <w:t xml:space="preserve">Four runs on each of two cases: first passes 4, second passes 2. Compute overall </w:t>
       </w:r>
       <w:r>
         <w:rPr>
           <w:b/>
         </w:rPr>
-        <w:t>input</w:t>
+        <w:t>run rate</w:t>
       </w:r>
       <w:r>
         <w:rPr>
           <w:b w:val="0"/>
         </w:rPr>
-        <w:t xml:space="preserve">, decision rule and </w:t>
-      </w:r>
-      <w:r>
-        <w:rPr>
-          <w:b/>
-        </w:rPr>
-        <w:t>output</w:t>
-      </w:r>
+        <w:t xml:space="preserve"> and per-case rates.</w:t>
+      </w:r>
+    </w:p>
+    <w:p>
+      <w:pPr>
+        <w:pStyle w:val="Heading3"/>
+      </w:pPr>
+      <w:r>
+        <w:t>My independent procedure, result and limitation</w:t>
+      </w:r>
+    </w:p>
+    <w:p>
+      <w:r>
+        <w:t>________________________________________________________________</w:t>
+      </w:r>
+    </w:p>
+    <w:p>
+      <w:r>
+        <w:t>________________________________________________________________</w:t>
+      </w:r>
+    </w:p>
+    <w:p>
+      <w:r>
+        <w:t>________________________________________________________________</w:t>
+      </w:r>
+    </w:p>
+    <w:p>
+      <w:r>
+        <w:t>________________________________________________________________</w:t>
+      </w:r>
+    </w:p>
+    <w:p>
+      <w:r>
+        <w:t>________________________________________________________________</w:t>
+      </w:r>
+    </w:p>
+    <w:p>
+      <w:r>
+        <w:t>________________________________________________________________</w:t>
+      </w:r>
+    </w:p>
+    <w:p>
+      <w:r>
+        <w:t>________________________________________________________________</w:t>
+      </w:r>
+    </w:p>
+    <w:p>
+      <w:r>
+        <w:t>________________________________________________________________</w:t>
+      </w:r>
+    </w:p>
+    <w:p>
+      <w:pPr>
+        <w:spacing w:line="336" w:lineRule="auto" w:after="180"/>
+      </w:pPr>
       <w:r>
         <w:rPr>
           <w:b w:val="0"/>
         </w:rPr>
-        <w:t>.</w:t>
-      </w:r>
-    </w:p>
-    <w:p>
-      <w:pPr>
-        <w:spacing w:line="336" w:lineRule="auto" w:after="180"/>
-      </w:pPr>
-      <w:r>
-        <w:rPr>
-          <w:b w:val="0"/>
-        </w:rPr>
-        <w:t xml:space="preserve">A report omits this qualification: A deterministic mocked </w:t>
-      </w:r>
-      <w:r>
-        <w:rPr>
-          <w:b/>
-        </w:rPr>
-        <w:t>output</w:t>
-      </w:r>
-      <w:r>
-        <w:rPr>
-          <w:b w:val="0"/>
-        </w:rPr>
-        <w:t xml:space="preserve"> tests the pipeline contract but cannot estimate an unspecified live model distribution.</w:t>
-      </w:r>
-    </w:p>
-    <w:p>
-      <w:pPr>
-        <w:spacing w:line="336" w:lineRule="auto" w:after="180"/>
-      </w:pPr>
-      <w:r>
-        <w:rPr>
-          <w:b w:val="0"/>
-        </w:rPr>
-        <w:t>Explain how omitting it could change a reader's interpretation, and write an accurate replacement.</w:t>
-      </w:r>
-    </w:p>
-    <w:p>
-      <w:pPr>
-        <w:spacing w:line="336" w:lineRule="auto" w:after="180"/>
-      </w:pPr>
-      <w:r>
-        <w:rPr>
-          <w:b w:val="0"/>
-        </w:rPr>
-        <w:t>For the worked scenario, propose one additional case that could reveal a failure, describe its expected outcome before running it, and explain what would need to remain fixed for a fair comparison.</w:t>
-      </w:r>
-    </w:p>
-    <w:p>
-      <w:pPr>
-        <w:spacing w:line="336" w:lineRule="auto" w:after="180"/>
-      </w:pPr>
-      <w:r>
-        <w:rPr>
-          <w:b w:val="0"/>
-        </w:rPr>
-        <w:t>Do not reuse W4 as a new final test after receiving feedback.</w:t>
+        <w:t>Record support used: none, hint or teacher explanation. After feedback, a different case is needed to demonstrate independence.</w:t>
       </w:r>
     </w:p>
     <w:p>
@@ -2156,32 +3493,7 @@
         <w:pStyle w:val="Heading3"/>
       </w:pPr>
       <w:r>
-        <w:t>Explain which evidence supports your conclusion and which claim remains unproved.</w:t>
-      </w:r>
-    </w:p>
-    <w:p>
-      <w:r>
-        <w:t>________________________________________________________________</w:t>
-      </w:r>
-    </w:p>
-    <w:p>
-      <w:r>
-        <w:t>________________________________________________________________</w:t>
-      </w:r>
-    </w:p>
-    <w:p>
-      <w:r>
-        <w:t>________________________________________________________________</w:t>
-      </w:r>
-    </w:p>
-    <w:p>
-      <w:r>
-        <w:t>________________________________________________________________</w:t>
-      </w:r>
-    </w:p>
-    <w:p>
-      <w:r>
-        <w:t>________________________________________________________________</w:t>
+        <w:t>Use feedback to improve</w:t>
       </w:r>
     </w:p>
     <w:p>
@@ -2189,12 +3501,20 @@
         <w:pStyle w:val="Heading1"/>
       </w:pPr>
       <w:r>
-        <w:t>11. Connect your project</w:t>
-      </w:r>
-    </w:p>
-    <w:p>
-      <w:r>
-        <w:t>Apply this week’s idea to Grounded Learning Service. Keep an annotated decision and the evidence supporting it.</w:t>
+        <w:t>11. Save the rubric and raw responses, including failures</w:t>
+      </w:r>
+    </w:p>
+    <w:p>
+      <w:r>
+        <w:t>Keep case IDs, run IDs, evidence versions and criterion-level decisions.</w:t>
+      </w:r>
+    </w:p>
+    <w:p>
+      <w:pPr>
+        <w:pStyle w:val="Heading2"/>
+      </w:pPr>
+      <w:r>
+        <w:t>Project task and artifact</w:t>
       </w:r>
     </w:p>
     <w:p>
@@ -2385,10 +3705,10 @@
     </w:tbl>
     <w:p>
       <w:pPr>
-        <w:pStyle w:val="Heading3"/>
-      </w:pPr>
-      <w:r>
-        <w:t>Evidence for your project</w:t>
+        <w:pStyle w:val="Heading2"/>
+      </w:pPr>
+      <w:r>
+        <w:t>Actual run or trace and limitations</w:t>
       </w:r>
     </w:p>
     <w:p>
@@ -2416,15 +3736,88 @@
     </w:p>
     <w:p>
       <w:pPr>
+        <w:pStyle w:val="Heading2"/>
+      </w:pPr>
+      <w:r>
+        <w:t>Earlier wording, alternatives and picture transcripts · reference / check after trying</w:t>
+      </w:r>
+    </w:p>
+    <w:p>
+      <w:pPr>
+        <w:pStyle w:val="Heading3"/>
+      </w:pPr>
+      <w:r>
+        <w:t>Evidence for your project</w:t>
+      </w:r>
+    </w:p>
+    <w:p>
+      <w:pPr>
         <w:pStyle w:val="Heading1"/>
       </w:pPr>
       <w:r>
-        <w:t>12. Show what you know</w:t>
-      </w:r>
-    </w:p>
-    <w:p>
-      <w:r>
-        <w:t>Use a genuinely new case for independent evidence. Previously discussed examples remain practice; use the separately named independent case before feedback.</w:t>
+        <w:t>16. Finish with a supported behaviour claim and its actual denominator</w:t>
+      </w:r>
+    </w:p>
+    <w:p>
+      <w:r>
+        <w:t>Repeated outcomes and distinct-case coverage answer different questions.</w:t>
+      </w:r>
+    </w:p>
+    <w:p>
+      <w:pPr>
+        <w:pStyle w:val="Heading2"/>
+      </w:pPr>
+      <w:r>
+        <w:t>Retrieve and explain</w:t>
+      </w:r>
+    </w:p>
+    <w:p>
+      <w:pPr>
+        <w:pStyle w:val="ListBullet"/>
+      </w:pPr>
+      <w:r>
+        <w:t>Close your notes. Explain this goal in your own words: Explain the mechanism and terminology of testing model-dependent behaviour</w:t>
+      </w:r>
+    </w:p>
+    <w:p>
+      <w:pPr>
+        <w:pStyle w:val="Heading3"/>
+      </w:pPr>
+      <w:r>
+        <w:t>My deciding step, evidence and one remaining question</w:t>
+      </w:r>
+    </w:p>
+    <w:p>
+      <w:r>
+        <w:t>________________________________________________________________</w:t>
+      </w:r>
+    </w:p>
+    <w:p>
+      <w:r>
+        <w:t>________________________________________________________________</w:t>
+      </w:r>
+    </w:p>
+    <w:p>
+      <w:r>
+        <w:t>________________________________________________________________</w:t>
+      </w:r>
+    </w:p>
+    <w:p>
+      <w:r>
+        <w:t>________________________________________________________________</w:t>
+      </w:r>
+    </w:p>
+    <w:p>
+      <w:r>
+        <w:t>________________________________________________________________</w:t>
+      </w:r>
+    </w:p>
+    <w:p>
+      <w:pPr>
+        <w:pStyle w:val="Heading2"/>
+      </w:pPr>
+      <w:r>
+        <w:t>Plan a changed-case return</w:t>
       </w:r>
     </w:p>
     <w:p>
@@ -2435,62 +3828,31 @@
         <w:rPr>
           <w:b w:val="0"/>
         </w:rPr>
-        <w:t>Complete the supported workbook tasks before attempting W4 independently. Record any hints or help used. After feedback, use the teacher's fresh retry rather than copying the earlier answer.</w:t>
-      </w:r>
-    </w:p>
-    <w:p>
-      <w:pPr>
-        <w:spacing w:line="336" w:lineRule="auto" w:after="180"/>
-      </w:pPr>
+        <w:t xml:space="preserve">If you are unsure, return to the worked picture and explain one arrow. If you are ready, change an </w:t>
+      </w:r>
+      <w:r>
+        <w:rPr>
+          <w:b/>
+        </w:rPr>
+        <w:t>input</w:t>
+      </w:r>
       <w:r>
         <w:rPr>
           <w:b w:val="0"/>
         </w:rPr>
-        <w:t>For a project, select a relevant new case, predict the outcome from the declared rule and preserve the result alongside any revision.</w:t>
-      </w:r>
-    </w:p>
-    <w:p>
-      <w:pPr>
-        <w:pStyle w:val="Heading3"/>
-      </w:pPr>
-      <w:r>
-        <w:t>Exit: propose one revealing change to the worked scenario. State the expected outcome and the evidence that would make you revise your explanation.</w:t>
-      </w:r>
-    </w:p>
-    <w:p>
-      <w:r>
-        <w:t>________________________________________________________________</w:t>
-      </w:r>
-    </w:p>
-    <w:p>
-      <w:r>
-        <w:t>________________________________________________________________</w:t>
-      </w:r>
-    </w:p>
-    <w:p>
-      <w:r>
-        <w:t>________________________________________________________________</w:t>
-      </w:r>
-    </w:p>
-    <w:p>
-      <w:r>
-        <w:t>________________________________________________________________</w:t>
-      </w:r>
-    </w:p>
-    <w:p>
-      <w:r>
-        <w:t>________________________________________________________________</w:t>
-      </w:r>
-    </w:p>
-    <w:p>
-      <w:pPr>
-        <w:spacing w:line="336" w:lineRule="auto" w:after="180"/>
-      </w:pPr>
+        <w:t xml:space="preserve"> or assumption and justify your </w:t>
+      </w:r>
+      <w:r>
+        <w:rPr>
+          <w:b/>
+        </w:rPr>
+        <w:t>prediction</w:t>
+      </w:r>
       <w:r>
         <w:rPr>
           <w:b w:val="0"/>
         </w:rPr>
-        <w:t>For the worked scenario, propose one additional case that could reveal a failure, describe its expected outcome before running it, and explain what would need to remain fixed for a fair comparison.</w:t>
+        <w:t>.</w:t>
       </w:r>
     </w:p>
     <w:p>
@@ -2501,14 +3863,336 @@
         <w:rPr>
           <w:b w:val="0"/>
         </w:rPr>
-        <w:t>Do not reuse W4 as a new final test after receiving feedback.</w:t>
-      </w:r>
-    </w:p>
+        <w:t xml:space="preserve">Save your workbook </w:t>
+      </w:r>
+      <w:r>
+        <w:rPr>
+          <w:b/>
+        </w:rPr>
+        <w:t>evidence</w:t>
+      </w:r>
+      <w:r>
+        <w:rPr>
+          <w:b w:val="0"/>
+        </w:rPr>
+        <w:t>. At the next review, try a different case before opening your old answer.</w:t>
+      </w:r>
+    </w:p>
+    <w:p>
+      <w:pPr>
+        <w:pStyle w:val="Heading1"/>
+      </w:pPr>
+      <w:r>
+        <w:t>Reference bank and extra practice</w:t>
+      </w:r>
+    </w:p>
+    <w:p>
+      <w:pPr>
+        <w:pStyle w:val="Heading1"/>
+      </w:pPr>
+      <w:r>
+        <w:t>05. Reference · Use service vocabulary precisely</w:t>
+      </w:r>
+    </w:p>
+    <w:p>
+      <w:r>
+        <w:t>Connect each term to an input, operation, evidence source or outcome.</w:t>
+      </w:r>
+    </w:p>
+    <w:p>
+      <w:pPr>
+        <w:pStyle w:val="Heading2"/>
+      </w:pPr>
+      <w:r>
+        <w:t>Vocabulary and your explanation</w:t>
+      </w:r>
+    </w:p>
+    <w:tbl>
+      <w:tblPr>
+        <w:tblStyle w:val="LightShading-Accent1"/>
+        <w:tblW w:type="auto" w:w="0"/>
+        <w:tblLook w:firstColumn="1" w:firstRow="1" w:lastColumn="0" w:lastRow="0" w:noHBand="0" w:noVBand="1" w:val="04A0"/>
+      </w:tblPr>
+      <w:tblGrid>
+        <w:gridCol w:w="5112"/>
+        <w:gridCol w:w="5112"/>
+      </w:tblGrid>
+      <w:tr>
+        <w:trPr>
+          <w:tblHeader/>
+        </w:trPr>
+        <w:tc>
+          <w:tcPr>
+            <w:tcW w:type="dxa" w:w="5112"/>
+          </w:tcPr>
+          <w:p>
+            <w:r>
+              <w:t>Word</w:t>
+            </w:r>
+          </w:p>
+        </w:tc>
+        <w:tc>
+          <w:tcPr>
+            <w:tcW w:type="dxa" w:w="5112"/>
+          </w:tcPr>
+          <w:p>
+            <w:r>
+              <w:t>Meaning</w:t>
+            </w:r>
+          </w:p>
+        </w:tc>
+      </w:tr>
+      <w:tr>
+        <w:tc>
+          <w:tcPr>
+            <w:tcW w:type="dxa" w:w="5112"/>
+          </w:tcPr>
+          <w:p>
+            <w:r>
+              <w:t>Repeated run</w:t>
+            </w:r>
+          </w:p>
+        </w:tc>
+        <w:tc>
+          <w:tcPr>
+            <w:tcW w:type="dxa" w:w="5112"/>
+          </w:tcPr>
+          <w:p>
+            <w:r>
+              <w:t>Another execution on the same case</w:t>
+            </w:r>
+          </w:p>
+        </w:tc>
+      </w:tr>
+      <w:tr>
+        <w:tc>
+          <w:tcPr>
+            <w:tcW w:type="dxa" w:w="5112"/>
+          </w:tcPr>
+          <w:p>
+            <w:r>
+              <w:t>Semantic criterion</w:t>
+            </w:r>
+          </w:p>
+        </w:tc>
+        <w:tc>
+          <w:tcPr>
+            <w:tcW w:type="dxa" w:w="5112"/>
+          </w:tcPr>
+          <w:p>
+            <w:r>
+              <w:t>A meaning-based requirement</w:t>
+            </w:r>
+          </w:p>
+        </w:tc>
+      </w:tr>
+      <w:tr>
+        <w:tc>
+          <w:tcPr>
+            <w:tcW w:type="dxa" w:w="5112"/>
+          </w:tcPr>
+          <w:p>
+            <w:r>
+              <w:t>Run rate</w:t>
+            </w:r>
+          </w:p>
+        </w:tc>
+        <w:tc>
+          <w:tcPr>
+            <w:tcW w:type="dxa" w:w="5112"/>
+          </w:tcPr>
+          <w:p>
+            <w:r>
+              <w:t>Passes divided by executions under a declared protocol</w:t>
+            </w:r>
+          </w:p>
+        </w:tc>
+      </w:tr>
+    </w:tbl>
     <w:p>
       <w:pPr>
         <w:pStyle w:val="Heading3"/>
       </w:pPr>
       <w:r>
+        <w:t>Use two terms to explain a step in this week’s example.</w:t>
+      </w:r>
+    </w:p>
+    <w:p>
+      <w:r>
+        <w:t>________________________________________________________________</w:t>
+      </w:r>
+    </w:p>
+    <w:p>
+      <w:r>
+        <w:t>________________________________________________________________</w:t>
+      </w:r>
+    </w:p>
+    <w:p>
+      <w:r>
+        <w:t>________________________________________________________________</w:t>
+      </w:r>
+    </w:p>
+    <w:p>
+      <w:pPr>
+        <w:pStyle w:val="Heading1"/>
+      </w:pPr>
+      <w:r>
+        <w:t>10. Extra challenge · Explain a stronger case</w:t>
+      </w:r>
+    </w:p>
+    <w:p>
+      <w:r>
+        <w:t>Choose the next challenge after the main route.</w:t>
+      </w:r>
+    </w:p>
+    <w:p>
+      <w:pPr>
+        <w:pStyle w:val="Heading2"/>
+      </w:pPr>
+      <w:r>
+        <w:t>Explain,repair and extend</w:t>
+      </w:r>
+    </w:p>
+    <w:p>
+      <w:pPr>
+        <w:pStyle w:val="Heading3"/>
+      </w:pPr>
+      <w:r>
+        <w:t>Explain → apply → challenge</w:t>
+      </w:r>
+    </w:p>
+    <w:p>
+      <w:pPr>
+        <w:pStyle w:val="ListBullet"/>
+      </w:pPr>
+      <w:r>
+        <w:t>Explain the weekly mechanism in your own words. Use the worked scenario to name its input, decision rule and output.</w:t>
+      </w:r>
+    </w:p>
+    <w:p>
+      <w:pPr>
+        <w:pStyle w:val="ListBullet"/>
+      </w:pPr>
+      <w:r>
+        <w:t>A report omits this qualification: A deterministic mocked output tests the pipeline contract but cannot estimate an unspecified live model distribution. Explain how omitting it could change a reader's interpretation, and write an accurate replacement.</w:t>
+      </w:r>
+    </w:p>
+    <w:p>
+      <w:pPr>
+        <w:pStyle w:val="ListBullet"/>
+      </w:pPr>
+      <w:r>
+        <w:t>For the worked scenario, propose one additional case that could reveal a failure, describe its expected outcome before running it, and explain what would need to remain fixed for a fair comparison. Do not reuse W4 as a new final test after receiving feedback.</w:t>
+      </w:r>
+    </w:p>
+    <w:p>
+      <w:pPr>
+        <w:pStyle w:val="Heading3"/>
+      </w:pPr>
+      <w:r>
+        <w:t>Explain which evidence supports your conclusion and which claim remains unproved.</w:t>
+      </w:r>
+    </w:p>
+    <w:p>
+      <w:r>
+        <w:t>________________________________________________________________</w:t>
+      </w:r>
+    </w:p>
+    <w:p>
+      <w:r>
+        <w:t>________________________________________________________________</w:t>
+      </w:r>
+    </w:p>
+    <w:p>
+      <w:r>
+        <w:t>________________________________________________________________</w:t>
+      </w:r>
+    </w:p>
+    <w:p>
+      <w:r>
+        <w:t>________________________________________________________________</w:t>
+      </w:r>
+    </w:p>
+    <w:p>
+      <w:r>
+        <w:t>________________________________________________________________</w:t>
+      </w:r>
+    </w:p>
+    <w:p>
+      <w:pPr>
+        <w:pStyle w:val="Heading1"/>
+      </w:pPr>
+      <w:r>
+        <w:t>12. Reference · Check the service reasoning and its limits</w:t>
+      </w:r>
+    </w:p>
+    <w:p>
+      <w:r>
+        <w:t>Use after practice; keep the selected independent case for its first attempt.</w:t>
+      </w:r>
+    </w:p>
+    <w:p>
+      <w:pPr>
+        <w:pStyle w:val="Heading2"/>
+      </w:pPr>
+      <w:r>
+        <w:t>Current explanation and response</w:t>
+      </w:r>
+    </w:p>
+    <w:p>
+      <w:pPr>
+        <w:pStyle w:val="ListBullet"/>
+      </w:pPr>
+      <w:r>
+        <w:t>Complete the supported workbook tasks before attempting W4 independently. Record any hints or help used. After feedback, use the teacher's fresh retry rather than copying the earlier answer. For a project, select a relevant new case, predict the outcome from the declared rule and preserve the result alongside any revision.</w:t>
+      </w:r>
+    </w:p>
+    <w:p>
+      <w:pPr>
+        <w:pStyle w:val="Heading3"/>
+      </w:pPr>
+      <w:r>
+        <w:t>Exit: propose one revealing change to the worked scenario. State the expected outcome and the evidence that would make you revise your explanation.</w:t>
+      </w:r>
+    </w:p>
+    <w:p>
+      <w:r>
+        <w:t>________________________________________________________________</w:t>
+      </w:r>
+    </w:p>
+    <w:p>
+      <w:r>
+        <w:t>________________________________________________________________</w:t>
+      </w:r>
+    </w:p>
+    <w:p>
+      <w:r>
+        <w:t>________________________________________________________________</w:t>
+      </w:r>
+    </w:p>
+    <w:p>
+      <w:r>
+        <w:t>________________________________________________________________</w:t>
+      </w:r>
+    </w:p>
+    <w:p>
+      <w:r>
+        <w:t>________________________________________________________________</w:t>
+      </w:r>
+    </w:p>
+    <w:p>
+      <w:pPr>
+        <w:pStyle w:val="ListBullet"/>
+      </w:pPr>
+      <w:r>
+        <w:t>For the worked scenario, propose one additional case that could reveal a failure, describe its expected outcome before running it, and explain what would need to remain fixed for a fair comparison. Do not reuse W4 as a new final test after receiving feedback.</w:t>
+      </w:r>
+    </w:p>
+    <w:p>
+      <w:pPr>
+        <w:pStyle w:val="Heading3"/>
+      </w:pPr>
+      <w:r>
         <w:t>My limited claim and a useful next check</w:t>
       </w:r>
     </w:p>
@@ -2537,12 +4221,20 @@
         <w:pStyle w:val="Heading1"/>
       </w:pPr>
       <w:r>
-        <w:t>13. Study a complete case</w:t>
-      </w:r>
-    </w:p>
-    <w:p>
-      <w:r>
-        <w:t>Revisit the complete Testing model-dependent behaviour case for supported practice. Repeated examples do not become fresh assessments.</w:t>
+        <w:t>13. Extra practice · Revisit the complete trace</w:t>
+      </w:r>
+    </w:p>
+    <w:p>
+      <w:r>
+        <w:t>Predict before reading the supplied steps.</w:t>
+      </w:r>
+    </w:p>
+    <w:p>
+      <w:pPr>
+        <w:pStyle w:val="Heading2"/>
+      </w:pPr>
+      <w:r>
+        <w:t>Complete trace and evidence</w:t>
       </w:r>
     </w:p>
     <w:p>
@@ -2711,230 +4403,20 @@
         <w:pStyle w:val="Heading1"/>
       </w:pPr>
       <w:r>
-        <w:t>14. Try a new case independently</w:t>
-      </w:r>
-    </w:p>
-    <w:p>
-      <w:r>
-        <w:t>Attempt the reserved new case before feedback. Record support; the earlier examples below remain additional practice.</w:t>
-      </w:r>
-    </w:p>
-    <w:p>
-      <w:pPr>
-        <w:pStyle w:val="Heading3"/>
-      </w:pPr>
-      <w:r>
-        <w:t>Independent case: Apply a new case independently</w:t>
-      </w:r>
-    </w:p>
-    <w:p>
-      <w:pPr>
-        <w:spacing w:line="336" w:lineRule="auto" w:after="180"/>
-      </w:pPr>
-      <w:r>
-        <w:rPr>
-          <w:b w:val="0"/>
-        </w:rPr>
-        <w:t xml:space="preserve">Four runs on each of two cases: first passes 4, second passes 2. Compute overall </w:t>
-      </w:r>
-      <w:r>
-        <w:rPr>
-          <w:b/>
-        </w:rPr>
-        <w:t>run rate</w:t>
-      </w:r>
-      <w:r>
-        <w:rPr>
-          <w:b w:val="0"/>
-        </w:rPr>
-        <w:t xml:space="preserve"> and per-case rates.</w:t>
-      </w:r>
-    </w:p>
-    <w:p>
-      <w:pPr>
-        <w:pStyle w:val="Heading3"/>
-      </w:pPr>
-      <w:r>
-        <w:t>My independent explanation, trace and limits</w:t>
-      </w:r>
-    </w:p>
-    <w:p>
-      <w:r>
-        <w:t>________________________________________________________________</w:t>
-      </w:r>
-    </w:p>
-    <w:p>
-      <w:r>
-        <w:t>________________________________________________________________</w:t>
-      </w:r>
-    </w:p>
-    <w:p>
-      <w:r>
-        <w:t>________________________________________________________________</w:t>
-      </w:r>
-    </w:p>
-    <w:p>
-      <w:r>
-        <w:t>________________________________________________________________</w:t>
-      </w:r>
-    </w:p>
-    <w:p>
-      <w:r>
-        <w:t>________________________________________________________________</w:t>
-      </w:r>
-    </w:p>
-    <w:p>
-      <w:r>
-        <w:t>________________________________________________________________</w:t>
-      </w:r>
-    </w:p>
-    <w:p>
-      <w:r>
-        <w:t>________________________________________________________________</w:t>
-      </w:r>
-    </w:p>
-    <w:p>
-      <w:pPr>
-        <w:spacing w:line="336" w:lineRule="auto" w:after="180"/>
-      </w:pPr>
-      <w:r>
-        <w:rPr>
-          <w:b w:val="0"/>
-        </w:rPr>
-        <w:t>Attempt this case before feedback. Record any help. Earlier examples below are further practice; a case already practised with feedback cannot establish fresh transfer.</w:t>
-      </w:r>
-    </w:p>
-    <w:p>
-      <w:pPr>
-        <w:pStyle w:val="Heading3"/>
-      </w:pPr>
-      <w:r>
-        <w:t>Attempt this without hints</w:t>
-      </w:r>
-    </w:p>
-    <w:p>
-      <w:pPr>
-        <w:spacing w:line="336" w:lineRule="auto" w:after="180"/>
-      </w:pPr>
-      <w:r>
-        <w:rPr>
-          <w:b w:val="0"/>
-        </w:rPr>
-        <w:t xml:space="preserve">Four runs on each of two cases: first passes 4, second passes 2. Compute overall </w:t>
-      </w:r>
-      <w:r>
-        <w:rPr>
-          <w:b/>
-        </w:rPr>
-        <w:t>run rate</w:t>
-      </w:r>
-      <w:r>
-        <w:rPr>
-          <w:b w:val="0"/>
-        </w:rPr>
-        <w:t xml:space="preserve"> and per-case rates.</w:t>
-      </w:r>
-    </w:p>
-    <w:p>
-      <w:pPr>
-        <w:pStyle w:val="Heading3"/>
-      </w:pPr>
-      <w:r>
-        <w:t>My independent procedure, result and limitation</w:t>
-      </w:r>
-    </w:p>
-    <w:p>
-      <w:r>
-        <w:t>________________________________________________________________</w:t>
-      </w:r>
-    </w:p>
-    <w:p>
-      <w:r>
-        <w:t>________________________________________________________________</w:t>
-      </w:r>
-    </w:p>
-    <w:p>
-      <w:r>
-        <w:t>________________________________________________________________</w:t>
-      </w:r>
-    </w:p>
-    <w:p>
-      <w:r>
-        <w:t>________________________________________________________________</w:t>
-      </w:r>
-    </w:p>
-    <w:p>
-      <w:r>
-        <w:t>________________________________________________________________</w:t>
-      </w:r>
-    </w:p>
-    <w:p>
-      <w:r>
-        <w:t>________________________________________________________________</w:t>
-      </w:r>
-    </w:p>
-    <w:p>
-      <w:r>
-        <w:t>________________________________________________________________</w:t>
-      </w:r>
-    </w:p>
-    <w:p>
-      <w:r>
-        <w:t>________________________________________________________________</w:t>
-      </w:r>
-    </w:p>
-    <w:p>
-      <w:pPr>
-        <w:spacing w:line="336" w:lineRule="auto" w:after="180"/>
-      </w:pPr>
-      <w:r>
-        <w:rPr>
-          <w:b w:val="0"/>
-        </w:rPr>
-        <w:t>Record support used: none, hint or teacher explanation. After feedback, a different case is needed to demonstrate independence.</w:t>
-      </w:r>
-    </w:p>
-    <w:p>
-      <w:pPr>
-        <w:pStyle w:val="Heading3"/>
-      </w:pPr>
-      <w:r>
-        <w:t>Use feedback to improve</w:t>
-      </w:r>
-    </w:p>
-    <w:p>
-      <w:pPr>
-        <w:spacing w:line="336" w:lineRule="auto" w:after="180"/>
-      </w:pPr>
-      <w:r>
-        <w:rPr>
-          <w:b w:val="0"/>
-        </w:rPr>
-        <w:t>Attempt the independent case before hints. Record whether you worked alone, used a hint or followed a model. After feedback, fix the first unsupported step and explain why it changed.</w:t>
-      </w:r>
-    </w:p>
-    <w:p>
-      <w:pPr>
-        <w:spacing w:line="336" w:lineRule="auto" w:after="180"/>
-      </w:pPr>
-      <w:r>
-        <w:rPr>
-          <w:b w:val="0"/>
-        </w:rPr>
-        <w:t>A later check uses a changed case, not a copied answer.</w:t>
-      </w:r>
-    </w:p>
-    <w:p>
-      <w:pPr>
-        <w:pStyle w:val="Heading1"/>
-      </w:pPr>
-      <w:r>
-        <w:t>15. Your lesson route</w:t>
-      </w:r>
-    </w:p>
-    <w:p>
-      <w:r>
-        <w:t>Use this map to navigate Testing model-dependent behaviour, connect the goals to tasks and keep one evidence record for each attempt.</w:t>
+        <w:t>15. Reference · The earlier route checklist</w:t>
+      </w:r>
+    </w:p>
+    <w:p>
+      <w:r>
+        <w:t>Use one main route rather than repeating the lesson.</w:t>
+      </w:r>
+    </w:p>
+    <w:p>
+      <w:pPr>
+        <w:pStyle w:val="Heading2"/>
+      </w:pPr>
+      <w:r>
+        <w:t>Targets,route and first prediction</w:t>
       </w:r>
     </w:p>
     <w:p>
@@ -3113,12 +4595,117 @@
         <w:pStyle w:val="Heading1"/>
       </w:pPr>
       <w:r>
-        <w:t>16. Finish and return</w:t>
-      </w:r>
-    </w:p>
-    <w:p>
-      <w:r>
-        <w:t>Explain Testing model-dependent behaviour without notes, identify a remaining question and plan a later check with a changed case.</w:t>
+        <w:t>17. Extra practice · Predict,check and repair</w:t>
+      </w:r>
+    </w:p>
+    <w:p>
+      <w:r>
+        <w:t>Keep supported feedback separate from the independent case.</w:t>
+      </w:r>
+    </w:p>
+    <w:p>
+      <w:pPr>
+        <w:pStyle w:val="Heading2"/>
+      </w:pPr>
+      <w:r>
+        <w:t>First supported question and optional hint</w:t>
+      </w:r>
+    </w:p>
+    <w:p>
+      <w:pPr>
+        <w:pStyle w:val="ListBullet"/>
+      </w:pPr>
+      <w:r>
+        <w:t>Judge two summaries with a rubric. A summariser must preserve two supplied facts and use at most 20 words.</w:t>
+      </w:r>
+    </w:p>
+    <w:p>
+      <w:pPr>
+        <w:pStyle w:val="Heading3"/>
+      </w:pPr>
+      <w:r>
+        <w:t>Practice 1: explain the deciding evidence</w:t>
+      </w:r>
+    </w:p>
+    <w:p>
+      <w:pPr>
+        <w:pStyle w:val="ListBullet"/>
+      </w:pPr>
+      <w:r>
+        <w:t>Which labelled step matches this detail? It is short, but room D contradicts room B.</w:t>
+      </w:r>
+    </w:p>
+    <w:p>
+      <w:pPr>
+        <w:pStyle w:val="ListBullet"/>
+      </w:pPr>
+      <w:r>
+        <w:t>1. Check second reply</w:t>
+      </w:r>
+    </w:p>
+    <w:p>
+      <w:pPr>
+        <w:pStyle w:val="ListBullet"/>
+      </w:pPr>
+      <w:r>
+        <w:t>2. Check first reply</w:t>
+      </w:r>
+    </w:p>
+    <w:p>
+      <w:pPr>
+        <w:pStyle w:val="ListBullet"/>
+      </w:pPr>
+      <w:r>
+        <w:t>3. Identify facts</w:t>
+      </w:r>
+    </w:p>
+    <w:p>
+      <w:pPr>
+        <w:pStyle w:val="Heading3"/>
+      </w:pPr>
+      <w:r>
+        <w:t>My selected conclusion, deciding fact and explanation</w:t>
+      </w:r>
+    </w:p>
+    <w:p>
+      <w:r>
+        <w:t>________________________________________________________________</w:t>
+      </w:r>
+    </w:p>
+    <w:p>
+      <w:r>
+        <w:t>________________________________________________________________</w:t>
+      </w:r>
+    </w:p>
+    <w:p>
+      <w:r>
+        <w:t>________________________________________________________________</w:t>
+      </w:r>
+    </w:p>
+    <w:p>
+      <w:r>
+        <w:t>________________________________________________________________</w:t>
+      </w:r>
+    </w:p>
+    <w:p>
+      <w:r>
+        <w:t>________________________________________________________________</w:t>
+      </w:r>
+    </w:p>
+    <w:p>
+      <w:pPr>
+        <w:pStyle w:val="ListBullet"/>
+      </w:pPr>
+      <w:r>
+        <w:t>Hint if needed: Read the steps in the pictorial case. Match the supplied detail to the stage that performs or records it.</w:t>
+      </w:r>
+    </w:p>
+    <w:p>
+      <w:pPr>
+        <w:pStyle w:val="Heading2"/>
+      </w:pPr>
+      <w:r>
+        <w:t>Check after the first attempt · reference / check after trying</w:t>
       </w:r>
     </w:p>
     <w:p>
@@ -3129,7 +4716,145 @@
         <w:rPr>
           <w:b w:val="0"/>
         </w:rPr>
-        <w:t xml:space="preserve">Close your notes. Explain this goal in your own words: Explain the </w:t>
+        <w:t>After your attempt, compare with the supported explanation: Check second reply It is short, but room D contradicts room B. A behaviour contract can accept different wording while requiring the same facts.</w:t>
+      </w:r>
+    </w:p>
+    <w:p>
+      <w:pPr>
+        <w:spacing w:line="336" w:lineRule="auto" w:after="180"/>
+      </w:pPr>
+      <w:r>
+        <w:rPr>
+          <w:b w:val="0"/>
+        </w:rPr>
+        <w:t>Short, fluent text may still fail factual support.</w:t>
+      </w:r>
+    </w:p>
+    <w:p>
+      <w:pPr>
+        <w:pStyle w:val="Heading2"/>
+      </w:pPr>
+      <w:r>
+        <w:t>Changed-case question and optional hint</w:t>
+      </w:r>
+    </w:p>
+    <w:p>
+      <w:pPr>
+        <w:pStyle w:val="Heading3"/>
+      </w:pPr>
+      <w:r>
+        <w:t>Practice 2: explain the deciding evidence</w:t>
+      </w:r>
+    </w:p>
+    <w:p>
+      <w:pPr>
+        <w:pStyle w:val="ListBullet"/>
+      </w:pPr>
+      <w:r>
+        <w:t>Changed-case practice: Use a 25-word answer that preserves both facts. Which conclusion is supported by the supplied facts?</w:t>
+      </w:r>
+    </w:p>
+    <w:p>
+      <w:pPr>
+        <w:pStyle w:val="ListBullet"/>
+      </w:pPr>
+      <w:r>
+        <w:t>1. We can decide the result without examining the changed input or the procedure.</w:t>
+      </w:r>
+    </w:p>
+    <w:p>
+      <w:pPr>
+        <w:pStyle w:val="ListBullet"/>
+      </w:pPr>
+      <w:r>
+        <w:t>2. This one example guarantees correct results for every future input.</w:t>
+      </w:r>
+    </w:p>
+    <w:p>
+      <w:pPr>
+        <w:pStyle w:val="ListBullet"/>
+      </w:pPr>
+      <w:r>
+        <w:t>3. It passes support but fails the length requirement.</w:t>
+      </w:r>
+    </w:p>
+    <w:p>
+      <w:pPr>
+        <w:pStyle w:val="Heading3"/>
+      </w:pPr>
+      <w:r>
+        <w:t>My selected conclusion, deciding fact and explanation</w:t>
+      </w:r>
+    </w:p>
+    <w:p>
+      <w:r>
+        <w:t>________________________________________________________________</w:t>
+      </w:r>
+    </w:p>
+    <w:p>
+      <w:r>
+        <w:t>________________________________________________________________</w:t>
+      </w:r>
+    </w:p>
+    <w:p>
+      <w:r>
+        <w:t>________________________________________________________________</w:t>
+      </w:r>
+    </w:p>
+    <w:p>
+      <w:r>
+        <w:t>________________________________________________________________</w:t>
+      </w:r>
+    </w:p>
+    <w:p>
+      <w:r>
+        <w:t>________________________________________________________________</w:t>
+      </w:r>
+    </w:p>
+    <w:p>
+      <w:pPr>
+        <w:pStyle w:val="ListBullet"/>
+      </w:pPr>
+      <w:r>
+        <w:t>Hint if needed: Use the changed condition and the deciding step in the pictorial trace. The answer must say what follows from those facts.</w:t>
+      </w:r>
+    </w:p>
+    <w:p>
+      <w:pPr>
+        <w:pStyle w:val="Heading2"/>
+      </w:pPr>
+      <w:r>
+        <w:t>Check after the changed attempt · reference / check after trying</w:t>
+      </w:r>
+    </w:p>
+    <w:p>
+      <w:pPr>
+        <w:spacing w:line="336" w:lineRule="auto" w:after="180"/>
+      </w:pPr>
+      <w:r>
+        <w:rPr>
+          <w:b w:val="0"/>
+        </w:rPr>
+        <w:t>After your attempt, compare with the supported explanation: It passes support but fails the length requirement. Every mandatory criterion must pass; facts do not erase a length violation.</w:t>
+      </w:r>
+    </w:p>
+    <w:p>
+      <w:pPr>
+        <w:pStyle w:val="Heading2"/>
+      </w:pPr>
+      <w:r>
+        <w:t>Repair and retain the record</w:t>
+      </w:r>
+    </w:p>
+    <w:p>
+      <w:pPr>
+        <w:spacing w:line="336" w:lineRule="auto" w:after="180"/>
+      </w:pPr>
+      <w:r>
+        <w:rPr>
+          <w:b w:val="0"/>
+        </w:rPr>
+        <w:t xml:space="preserve">Review Testing pure components (ai-6/7). Goal: Explain the </w:t>
       </w:r>
       <w:r>
         <w:rPr>
@@ -3141,51 +4866,30 @@
         <w:rPr>
           <w:b w:val="0"/>
         </w:rPr>
-        <w:t xml:space="preserve"> and terminology of testing model-dependent behaviour</w:t>
-      </w:r>
-    </w:p>
-    <w:p>
-      <w:pPr>
-        <w:pStyle w:val="Heading3"/>
-      </w:pPr>
-      <w:r>
-        <w:t>My deciding step, evidence and one remaining question</w:t>
-      </w:r>
-    </w:p>
-    <w:p>
-      <w:r>
-        <w:t>________________________________________________________________</w:t>
-      </w:r>
-    </w:p>
-    <w:p>
-      <w:r>
-        <w:t>________________________________________________________________</w:t>
-      </w:r>
-    </w:p>
-    <w:p>
-      <w:r>
-        <w:t>________________________________________________________________</w:t>
-      </w:r>
-    </w:p>
-    <w:p>
-      <w:r>
-        <w:t>________________________________________________________________</w:t>
-      </w:r>
-    </w:p>
-    <w:p>
-      <w:r>
-        <w:t>________________________________________________________________</w:t>
-      </w:r>
-    </w:p>
-    <w:p>
-      <w:pPr>
-        <w:spacing w:line="336" w:lineRule="auto" w:after="180"/>
-      </w:pPr>
+        <w:t xml:space="preserve"> and terminology of testing pure components. Short practice: Predict the formatter </w:t>
+      </w:r>
+      <w:r>
+        <w:rPr>
+          <w:b/>
+        </w:rPr>
+        <w:t>output</w:t>
+      </w:r>
       <w:r>
         <w:rPr>
           <w:b w:val="0"/>
         </w:rPr>
-        <w:t xml:space="preserve">If you are unsure, return to the worked picture and explain one arrow. If you are ready, change an </w:t>
+        <w:t>s for 7 and 12, including spacing.</w:t>
+      </w:r>
+    </w:p>
+    <w:p>
+      <w:pPr>
+        <w:spacing w:line="336" w:lineRule="auto" w:after="180"/>
+      </w:pPr>
+      <w:r>
+        <w:rPr>
+          <w:b w:val="0"/>
+        </w:rPr>
+        <w:t xml:space="preserve">Why does </w:t>
       </w:r>
       <w:r>
         <w:rPr>
@@ -3197,19 +4901,30 @@
         <w:rPr>
           <w:b w:val="0"/>
         </w:rPr>
-        <w:t xml:space="preserve"> or assumption and justify your </w:t>
+        <w:t xml:space="preserve"> 0 need rejection under this contract rather than an ordinary formatted response?. Return to this week and explain what you changed.</w:t>
+      </w:r>
+    </w:p>
+    <w:p>
+      <w:pPr>
+        <w:spacing w:line="336" w:lineRule="auto" w:after="180"/>
+      </w:pPr>
+      <w:r>
+        <w:rPr>
+          <w:b w:val="0"/>
+        </w:rPr>
+        <w:t xml:space="preserve">Review Authentication and authorisation (ai-6/5). Goal: Explain the </w:t>
       </w:r>
       <w:r>
         <w:rPr>
           <w:b/>
         </w:rPr>
-        <w:t>prediction</w:t>
+        <w:t>mechanism</w:t>
       </w:r>
       <w:r>
         <w:rPr>
           <w:b w:val="0"/>
         </w:rPr>
-        <w:t>.</w:t>
+        <w:t xml:space="preserve"> and terminology of authentication and authorisation. Short practice: Explain why Jo’s valid volunteer login does not permit editing C.</w:t>
       </w:r>
     </w:p>
     <w:p>
@@ -3220,7 +4935,52 @@
         <w:rPr>
           <w:b w:val="0"/>
         </w:rPr>
-        <w:t xml:space="preserve">Save your workbook </w:t>
+        <w:t>Which trusted role change allows the action, and why is a role written in the request insufficient?. Return to this week and explain what you changed.</w:t>
+      </w:r>
+    </w:p>
+    <w:p>
+      <w:pPr>
+        <w:spacing w:line="336" w:lineRule="auto" w:after="180"/>
+      </w:pPr>
+      <w:r>
+        <w:rPr>
+          <w:b w:val="0"/>
+        </w:rPr>
+        <w:t xml:space="preserve">Review Architecture and data flow (ai-6/2). Goal: Explain the </w:t>
+      </w:r>
+      <w:r>
+        <w:rPr>
+          <w:b/>
+        </w:rPr>
+        <w:t>mechanism</w:t>
+      </w:r>
+      <w:r>
+        <w:rPr>
+          <w:b w:val="0"/>
+        </w:rPr>
+        <w:t xml:space="preserve"> and terminology of architecture and data flow. Short practice: Label what moves along the library request, retrieval and drafting arrows.</w:t>
+      </w:r>
+    </w:p>
+    <w:p>
+      <w:pPr>
+        <w:spacing w:line="336" w:lineRule="auto" w:after="180"/>
+      </w:pPr>
+      <w:r>
+        <w:rPr>
+          <w:b w:val="0"/>
+        </w:rPr>
+        <w:t>Where does 17:30 come from, and why must the service stop if the retrieval arrow is disconnected?. Return to this week and explain what you changed.</w:t>
+      </w:r>
+    </w:p>
+    <w:p>
+      <w:pPr>
+        <w:spacing w:line="336" w:lineRule="auto" w:after="180"/>
+      </w:pPr>
+      <w:r>
+        <w:rPr>
+          <w:b w:val="0"/>
+        </w:rPr>
+        <w:t xml:space="preserve">Use Download completed work in the hosted lesson to export your answers, reflections, practice feedback and code-run </w:t>
       </w:r>
       <w:r>
         <w:rPr>
@@ -3232,20 +4992,26 @@
         <w:rPr>
           <w:b w:val="0"/>
         </w:rPr>
-        <w:t>. At the next review, try a different case before opening your old answer.</w:t>
-      </w:r>
-    </w:p>
-    <w:p>
-      <w:pPr>
-        <w:pStyle w:val="Heading1"/>
-      </w:pPr>
-      <w:r>
-        <w:t>17. Supported practice, repair and portfolio</w:t>
-      </w:r>
-    </w:p>
-    <w:p>
-      <w:r>
-        <w:t>Attempt supported questions before using hints or feedback. Review a missing building block, then keep the completed work.</w:t>
+        <w:t>. Open the HTML copy to read or print it.</w:t>
+      </w:r>
+    </w:p>
+    <w:p>
+      <w:pPr>
+        <w:spacing w:line="336" w:lineRule="auto" w:after="180"/>
+      </w:pPr>
+      <w:r>
+        <w:rPr>
+          <w:b w:val="0"/>
+        </w:rPr>
+        <w:t>Drafts stay in this browser when storage is available; clear drafts on a shared device.</w:t>
+      </w:r>
+    </w:p>
+    <w:p>
+      <w:pPr>
+        <w:pStyle w:val="Heading2"/>
+      </w:pPr>
+      <w:r>
+        <w:t>Earlier wording, alternatives and picture transcripts · reference / check after trying</w:t>
       </w:r>
     </w:p>
     <w:p>
@@ -3261,68 +5027,10 @@
     </w:p>
     <w:p>
       <w:pPr>
-        <w:spacing w:line="336" w:lineRule="auto" w:after="180"/>
-      </w:pPr>
-      <w:r>
-        <w:rPr>
-          <w:b w:val="0"/>
-        </w:rPr>
-        <w:t>Judge two summaries with a rubric. A summariser must preserve two supplied facts and use at most 20 words.</w:t>
-      </w:r>
-    </w:p>
-    <w:p>
-      <w:pPr>
         <w:pStyle w:val="Heading3"/>
       </w:pPr>
       <w:r>
-        <w:t>Practice 1: explain the deciding evidence</w:t>
-      </w:r>
-    </w:p>
-    <w:p>
-      <w:pPr>
-        <w:spacing w:line="336" w:lineRule="auto" w:after="180"/>
-      </w:pPr>
-      <w:r>
-        <w:rPr>
-          <w:b w:val="0"/>
-        </w:rPr>
-        <w:t>Which labelled step matches this detail? It is short, but room D contradicts room B.</w:t>
-      </w:r>
-    </w:p>
-    <w:p>
-      <w:pPr>
-        <w:spacing w:line="336" w:lineRule="auto" w:after="180"/>
-        <w:shd w:fill="F4F9FC"/>
-      </w:pPr>
-      <w:r>
-        <w:rPr>
-          <w:b w:val="0"/>
-        </w:rPr>
-        <w:t>1. Check second reply</w:t>
-      </w:r>
-    </w:p>
-    <w:p>
-      <w:pPr>
-        <w:spacing w:line="336" w:lineRule="auto" w:after="180"/>
-        <w:shd w:fill="F4F9FC"/>
-      </w:pPr>
-      <w:r>
-        <w:rPr>
-          <w:b w:val="0"/>
-        </w:rPr>
-        <w:t>2. Check first reply</w:t>
-      </w:r>
-    </w:p>
-    <w:p>
-      <w:pPr>
-        <w:spacing w:line="336" w:lineRule="auto" w:after="180"/>
-        <w:shd w:fill="F4F9FC"/>
-      </w:pPr>
-      <w:r>
-        <w:rPr>
-          <w:b w:val="0"/>
-        </w:rPr>
-        <w:t>3. Identify facts</w:t>
+        <w:t>Repair a missing building block</w:t>
       </w:r>
     </w:p>
     <w:p>
@@ -3330,439 +5038,25 @@
         <w:pStyle w:val="Heading3"/>
       </w:pPr>
       <w:r>
-        <w:t>My selected conclusion, deciding fact and explanation</w:t>
-      </w:r>
-    </w:p>
-    <w:p>
-      <w:r>
-        <w:t>________________________________________________________________</w:t>
-      </w:r>
-    </w:p>
-    <w:p>
-      <w:r>
-        <w:t>________________________________________________________________</w:t>
-      </w:r>
-    </w:p>
-    <w:p>
-      <w:r>
-        <w:t>________________________________________________________________</w:t>
-      </w:r>
-    </w:p>
-    <w:p>
-      <w:r>
-        <w:t>________________________________________________________________</w:t>
-      </w:r>
-    </w:p>
-    <w:p>
-      <w:r>
-        <w:t>________________________________________________________________</w:t>
-      </w:r>
-    </w:p>
-    <w:p>
-      <w:pPr>
-        <w:pStyle w:val="Heading3"/>
-      </w:pPr>
-      <w:r>
-        <w:t>Hint · try first</w:t>
-      </w:r>
-    </w:p>
-    <w:p>
-      <w:pPr>
-        <w:spacing w:line="336" w:lineRule="auto" w:after="180"/>
-        <w:shd w:fill="F1F6F8"/>
-      </w:pPr>
-      <w:r>
-        <w:rPr>
-          <w:b w:val="0"/>
-        </w:rPr>
-        <w:t>Hint if needed: Read the steps in the pictorial case. Match the supplied detail to the stage that performs or records it.</w:t>
-      </w:r>
-    </w:p>
-    <w:p>
-      <w:pPr>
-        <w:pStyle w:val="Heading3"/>
-      </w:pPr>
-      <w:r>
-        <w:t>Feedback · compare after trying</w:t>
-      </w:r>
-    </w:p>
-    <w:p>
-      <w:pPr>
-        <w:spacing w:line="336" w:lineRule="auto" w:after="180"/>
-        <w:shd w:fill="F1F6FC"/>
-      </w:pPr>
-      <w:r>
-        <w:rPr>
-          <w:b w:val="0"/>
-        </w:rPr>
-        <w:t>After your attempt, compare with the supported explanation: Check second reply It is short, but room D contradicts room B. A behaviour contract can accept different wording while requiring the same facts.</w:t>
-      </w:r>
-    </w:p>
-    <w:p>
-      <w:pPr>
-        <w:spacing w:line="336" w:lineRule="auto" w:after="180"/>
-        <w:shd w:fill="F1F6FC"/>
-      </w:pPr>
-      <w:r>
-        <w:rPr>
-          <w:b w:val="0"/>
-        </w:rPr>
-        <w:t>Short, fluent text may still fail factual support.</w:t>
-      </w:r>
-    </w:p>
-    <w:p>
-      <w:pPr>
-        <w:pStyle w:val="Heading3"/>
-      </w:pPr>
-      <w:r>
-        <w:t>Practice 2: explain the deciding evidence</w:t>
-      </w:r>
-    </w:p>
-    <w:p>
-      <w:pPr>
-        <w:pStyle w:val="Heading3"/>
-      </w:pPr>
-      <w:r>
-        <w:t>Changed case · predict first</w:t>
-      </w:r>
-    </w:p>
-    <w:p>
-      <w:pPr>
-        <w:spacing w:line="336" w:lineRule="auto" w:after="180"/>
-        <w:shd w:fill="F5F1FB"/>
-      </w:pPr>
-      <w:r>
-        <w:rPr>
-          <w:b w:val="0"/>
-        </w:rPr>
-        <w:t>Changed-case practice: Use a 25-word answer that preserves both facts. Which conclusion is supported by the supplied facts?</w:t>
-      </w:r>
-    </w:p>
-    <w:p>
-      <w:pPr>
-        <w:spacing w:line="336" w:lineRule="auto" w:after="180"/>
-        <w:shd w:fill="F4F9FC"/>
-      </w:pPr>
-      <w:r>
-        <w:rPr>
-          <w:b w:val="0"/>
-        </w:rPr>
-        <w:t xml:space="preserve">1. We can decide the result without examining the changed </w:t>
-      </w:r>
-      <w:r>
-        <w:rPr>
-          <w:b/>
-        </w:rPr>
-        <w:t>input</w:t>
-      </w:r>
-      <w:r>
-        <w:rPr>
-          <w:b w:val="0"/>
-        </w:rPr>
-        <w:t xml:space="preserve"> or the procedure.</w:t>
-      </w:r>
-    </w:p>
-    <w:p>
-      <w:pPr>
-        <w:spacing w:line="336" w:lineRule="auto" w:after="180"/>
-        <w:shd w:fill="F4F9FC"/>
-      </w:pPr>
-      <w:r>
-        <w:rPr>
-          <w:b w:val="0"/>
-        </w:rPr>
-        <w:t xml:space="preserve">2. This one example guarantees correct results for every future </w:t>
-      </w:r>
-      <w:r>
-        <w:rPr>
-          <w:b/>
-        </w:rPr>
-        <w:t>input</w:t>
-      </w:r>
-      <w:r>
-        <w:rPr>
-          <w:b w:val="0"/>
-        </w:rPr>
-        <w:t>.</w:t>
-      </w:r>
-    </w:p>
-    <w:p>
-      <w:pPr>
-        <w:spacing w:line="336" w:lineRule="auto" w:after="180"/>
-        <w:shd w:fill="F4F9FC"/>
-      </w:pPr>
-      <w:r>
-        <w:rPr>
-          <w:b w:val="0"/>
-        </w:rPr>
-        <w:t>3. It passes support but fails the length requirement.</w:t>
-      </w:r>
-    </w:p>
-    <w:p>
-      <w:pPr>
-        <w:pStyle w:val="Heading3"/>
-      </w:pPr>
-      <w:r>
-        <w:t>My selected conclusion, deciding fact and explanation</w:t>
-      </w:r>
-    </w:p>
-    <w:p>
-      <w:r>
-        <w:t>________________________________________________________________</w:t>
-      </w:r>
-    </w:p>
-    <w:p>
-      <w:r>
-        <w:t>________________________________________________________________</w:t>
-      </w:r>
-    </w:p>
-    <w:p>
-      <w:r>
-        <w:t>________________________________________________________________</w:t>
-      </w:r>
-    </w:p>
-    <w:p>
-      <w:r>
-        <w:t>________________________________________________________________</w:t>
-      </w:r>
-    </w:p>
-    <w:p>
-      <w:r>
-        <w:t>________________________________________________________________</w:t>
-      </w:r>
-    </w:p>
-    <w:p>
-      <w:pPr>
-        <w:pStyle w:val="Heading3"/>
-      </w:pPr>
-      <w:r>
-        <w:t>Hint · try first</w:t>
-      </w:r>
-    </w:p>
-    <w:p>
-      <w:pPr>
-        <w:spacing w:line="336" w:lineRule="auto" w:after="180"/>
-        <w:shd w:fill="F1F6F8"/>
-      </w:pPr>
-      <w:r>
-        <w:rPr>
-          <w:b w:val="0"/>
-        </w:rPr>
-        <w:t>Hint if needed: Use the changed condition and the deciding step in the pictorial trace. The answer must say what follows from those facts.</w:t>
-      </w:r>
-    </w:p>
-    <w:p>
-      <w:pPr>
-        <w:pStyle w:val="Heading3"/>
-      </w:pPr>
-      <w:r>
-        <w:t>Feedback · compare after trying</w:t>
-      </w:r>
-    </w:p>
-    <w:p>
-      <w:pPr>
-        <w:spacing w:line="336" w:lineRule="auto" w:after="180"/>
-        <w:shd w:fill="F1F6FC"/>
-      </w:pPr>
-      <w:r>
-        <w:rPr>
-          <w:b w:val="0"/>
-        </w:rPr>
-        <w:t>After your attempt, compare with the supported explanation: It passes support but fails the length requirement. Every mandatory criterion must pass; facts do not erase a length violation.</w:t>
-      </w:r>
-    </w:p>
-    <w:p>
-      <w:pPr>
-        <w:pStyle w:val="Heading3"/>
-      </w:pPr>
-      <w:r>
-        <w:t>Repair a missing building block</w:t>
-      </w:r>
-    </w:p>
-    <w:p>
-      <w:pPr>
-        <w:spacing w:line="336" w:lineRule="auto" w:after="180"/>
-      </w:pPr>
-      <w:r>
-        <w:rPr>
-          <w:b w:val="0"/>
-        </w:rPr>
-        <w:t xml:space="preserve">Review Testing pure components (ai-6/7). Goal: Explain the </w:t>
-      </w:r>
-      <w:r>
-        <w:rPr>
-          <w:b/>
-        </w:rPr>
-        <w:t>mechanism</w:t>
-      </w:r>
-      <w:r>
-        <w:rPr>
-          <w:b w:val="0"/>
-        </w:rPr>
-        <w:t xml:space="preserve"> and terminology of testing pure components. Short practice: Predict the formatter </w:t>
-      </w:r>
-      <w:r>
-        <w:rPr>
-          <w:b/>
-        </w:rPr>
-        <w:t>output</w:t>
-      </w:r>
-      <w:r>
-        <w:rPr>
-          <w:b w:val="0"/>
-        </w:rPr>
-        <w:t>s for 7 and 12, including spacing.</w:t>
-      </w:r>
-    </w:p>
-    <w:p>
-      <w:pPr>
-        <w:spacing w:line="336" w:lineRule="auto" w:after="180"/>
-      </w:pPr>
-      <w:r>
-        <w:rPr>
-          <w:b w:val="0"/>
-        </w:rPr>
-        <w:t xml:space="preserve">Why does </w:t>
-      </w:r>
-      <w:r>
-        <w:rPr>
-          <w:b/>
-        </w:rPr>
-        <w:t>input</w:t>
-      </w:r>
-      <w:r>
-        <w:rPr>
-          <w:b w:val="0"/>
-        </w:rPr>
-        <w:t xml:space="preserve"> 0 need rejection under this contract rather than an ordinary formatted response?. Return to this week and explain what you changed.</w:t>
-      </w:r>
-    </w:p>
-    <w:p>
-      <w:pPr>
-        <w:spacing w:line="336" w:lineRule="auto" w:after="180"/>
-      </w:pPr>
-      <w:r>
-        <w:rPr>
-          <w:b w:val="0"/>
-        </w:rPr>
-        <w:t xml:space="preserve">Review Authentication and authorisation (ai-6/5). Goal: Explain the </w:t>
-      </w:r>
-      <w:r>
-        <w:rPr>
-          <w:b/>
-        </w:rPr>
-        <w:t>mechanism</w:t>
-      </w:r>
-      <w:r>
-        <w:rPr>
-          <w:b w:val="0"/>
-        </w:rPr>
-        <w:t xml:space="preserve"> and terminology of authentication and authorisation. Short practice: Explain why Jo’s valid volunteer login does not permit editing C.</w:t>
-      </w:r>
-    </w:p>
-    <w:p>
-      <w:pPr>
-        <w:spacing w:line="336" w:lineRule="auto" w:after="180"/>
-      </w:pPr>
-      <w:r>
-        <w:rPr>
-          <w:b w:val="0"/>
-        </w:rPr>
-        <w:t>Which trusted role change allows the action, and why is a role written in the request insufficient?. Return to this week and explain what you changed.</w:t>
-      </w:r>
-    </w:p>
-    <w:p>
-      <w:pPr>
-        <w:spacing w:line="336" w:lineRule="auto" w:after="180"/>
-      </w:pPr>
-      <w:r>
-        <w:rPr>
-          <w:b w:val="0"/>
-        </w:rPr>
-        <w:t xml:space="preserve">Review Architecture and data flow (ai-6/2). Goal: Explain the </w:t>
-      </w:r>
-      <w:r>
-        <w:rPr>
-          <w:b/>
-        </w:rPr>
-        <w:t>mechanism</w:t>
-      </w:r>
-      <w:r>
-        <w:rPr>
-          <w:b w:val="0"/>
-        </w:rPr>
-        <w:t xml:space="preserve"> and terminology of architecture and data flow. Short practice: Label what moves along the library request, retrieval and drafting arrows.</w:t>
-      </w:r>
-    </w:p>
-    <w:p>
-      <w:pPr>
-        <w:spacing w:line="336" w:lineRule="auto" w:after="180"/>
-      </w:pPr>
-      <w:r>
-        <w:rPr>
-          <w:b w:val="0"/>
-        </w:rPr>
-        <w:t>Where does 17:30 come from, and why must the service stop if the retrieval arrow is disconnected?. Return to this week and explain what you changed.</w:t>
-      </w:r>
-    </w:p>
-    <w:p>
-      <w:pPr>
-        <w:pStyle w:val="Heading3"/>
-      </w:pPr>
-      <w:r>
         <w:t>Keep your completed work</w:t>
       </w:r>
     </w:p>
     <w:p>
       <w:pPr>
-        <w:spacing w:line="336" w:lineRule="auto" w:after="180"/>
-      </w:pPr>
-      <w:r>
-        <w:rPr>
-          <w:b w:val="0"/>
-        </w:rPr>
-        <w:t xml:space="preserve">Use Download completed work in the hosted lesson to export your answers, reflections, practice feedback and code-run </w:t>
-      </w:r>
-      <w:r>
-        <w:rPr>
-          <w:b/>
-        </w:rPr>
-        <w:t>evidence</w:t>
-      </w:r>
-      <w:r>
-        <w:rPr>
-          <w:b w:val="0"/>
-        </w:rPr>
-        <w:t>. Open the HTML copy to read or print it.</w:t>
-      </w:r>
-    </w:p>
-    <w:p>
-      <w:pPr>
-        <w:spacing w:line="336" w:lineRule="auto" w:after="180"/>
-      </w:pPr>
-      <w:r>
-        <w:rPr>
-          <w:b w:val="0"/>
-        </w:rPr>
-        <w:t>Drafts stay in this browser when storage is available; clear drafts on a shared device.</w:t>
-      </w:r>
-    </w:p>
-    <w:p>
-      <w:pPr>
         <w:pStyle w:val="Heading1"/>
       </w:pPr>
       <w:r>
-        <w:t>18. Visual concept journey</w:t>
-      </w:r>
-    </w:p>
-    <w:p>
-      <w:r>
-        <w:t>Explain each Testing model-dependent behaviour graphic using its labels, deciding evidence and relevant limitation.</w:t>
-      </w:r>
-    </w:p>
-    <w:p>
-      <w:pPr>
-        <w:pStyle w:val="Heading3"/>
+        <w:t>18. Reference · Six-picture concept journey</w:t>
+      </w:r>
+    </w:p>
+    <w:p>
+      <w:r>
+        <w:t>Choose the picture that supports the current explanation.</w:t>
+      </w:r>
+    </w:p>
+    <w:p>
+      <w:pPr>
+        <w:pStyle w:val="Heading2"/>
       </w:pPr>
       <w:r>
         <w:t>01. Testing model-dependent behaviour: the case</w:t>
@@ -3773,7 +5067,7 @@
         <w:drawing>
           <wp:inline xmlns:a="http://schemas.openxmlformats.org/drawingml/2006/main" xmlns:pic="http://schemas.openxmlformats.org/drawingml/2006/picture">
             <wp:extent cx="5486400" cy="2834640"/>
-            <wp:docPr id="2" name="Picture 2" descr="Judge two summaries with a rubric. A summariser must preserve two supplied facts and use at most 20 words. Supplied facts: Facts: club meets Friday, room B. Recorded replies: &quot;Friday in room B&quot; and &quot;Friday in room D&quot;."/>
+            <wp:docPr id="4" name="Picture 4" descr="Judge two summaries with a rubric. A summariser must preserve two supplied facts and use at most 20 words. Supplied facts: Facts: club meets Friday, room B. Recorded replies: &quot;Friday in room B&quot; and &quot;Friday in room D&quot;."/>
             <wp:cNvGraphicFramePr>
               <a:graphicFrameLocks noChangeAspect="1"/>
             </wp:cNvGraphicFramePr>
@@ -3785,7 +5079,7 @@
                     <pic:cNvPicPr/>
                   </pic:nvPicPr>
                   <pic:blipFill>
-                    <a:blip r:embed="rId10"/>
+                    <a:blip r:embed="rId12"/>
                     <a:stretch>
                       <a:fillRect/>
                     </a:stretch>
@@ -3818,7 +5112,6 @@
     <w:p>
       <w:pPr>
         <w:spacing w:line="336" w:lineRule="auto" w:after="180"/>
-        <w:shd w:fill="F5F1FB"/>
       </w:pPr>
       <w:r>
         <w:rPr>
@@ -3829,7 +5122,7 @@
     </w:p>
     <w:p>
       <w:pPr>
-        <w:pStyle w:val="Heading3"/>
+        <w:pStyle w:val="Heading2"/>
       </w:pPr>
       <w:r>
         <w:t>02. Follow the deciding steps</w:t>
@@ -3840,7 +5133,7 @@
         <w:drawing>
           <wp:inline xmlns:a="http://schemas.openxmlformats.org/drawingml/2006/main" xmlns:pic="http://schemas.openxmlformats.org/drawingml/2006/picture">
             <wp:extent cx="5486400" cy="3182112"/>
-            <wp:docPr id="3" name="Picture 3" descr="Identify facts: The answer must retain Friday and room B. → Check first reply: Its four words preserve both supplied facts. → Check second reply: It is short, but room D contradicts room B."/>
+            <wp:docPr id="5" name="Picture 5" descr="Identify facts: The answer must retain Friday and room B. → Check first reply: Its four words preserve both supplied facts. → Check second reply: It is short, but room D contradicts room B."/>
             <wp:cNvGraphicFramePr>
               <a:graphicFrameLocks noChangeAspect="1"/>
             </wp:cNvGraphicFramePr>
@@ -3852,7 +5145,7 @@
                     <pic:cNvPicPr/>
                   </pic:nvPicPr>
                   <pic:blipFill>
-                    <a:blip r:embed="rId11"/>
+                    <a:blip r:embed="rId9"/>
                     <a:stretch>
                       <a:fillRect/>
                     </a:stretch>
@@ -3885,7 +5178,6 @@
     <w:p>
       <w:pPr>
         <w:spacing w:line="336" w:lineRule="auto" w:after="180"/>
-        <w:shd w:fill="F5F1FB"/>
       </w:pPr>
       <w:r>
         <w:rPr>
@@ -3908,7 +5200,7 @@
     </w:p>
     <w:p>
       <w:pPr>
-        <w:pStyle w:val="Heading3"/>
+        <w:pStyle w:val="Heading2"/>
       </w:pPr>
       <w:r>
         <w:t>03. Testing model-dependent behaviour — evidence trace</w:t>
@@ -3919,7 +5211,7 @@
         <w:drawing>
           <wp:inline xmlns:a="http://schemas.openxmlformats.org/drawingml/2006/main" xmlns:pic="http://schemas.openxmlformats.org/drawingml/2006/picture">
             <wp:extent cx="5486400" cy="2996184"/>
-            <wp:docPr id="4" name="Picture 4" descr="Testing model-dependent behaviour — evidence trace. Five runs on one case yield three fully supported valid responses and two unsupported capacities. | Use fixed evidence and rubric per case. Require supported room/capacity, valid schema and no actions. Repeats estimate observed variation for this case; they are not additional independent users. | Observed contract pass 3/5=60% over five runs of one case. Preserve both failures and the repeated-case denominator."/>
+            <wp:docPr id="6" name="Picture 6" descr="Testing model-dependent behaviour — evidence trace. Five runs on one case yield three fully supported valid responses and two unsupported capacities. | Use fixed evidence and rubric per case. Require supported room/capacity, valid schema and no actions. Repeats estimate observed variation for this case; they are not additional independent users. | Observed contract pass 3/5=60% over five runs of one case. Preserve both failures and the repeated-case denominator."/>
             <wp:cNvGraphicFramePr>
               <a:graphicFrameLocks noChangeAspect="1"/>
             </wp:cNvGraphicFramePr>
@@ -3931,7 +5223,7 @@
                     <pic:cNvPicPr/>
                   </pic:nvPicPr>
                   <pic:blipFill>
-                    <a:blip r:embed="rId12"/>
+                    <a:blip r:embed="rId13"/>
                     <a:stretch>
                       <a:fillRect/>
                     </a:stretch>
@@ -4022,7 +5314,6 @@
     <w:p>
       <w:pPr>
         <w:spacing w:line="336" w:lineRule="auto" w:after="180"/>
-        <w:shd w:fill="F5F1FB"/>
       </w:pPr>
       <w:r>
         <w:rPr>
@@ -4033,7 +5324,7 @@
     </w:p>
     <w:p>
       <w:pPr>
-        <w:pStyle w:val="Heading3"/>
+        <w:pStyle w:val="Heading2"/>
       </w:pPr>
       <w:r>
         <w:t>04. Change one thing. Trace what follows.</w:t>
@@ -4044,7 +5335,7 @@
         <w:drawing>
           <wp:inline xmlns:a="http://schemas.openxmlformats.org/drawingml/2006/main" xmlns:pic="http://schemas.openxmlformats.org/drawingml/2006/picture">
             <wp:extent cx="5486400" cy="3026664"/>
-            <wp:docPr id="5" name="Picture 5" descr="Original case: It is short, but room D contradicts room B. Changed condition: Use a 25-word answer that preserves both facts. Expected result: It passes support but fails the length requirement. Reason: Every mandatory criterion must pass; facts do not erase a length violation."/>
+            <wp:docPr id="7" name="Picture 7" descr="Original case: It is short, but room D contradicts room B. Changed condition: Use a 25-word answer that preserves both facts. Expected result: It passes support but fails the length requirement. Reason: Every mandatory criterion must pass; facts do not erase a length violation."/>
             <wp:cNvGraphicFramePr>
               <a:graphicFrameLocks noChangeAspect="1"/>
             </wp:cNvGraphicFramePr>
@@ -4056,7 +5347,7 @@
                     <pic:cNvPicPr/>
                   </pic:nvPicPr>
                   <pic:blipFill>
-                    <a:blip r:embed="rId13"/>
+                    <a:blip r:embed="rId10"/>
                     <a:stretch>
                       <a:fillRect/>
                     </a:stretch>
@@ -4100,7 +5391,6 @@
     <w:p>
       <w:pPr>
         <w:spacing w:line="336" w:lineRule="auto" w:after="180"/>
-        <w:shd w:fill="F5F1FB"/>
       </w:pPr>
       <w:r>
         <w:rPr>
@@ -4111,7 +5401,7 @@
     </w:p>
     <w:p>
       <w:pPr>
-        <w:pStyle w:val="Heading3"/>
+        <w:pStyle w:val="Heading2"/>
       </w:pPr>
       <w:r>
         <w:t>05. Connect the explanation to its limit</w:t>
@@ -4122,7 +5412,7 @@
         <w:drawing>
           <wp:inline xmlns:a="http://schemas.openxmlformats.org/drawingml/2006/main" xmlns:pic="http://schemas.openxmlformats.org/drawingml/2006/picture">
             <wp:extent cx="5486400" cy="2834640"/>
-            <wp:docPr id="6" name="Picture 6" descr="A behaviour contract can accept different wording while requiring the same facts. Short, fluent text may still fail factual support. Limit: Two recorded replies do not estimate future reliability; define run conditions and test wider case coverage."/>
+            <wp:docPr id="8" name="Picture 8" descr="A behaviour contract can accept different wording while requiring the same facts. Short, fluent text may still fail factual support. Limit: Two recorded replies do not estimate future reliability; define run conditions and test wider case coverage."/>
             <wp:cNvGraphicFramePr>
               <a:graphicFrameLocks noChangeAspect="1"/>
             </wp:cNvGraphicFramePr>
@@ -4178,7 +5468,6 @@
     <w:p>
       <w:pPr>
         <w:spacing w:line="336" w:lineRule="auto" w:after="180"/>
-        <w:shd w:fill="F5F1FB"/>
       </w:pPr>
       <w:r>
         <w:rPr>
@@ -4189,7 +5478,7 @@
     </w:p>
     <w:p>
       <w:pPr>
-        <w:pStyle w:val="Heading3"/>
+        <w:pStyle w:val="Heading2"/>
       </w:pPr>
       <w:r>
         <w:t>06. Make the idea visible in your project</w:t>
@@ -4200,7 +5489,7 @@
         <w:drawing>
           <wp:inline xmlns:a="http://schemas.openxmlformats.org/drawingml/2006/main" xmlns:pic="http://schemas.openxmlformats.org/drawingml/2006/picture">
             <wp:extent cx="5486400" cy="3529584"/>
-            <wp:docPr id="7" name="Picture 7" descr="For the Grounded Learning Service, retain an annotated trace and the changed-case result. Name the contract or evidence that makes the deciding step valid, so another team can review it. Draw your input, deciding step, result and limit. Supported question: Score &quot;Friday in room B&quot; and &quot;Friday in room D&quot; against both mandatory criteria. Would a correct 25-word response pass, and why?"/>
+            <wp:docPr id="9" name="Picture 9" descr="For the Grounded Learning Service, retain an annotated trace and the changed-case result. Name the contract or evidence that makes the deciding step valid, so another team can review it. Draw your input, deciding step, result and limit. Supported question: Score &quot;Friday in room B&quot; and &quot;Friday in room D&quot; against both mandatory criteria. Would a correct 25-word response pass, and why?"/>
             <wp:cNvGraphicFramePr>
               <a:graphicFrameLocks noChangeAspect="1"/>
             </wp:cNvGraphicFramePr>
@@ -4280,7 +5569,6 @@
     <w:p>
       <w:pPr>
         <w:spacing w:line="336" w:lineRule="auto" w:after="180"/>
-        <w:shd w:fill="F5F1FB"/>
       </w:pPr>
       <w:r>
         <w:rPr>
@@ -4299,6 +5587,62 @@
           <w:b w:val="0"/>
         </w:rPr>
         <w:t>.</w:t>
+      </w:r>
+    </w:p>
+    <w:p>
+      <w:pPr>
+        <w:pStyle w:val="Heading2"/>
+      </w:pPr>
+      <w:r>
+        <w:t>Earlier wording, alternatives and picture transcripts · reference / check after trying</w:t>
+      </w:r>
+    </w:p>
+    <w:p>
+      <w:pPr>
+        <w:pStyle w:val="Heading3"/>
+      </w:pPr>
+      <w:r>
+        <w:t>01. Testing model-dependent behaviour: the case</w:t>
+      </w:r>
+    </w:p>
+    <w:p>
+      <w:pPr>
+        <w:pStyle w:val="Heading3"/>
+      </w:pPr>
+      <w:r>
+        <w:t>02. Follow the deciding steps</w:t>
+      </w:r>
+    </w:p>
+    <w:p>
+      <w:pPr>
+        <w:pStyle w:val="Heading3"/>
+      </w:pPr>
+      <w:r>
+        <w:t>03. Testing model-dependent behaviour — evidence trace</w:t>
+      </w:r>
+    </w:p>
+    <w:p>
+      <w:pPr>
+        <w:pStyle w:val="Heading3"/>
+      </w:pPr>
+      <w:r>
+        <w:t>04. Change one thing. Trace what follows.</w:t>
+      </w:r>
+    </w:p>
+    <w:p>
+      <w:pPr>
+        <w:pStyle w:val="Heading3"/>
+      </w:pPr>
+      <w:r>
+        <w:t>05. Connect the explanation to its limit</w:t>
+      </w:r>
+    </w:p>
+    <w:p>
+      <w:pPr>
+        <w:pStyle w:val="Heading3"/>
+      </w:pPr>
+      <w:r>
+        <w:t>06. Make the idea visible in your project</w:t>
       </w:r>
     </w:p>
     <w:sectPr>
